--- a/Docs/Amoba_Tesztelesi_Jegyzokonyv.docx
+++ b/Docs/Amoba_Tesztelesi_Jegyzokonyv.docx
@@ -23,7 +23,7 @@
     </w:p>
     <w:p>
       <w:pPr>
-        <w:pStyle w:val="678"/>
+        <w:pStyle w:val="887"/>
         <w:pBdr/>
         <w:spacing w:after="80"/>
         <w:ind/>
@@ -62,7 +62,7 @@
     </w:p>
     <w:tbl>
       <w:tblPr>
-        <w:tblStyle w:val="689"/>
+        <w:tblStyle w:val="898"/>
         <w:tblInd w:w="0" w:type="dxa"/>
         <w:tblW w:w="9600" w:type="dxa"/>
         <w:tblBorders>
@@ -393,7 +393,7 @@
     </w:p>
     <w:p>
       <w:pPr>
-        <w:pStyle w:val="668"/>
+        <w:pStyle w:val="877"/>
         <w:pBdr/>
         <w:spacing w:after="160" w:before="320"/>
         <w:ind/>
@@ -406,7 +406,7 @@
     </w:p>
     <w:tbl>
       <w:tblPr>
-        <w:tblStyle w:val="690"/>
+        <w:tblStyle w:val="899"/>
         <w:tblInd w:w="0" w:type="dxa"/>
         <w:tblW w:w="9600" w:type="dxa"/>
         <w:tblBorders>
@@ -423,8 +423,8 @@
       <w:tblGrid>
         <w:gridCol w:w="1400"/>
         <w:gridCol w:w="4600"/>
-        <w:gridCol w:w="2200"/>
-        <w:gridCol w:w="1400"/>
+        <w:gridCol w:w="2340"/>
+        <w:gridCol w:w="1260"/>
       </w:tblGrid>
       <w:tr>
         <w:trPr>
@@ -500,7 +500,7 @@
               <w:right w:w="110" w:type="dxa"/>
               <w:bottom w:w="90" w:type="dxa"/>
             </w:tcMar>
-            <w:tcW w:w="2200" w:type="dxa"/>
+            <w:tcW w:w="2340" w:type="dxa"/>
           </w:tcPr>
           <w:p>
             <w:pPr>
@@ -530,7 +530,7 @@
               <w:right w:w="110" w:type="dxa"/>
               <w:bottom w:w="90" w:type="dxa"/>
             </w:tcMar>
-            <w:tcW w:w="1400" w:type="dxa"/>
+            <w:tcW w:w="1260" w:type="dxa"/>
           </w:tcPr>
           <w:p>
             <w:pPr>
@@ -612,7 +612,7 @@
               <w:right w:w="110" w:type="dxa"/>
               <w:bottom w:w="90" w:type="dxa"/>
             </w:tcMar>
-            <w:tcW w:w="2200" w:type="dxa"/>
+            <w:tcW w:w="2340" w:type="dxa"/>
           </w:tcPr>
           <w:p>
             <w:pPr>
@@ -636,7 +636,7 @@
               <w:right w:w="110" w:type="dxa"/>
               <w:bottom w:w="90" w:type="dxa"/>
             </w:tcMar>
-            <w:tcW w:w="1400" w:type="dxa"/>
+            <w:tcW w:w="1260" w:type="dxa"/>
           </w:tcPr>
           <w:p>
             <w:pPr>
@@ -713,7 +713,7 @@
               <w:right w:w="110" w:type="dxa"/>
               <w:bottom w:w="90" w:type="dxa"/>
             </w:tcMar>
-            <w:tcW w:w="2200" w:type="dxa"/>
+            <w:tcW w:w="2340" w:type="dxa"/>
           </w:tcPr>
           <w:p>
             <w:pPr>
@@ -737,7 +737,7 @@
               <w:right w:w="110" w:type="dxa"/>
               <w:bottom w:w="90" w:type="dxa"/>
             </w:tcMar>
-            <w:tcW w:w="1400" w:type="dxa"/>
+            <w:tcW w:w="1260" w:type="dxa"/>
           </w:tcPr>
           <w:p>
             <w:pPr>
@@ -814,7 +814,7 @@
               <w:right w:w="110" w:type="dxa"/>
               <w:bottom w:w="90" w:type="dxa"/>
             </w:tcMar>
-            <w:tcW w:w="2200" w:type="dxa"/>
+            <w:tcW w:w="2340" w:type="dxa"/>
           </w:tcPr>
           <w:p>
             <w:pPr>
@@ -838,7 +838,7 @@
               <w:right w:w="110" w:type="dxa"/>
               <w:bottom w:w="90" w:type="dxa"/>
             </w:tcMar>
-            <w:tcW w:w="1400" w:type="dxa"/>
+            <w:tcW w:w="1260" w:type="dxa"/>
           </w:tcPr>
           <w:p>
             <w:pPr>
@@ -915,7 +915,7 @@
               <w:right w:w="110" w:type="dxa"/>
               <w:bottom w:w="90" w:type="dxa"/>
             </w:tcMar>
-            <w:tcW w:w="2200" w:type="dxa"/>
+            <w:tcW w:w="2340" w:type="dxa"/>
           </w:tcPr>
           <w:p>
             <w:pPr>
@@ -939,7 +939,7 @@
               <w:right w:w="110" w:type="dxa"/>
               <w:bottom w:w="90" w:type="dxa"/>
             </w:tcMar>
-            <w:tcW w:w="1400" w:type="dxa"/>
+            <w:tcW w:w="1260" w:type="dxa"/>
           </w:tcPr>
           <w:p>
             <w:pPr>
@@ -1019,7 +1019,7 @@
               <w:right w:w="110" w:type="dxa"/>
               <w:bottom w:w="90" w:type="dxa"/>
             </w:tcMar>
-            <w:tcW w:w="2200" w:type="dxa"/>
+            <w:tcW w:w="2340" w:type="dxa"/>
           </w:tcPr>
           <w:p>
             <w:pPr>
@@ -1029,7 +1029,10 @@
               <w:rPr/>
             </w:pPr>
             <w:r>
-              <w:t xml:space="preserve">Függőben (böngészős ellenőrzés kell)</w:t>
+              <w:rPr>
+                <w:lang w:val="hu-HU"/>
+              </w:rPr>
+              <w:t xml:space="preserve">Sikeres (javítás után)</w:t>
             </w:r>
             <w:r/>
           </w:p>
@@ -1043,7 +1046,7 @@
               <w:right w:w="110" w:type="dxa"/>
               <w:bottom w:w="90" w:type="dxa"/>
             </w:tcMar>
-            <w:tcW w:w="1400" w:type="dxa"/>
+            <w:tcW w:w="1260" w:type="dxa"/>
           </w:tcPr>
           <w:p>
             <w:pPr>
@@ -1062,6 +1065,440 @@
           </w:p>
         </w:tc>
       </w:tr>
+      <w:tr>
+        <w:trPr/>
+        <w:tc>
+          <w:tcPr>
+            <w:tcBorders/>
+            <w:tcMar>
+              <w:left w:w="110" w:type="dxa"/>
+              <w:top w:w="90" w:type="dxa"/>
+              <w:right w:w="110" w:type="dxa"/>
+              <w:bottom w:w="90" w:type="dxa"/>
+            </w:tcMar>
+            <w:tcW w:w="1400" w:type="dxa"/>
+            <w:vMerge w:val="restart"/>
+          </w:tcPr>
+          <w:p>
+            <w:pPr>
+              <w:pBdr/>
+              <w:spacing/>
+              <w:ind/>
+              <w:rPr/>
+            </w:pPr>
+            <w:r>
+              <w:rPr>
+                <w:lang w:val="hu-HU"/>
+              </w:rPr>
+              <w:t xml:space="preserve">TC-06</w:t>
+            </w:r>
+            <w:r/>
+          </w:p>
+        </w:tc>
+        <w:tc>
+          <w:tcPr>
+            <w:tcBorders/>
+            <w:tcMar>
+              <w:left w:w="110" w:type="dxa"/>
+              <w:top w:w="90" w:type="dxa"/>
+              <w:right w:w="110" w:type="dxa"/>
+              <w:bottom w:w="90" w:type="dxa"/>
+            </w:tcMar>
+            <w:tcW w:w="4600" w:type="dxa"/>
+            <w:vMerge w:val="restart"/>
+          </w:tcPr>
+          <w:p>
+            <w:pPr>
+              <w:pBdr/>
+              <w:spacing/>
+              <w:ind/>
+              <w:rPr/>
+            </w:pPr>
+            <w:r>
+              <w:rPr>
+                <w:b w:val="0"/>
+                <w:bCs w:val="0"/>
+                <w:sz w:val="20"/>
+                <w:szCs w:val="20"/>
+              </w:rPr>
+              <w:t xml:space="preserve">Váltás 5×5-ös táblára</w:t>
+            </w:r>
+            <w:r/>
+            <w:r/>
+          </w:p>
+        </w:tc>
+        <w:tc>
+          <w:tcPr>
+            <w:tcBorders/>
+            <w:tcMar>
+              <w:left w:w="110" w:type="dxa"/>
+              <w:top w:w="90" w:type="dxa"/>
+              <w:right w:w="110" w:type="dxa"/>
+              <w:bottom w:w="90" w:type="dxa"/>
+            </w:tcMar>
+            <w:tcW w:w="2340" w:type="dxa"/>
+            <w:vMerge w:val="restart"/>
+          </w:tcPr>
+          <w:p>
+            <w:pPr>
+              <w:pBdr/>
+              <w:spacing/>
+              <w:ind/>
+              <w:rPr/>
+            </w:pPr>
+            <w:r>
+              <w:rPr>
+                <w:b w:val="0"/>
+                <w:bCs w:val="0"/>
+                <w:sz w:val="20"/>
+                <w:szCs w:val="20"/>
+              </w:rPr>
+              <w:t xml:space="preserve">Sikertelen (javítás függőben)</w:t>
+            </w:r>
+            <w:r/>
+            <w:r/>
+          </w:p>
+        </w:tc>
+        <w:tc>
+          <w:tcPr>
+            <w:tcBorders/>
+            <w:tcMar>
+              <w:left w:w="110" w:type="dxa"/>
+              <w:top w:w="90" w:type="dxa"/>
+              <w:right w:w="110" w:type="dxa"/>
+              <w:bottom w:w="90" w:type="dxa"/>
+            </w:tcMar>
+            <w:tcW w:w="1260" w:type="dxa"/>
+            <w:vMerge w:val="restart"/>
+          </w:tcPr>
+          <w:p>
+            <w:pPr>
+              <w:pBdr/>
+              <w:spacing/>
+              <w:ind/>
+              <w:rPr/>
+            </w:pPr>
+            <w:r>
+              <w:rPr>
+                <w:b w:val="0"/>
+                <w:bCs w:val="0"/>
+                <w:sz w:val="20"/>
+                <w:szCs w:val="20"/>
+              </w:rPr>
+              <w:t xml:space="preserve">BUG-0</w:t>
+            </w:r>
+            <w:r>
+              <w:rPr>
+                <w:b w:val="0"/>
+                <w:bCs w:val="0"/>
+                <w:sz w:val="20"/>
+                <w:szCs w:val="20"/>
+                <w:lang w:val="hu-HU"/>
+              </w:rPr>
+              <w:t xml:space="preserve">6</w:t>
+            </w:r>
+            <w:r/>
+            <w:r/>
+          </w:p>
+        </w:tc>
+      </w:tr>
+      <w:tr>
+        <w:trPr/>
+        <w:tc>
+          <w:tcPr>
+            <w:tcBorders/>
+            <w:tcMar>
+              <w:left w:w="110" w:type="dxa"/>
+              <w:top w:w="90" w:type="dxa"/>
+              <w:right w:w="110" w:type="dxa"/>
+              <w:bottom w:w="90" w:type="dxa"/>
+            </w:tcMar>
+            <w:tcW w:w="1400" w:type="dxa"/>
+            <w:vMerge w:val="restart"/>
+          </w:tcPr>
+          <w:p>
+            <w:pPr>
+              <w:pBdr/>
+              <w:spacing/>
+              <w:ind/>
+              <w:rPr/>
+            </w:pPr>
+            <w:r>
+              <w:rPr>
+                <w:lang w:val="hu-HU"/>
+              </w:rPr>
+              <w:t xml:space="preserve">TC-07</w:t>
+            </w:r>
+            <w:r/>
+          </w:p>
+        </w:tc>
+        <w:tc>
+          <w:tcPr>
+            <w:tcBorders/>
+            <w:tcMar>
+              <w:left w:w="110" w:type="dxa"/>
+              <w:top w:w="90" w:type="dxa"/>
+              <w:right w:w="110" w:type="dxa"/>
+              <w:bottom w:w="90" w:type="dxa"/>
+            </w:tcMar>
+            <w:tcW w:w="4600" w:type="dxa"/>
+            <w:vMerge w:val="restart"/>
+          </w:tcPr>
+          <w:p>
+            <w:pPr>
+              <w:pBdr/>
+              <w:spacing/>
+              <w:ind/>
+              <w:rPr/>
+            </w:pPr>
+            <w:r>
+              <w:rPr>
+                <w:b w:val="0"/>
+                <w:bCs w:val="0"/>
+                <w:sz w:val="20"/>
+                <w:szCs w:val="20"/>
+              </w:rPr>
+              <w:t xml:space="preserve">Új játék gomb 5×5-ös módban</w:t>
+            </w:r>
+            <w:r/>
+            <w:r/>
+          </w:p>
+        </w:tc>
+        <w:tc>
+          <w:tcPr>
+            <w:tcBorders/>
+            <w:tcMar>
+              <w:left w:w="110" w:type="dxa"/>
+              <w:top w:w="90" w:type="dxa"/>
+              <w:right w:w="110" w:type="dxa"/>
+              <w:bottom w:w="90" w:type="dxa"/>
+            </w:tcMar>
+            <w:tcW w:w="2340" w:type="dxa"/>
+            <w:vMerge w:val="restart"/>
+          </w:tcPr>
+          <w:p>
+            <w:pPr>
+              <w:pBdr/>
+              <w:spacing/>
+              <w:ind/>
+              <w:rPr/>
+            </w:pPr>
+            <w:r>
+              <w:rPr>
+                <w:b w:val="0"/>
+                <w:bCs w:val="0"/>
+                <w:sz w:val="20"/>
+                <w:szCs w:val="20"/>
+              </w:rPr>
+              <w:t xml:space="preserve">Sikertelen (javítás függőben)</w:t>
+            </w:r>
+            <w:r/>
+            <w:r/>
+          </w:p>
+        </w:tc>
+        <w:tc>
+          <w:tcPr>
+            <w:tcBorders/>
+            <w:tcMar>
+              <w:left w:w="110" w:type="dxa"/>
+              <w:top w:w="90" w:type="dxa"/>
+              <w:right w:w="110" w:type="dxa"/>
+              <w:bottom w:w="90" w:type="dxa"/>
+            </w:tcMar>
+            <w:tcW w:w="1260" w:type="dxa"/>
+            <w:vMerge w:val="restart"/>
+          </w:tcPr>
+          <w:p>
+            <w:pPr>
+              <w:pBdr/>
+              <w:spacing/>
+              <w:ind/>
+              <w:rPr/>
+            </w:pPr>
+            <w:r>
+              <w:rPr>
+                <w:b w:val="0"/>
+                <w:bCs w:val="0"/>
+                <w:sz w:val="20"/>
+                <w:szCs w:val="20"/>
+              </w:rPr>
+              <w:t xml:space="preserve">BUG-0</w:t>
+            </w:r>
+            <w:r>
+              <w:rPr>
+                <w:b w:val="0"/>
+                <w:bCs w:val="0"/>
+                <w:sz w:val="20"/>
+                <w:szCs w:val="20"/>
+                <w:lang w:val="hu-HU"/>
+              </w:rPr>
+              <w:t xml:space="preserve">7</w:t>
+            </w:r>
+            <w:r/>
+            <w:r/>
+          </w:p>
+        </w:tc>
+      </w:tr>
+      <w:tr>
+        <w:trPr/>
+        <w:tc>
+          <w:tcPr>
+            <w:tcBorders/>
+            <w:tcMar>
+              <w:left w:w="110" w:type="dxa"/>
+              <w:top w:w="90" w:type="dxa"/>
+              <w:right w:w="110" w:type="dxa"/>
+              <w:bottom w:w="90" w:type="dxa"/>
+            </w:tcMar>
+            <w:tcW w:w="1400" w:type="dxa"/>
+            <w:vMerge w:val="restart"/>
+          </w:tcPr>
+          <w:p>
+            <w:pPr>
+              <w:pBdr/>
+              <w:spacing/>
+              <w:ind/>
+              <w:rPr/>
+            </w:pPr>
+            <w:r>
+              <w:rPr>
+                <w:b w:val="0"/>
+                <w:bCs w:val="0"/>
+                <w:sz w:val="20"/>
+                <w:szCs w:val="20"/>
+              </w:rPr>
+              <w:t xml:space="preserve">TC-0</w:t>
+            </w:r>
+            <w:r>
+              <w:rPr>
+                <w:b w:val="0"/>
+                <w:bCs w:val="0"/>
+                <w:sz w:val="20"/>
+                <w:szCs w:val="20"/>
+                <w:lang w:val="hu-HU"/>
+              </w:rPr>
+              <w:t xml:space="preserve">8</w:t>
+            </w:r>
+            <w:r/>
+            <w:r/>
+          </w:p>
+        </w:tc>
+        <w:tc>
+          <w:tcPr>
+            <w:tcBorders/>
+            <w:tcMar>
+              <w:left w:w="110" w:type="dxa"/>
+              <w:top w:w="90" w:type="dxa"/>
+              <w:right w:w="110" w:type="dxa"/>
+              <w:bottom w:w="90" w:type="dxa"/>
+            </w:tcMar>
+            <w:tcW w:w="4600" w:type="dxa"/>
+            <w:vMerge w:val="restart"/>
+          </w:tcPr>
+          <w:p>
+            <w:pPr>
+              <w:pBdr/>
+              <w:spacing/>
+              <w:ind/>
+              <w:rPr/>
+            </w:pPr>
+            <w:r>
+              <w:rPr>
+                <w:b w:val="0"/>
+                <w:bCs w:val="0"/>
+                <w:sz w:val="20"/>
+                <w:szCs w:val="20"/>
+              </w:rPr>
+              <w:t xml:space="preserve">A winning_fields formátuma győzelem után</w:t>
+            </w:r>
+            <w:r/>
+            <w:r/>
+          </w:p>
+        </w:tc>
+        <w:tc>
+          <w:tcPr>
+            <w:tcBorders/>
+            <w:tcMar>
+              <w:left w:w="110" w:type="dxa"/>
+              <w:top w:w="90" w:type="dxa"/>
+              <w:right w:w="110" w:type="dxa"/>
+              <w:bottom w:w="90" w:type="dxa"/>
+            </w:tcMar>
+            <w:tcW w:w="2340" w:type="dxa"/>
+            <w:vMerge w:val="restart"/>
+          </w:tcPr>
+          <w:p>
+            <w:pPr>
+              <w:pBdr/>
+              <w:spacing/>
+              <w:ind/>
+              <w:rPr/>
+            </w:pPr>
+            <w:r>
+              <w:rPr>
+                <w:b w:val="0"/>
+                <w:bCs w:val="0"/>
+                <w:sz w:val="20"/>
+                <w:szCs w:val="20"/>
+              </w:rPr>
+              <w:t xml:space="preserve">S</w:t>
+            </w:r>
+            <w:r>
+              <w:rPr>
+                <w:b w:val="0"/>
+                <w:bCs w:val="0"/>
+                <w:sz w:val="20"/>
+                <w:szCs w:val="20"/>
+                <w:lang w:val="hu-HU"/>
+              </w:rPr>
+              <w:t xml:space="preserve">ikertelen (javítás függőben)</w:t>
+            </w:r>
+            <w:r/>
+          </w:p>
+        </w:tc>
+        <w:tc>
+          <w:tcPr>
+            <w:tcBorders/>
+            <w:tcMar>
+              <w:left w:w="110" w:type="dxa"/>
+              <w:top w:w="90" w:type="dxa"/>
+              <w:right w:w="110" w:type="dxa"/>
+              <w:bottom w:w="90" w:type="dxa"/>
+            </w:tcMar>
+            <w:tcW w:w="1260" w:type="dxa"/>
+            <w:vMerge w:val="restart"/>
+          </w:tcPr>
+          <w:p>
+            <w:pPr>
+              <w:pBdr/>
+              <w:spacing/>
+              <w:ind/>
+              <w:rPr/>
+            </w:pPr>
+            <w:r>
+              <w:rPr>
+                <w:b w:val="0"/>
+                <w:bCs w:val="0"/>
+                <w:sz w:val="20"/>
+                <w:szCs w:val="20"/>
+              </w:rPr>
+              <w:t xml:space="preserve">BUG-0</w:t>
+            </w:r>
+            <w:r>
+              <w:rPr>
+                <w:b w:val="0"/>
+                <w:bCs w:val="0"/>
+                <w:sz w:val="20"/>
+                <w:szCs w:val="20"/>
+                <w:lang w:val="hu-HU"/>
+              </w:rPr>
+              <w:t xml:space="preserve">8</w:t>
+            </w:r>
+            <w:r/>
+            <w:r/>
+          </w:p>
+        </w:tc>
+      </w:tr>
     </w:tbl>
     <w:p>
       <w:pPr>
@@ -1087,7 +1524,7 @@
     </w:p>
     <w:p>
       <w:pPr>
-        <w:pStyle w:val="668"/>
+        <w:pStyle w:val="877"/>
         <w:pBdr/>
         <w:spacing w:after="160" w:before="320"/>
         <w:ind/>
@@ -1100,7 +1537,7 @@
     </w:p>
     <w:tbl>
       <w:tblPr>
-        <w:tblStyle w:val="691"/>
+        <w:tblStyle w:val="900"/>
         <w:tblInd w:w="0" w:type="dxa"/>
         <w:tblW w:w="9600" w:type="dxa"/>
         <w:tblBorders>
@@ -1349,7 +1786,7 @@
     </w:p>
     <w:tbl>
       <w:tblPr>
-        <w:tblStyle w:val="692"/>
+        <w:tblStyle w:val="901"/>
         <w:tblInd w:w="0" w:type="dxa"/>
         <w:tblW w:w="9600" w:type="dxa"/>
         <w:tblBorders>
@@ -1798,7 +2235,7 @@
     </w:p>
     <w:tbl>
       <w:tblPr>
-        <w:tblStyle w:val="693"/>
+        <w:tblStyle w:val="902"/>
         <w:tblInd w:w="0" w:type="dxa"/>
         <w:tblW w:w="9600" w:type="dxa"/>
         <w:tblBorders>
@@ -2062,7 +2499,7 @@
     </w:p>
     <w:tbl>
       <w:tblPr>
-        <w:tblStyle w:val="694"/>
+        <w:tblStyle w:val="903"/>
         <w:tblInd w:w="0" w:type="dxa"/>
         <w:tblW w:w="9600" w:type="dxa"/>
         <w:tblBorders>
@@ -4597,8 +5034,6 @@
               </w:rPr>
               <w:t xml:space="preserve">Sikeres</w:t>
             </w:r>
-            <w:r/>
-            <w:r/>
             <w:r>
               <w:rPr>
                 <w:b/>
@@ -4606,7 +5041,6 @@
                 <w:color w:val="7a5c00"/>
               </w:rPr>
             </w:r>
-            <w:r/>
             <w:r/>
           </w:p>
         </w:tc>
@@ -4648,10 +5082,2226 @@
       </w:pPr>
       <w:r/>
       <w:r/>
+      <w:r/>
+    </w:p>
+    <w:tbl>
+      <w:tblPr>
+        <w:tblW w:w="9600" w:type="dxa"/>
+        <w:tblBorders>
+          <w:top w:val="single" w:color="000000" w:sz="4" w:space="0"/>
+          <w:left w:val="single" w:color="000000" w:sz="4" w:space="0"/>
+          <w:bottom w:val="single" w:color="000000" w:sz="4" w:space="0"/>
+          <w:right w:val="single" w:color="000000" w:sz="4" w:space="0"/>
+          <w:insideH w:val="single" w:color="000000" w:sz="4" w:space="0"/>
+          <w:insideV w:val="single" w:color="000000" w:sz="4" w:space="0"/>
+        </w:tblBorders>
+        <w:tblLook w:val="04A0" w:firstRow="1" w:lastRow="0" w:firstColumn="1" w:lastColumn="0" w:noHBand="0" w:noVBand="1"/>
+      </w:tblPr>
+      <w:tblGrid>
+        <w:gridCol w:w="2400"/>
+        <w:gridCol w:w="7200"/>
+      </w:tblGrid>
+      <w:tr>
+        <w:trPr/>
+        <w:tc>
+          <w:tcPr>
+            <w:gridSpan w:val="2"/>
+            <w:shd w:val="clear" w:color="ffffff" w:fill="2e5fa3"/>
+            <w:tcBorders/>
+            <w:tcMar>
+              <w:left w:w="110" w:type="dxa"/>
+              <w:top w:w="90" w:type="dxa"/>
+              <w:right w:w="110" w:type="dxa"/>
+              <w:bottom w:w="90" w:type="dxa"/>
+            </w:tcMar>
+            <w:tcW w:w="9600" w:type="dxa"/>
+          </w:tcPr>
+          <w:p>
+            <w:pPr>
+              <w:pBdr/>
+              <w:spacing/>
+              <w:ind/>
+              <w:rPr/>
+            </w:pPr>
+            <w:r>
+              <w:rPr>
+                <w:b/>
+                <w:bCs/>
+                <w:color w:val="ffffff"/>
+                <w:sz w:val="20"/>
+                <w:szCs w:val="20"/>
+              </w:rPr>
+              <w:t xml:space="preserve">TC-0</w:t>
+            </w:r>
+            <w:r>
+              <w:rPr>
+                <w:b/>
+                <w:bCs/>
+                <w:color w:val="ffffff"/>
+                <w:sz w:val="20"/>
+                <w:szCs w:val="20"/>
+                <w:lang w:val="hu-HU"/>
+              </w:rPr>
+              <w:t xml:space="preserve">6</w:t>
+            </w:r>
+            <w:r>
+              <w:rPr>
+                <w:b/>
+                <w:bCs/>
+                <w:color w:val="ffffff"/>
+                <w:sz w:val="20"/>
+                <w:szCs w:val="20"/>
+              </w:rPr>
+              <w:t xml:space="preserve">  –  Váltás 5×5-ös táblára</w:t>
+            </w:r>
+            <w:r/>
+            <w:r/>
+          </w:p>
+        </w:tc>
+      </w:tr>
+      <w:tr>
+        <w:trPr>
+          <w:cantSplit/>
+        </w:trPr>
+        <w:tc>
+          <w:tcPr>
+            <w:shd w:val="clear" w:color="ffffff" w:fill="dce6f1"/>
+            <w:tcBorders/>
+            <w:tcMar>
+              <w:left w:w="110" w:type="dxa"/>
+              <w:top w:w="90" w:type="dxa"/>
+              <w:right w:w="110" w:type="dxa"/>
+              <w:bottom w:w="90" w:type="dxa"/>
+            </w:tcMar>
+            <w:tcW w:w="2400" w:type="dxa"/>
+          </w:tcPr>
+          <w:p>
+            <w:pPr>
+              <w:pBdr/>
+              <w:spacing/>
+              <w:ind/>
+              <w:rPr/>
+            </w:pPr>
+            <w:r>
+              <w:rPr>
+                <w:b/>
+                <w:bCs/>
+                <w:sz w:val="20"/>
+                <w:szCs w:val="20"/>
+              </w:rPr>
+              <w:t xml:space="preserve">Cél</w:t>
+            </w:r>
+            <w:r/>
+            <w:r/>
+          </w:p>
+        </w:tc>
+        <w:tc>
+          <w:tcPr>
+            <w:tcBorders/>
+            <w:tcMar>
+              <w:left w:w="110" w:type="dxa"/>
+              <w:top w:w="90" w:type="dxa"/>
+              <w:right w:w="110" w:type="dxa"/>
+              <w:bottom w:w="90" w:type="dxa"/>
+            </w:tcMar>
+            <w:tcW w:w="7200" w:type="dxa"/>
+          </w:tcPr>
+          <w:p>
+            <w:pPr>
+              <w:pBdr/>
+              <w:spacing/>
+              <w:ind/>
+              <w:rPr/>
+            </w:pPr>
+            <w:r>
+              <w:rPr>
+                <w:b w:val="0"/>
+                <w:bCs w:val="0"/>
+                <w:sz w:val="20"/>
+                <w:szCs w:val="20"/>
+              </w:rPr>
+              <w:t xml:space="preserve">Annak ellenőrzése, hogy a táblaméret-választóban kiválasztott 5×5-ös méret az Új játék gomb megnyomása után ténylegesen 5×5-ös táblát eredményez.</w:t>
+            </w:r>
+            <w:r/>
+            <w:r/>
+          </w:p>
+        </w:tc>
+      </w:tr>
+      <w:tr>
+        <w:trPr>
+          <w:cantSplit/>
+        </w:trPr>
+        <w:tc>
+          <w:tcPr>
+            <w:shd w:val="clear" w:color="ffffff" w:fill="dce6f1"/>
+            <w:tcBorders/>
+            <w:tcMar>
+              <w:left w:w="110" w:type="dxa"/>
+              <w:top w:w="90" w:type="dxa"/>
+              <w:right w:w="110" w:type="dxa"/>
+              <w:bottom w:w="90" w:type="dxa"/>
+            </w:tcMar>
+            <w:tcW w:w="2400" w:type="dxa"/>
+          </w:tcPr>
+          <w:p>
+            <w:pPr>
+              <w:pBdr/>
+              <w:spacing/>
+              <w:ind/>
+              <w:rPr/>
+            </w:pPr>
+            <w:r>
+              <w:rPr>
+                <w:b/>
+                <w:bCs/>
+                <w:sz w:val="20"/>
+                <w:szCs w:val="20"/>
+              </w:rPr>
+              <w:t xml:space="preserve">Lépések / bemenet</w:t>
+            </w:r>
+            <w:r/>
+            <w:r/>
+          </w:p>
+        </w:tc>
+        <w:tc>
+          <w:tcPr>
+            <w:tcBorders/>
+            <w:tcMar>
+              <w:left w:w="110" w:type="dxa"/>
+              <w:top w:w="90" w:type="dxa"/>
+              <w:right w:w="110" w:type="dxa"/>
+              <w:bottom w:w="90" w:type="dxa"/>
+            </w:tcMar>
+            <w:tcW w:w="7200" w:type="dxa"/>
+          </w:tcPr>
+          <w:p>
+            <w:pPr>
+              <w:pBdr/>
+              <w:spacing/>
+              <w:ind/>
+              <w:rPr/>
+            </w:pPr>
+            <w:r>
+              <w:rPr>
+                <w:b w:val="0"/>
+                <w:bCs w:val="0"/>
+                <w:sz w:val="20"/>
+                <w:szCs w:val="20"/>
+              </w:rPr>
+              <w:t xml:space="preserve">1. A szerver indítása, az oldal megnyitása a böngészőben (alapértelmezett: 3×3-as tábla). 2. A Táblaméret listában az 5×5 kiválasztása. 3. Kattintás az Új játék gombra.</w:t>
+            </w:r>
+            <w:r/>
+            <w:r/>
+          </w:p>
+        </w:tc>
+      </w:tr>
+      <w:tr>
+        <w:trPr>
+          <w:cantSplit/>
+        </w:trPr>
+        <w:tc>
+          <w:tcPr>
+            <w:shd w:val="clear" w:color="ffffff" w:fill="dce6f1"/>
+            <w:tcBorders/>
+            <w:tcMar>
+              <w:left w:w="110" w:type="dxa"/>
+              <w:top w:w="90" w:type="dxa"/>
+              <w:right w:w="110" w:type="dxa"/>
+              <w:bottom w:w="90" w:type="dxa"/>
+            </w:tcMar>
+            <w:tcW w:w="2400" w:type="dxa"/>
+          </w:tcPr>
+          <w:p>
+            <w:pPr>
+              <w:pBdr/>
+              <w:spacing/>
+              <w:ind/>
+              <w:rPr/>
+            </w:pPr>
+            <w:r>
+              <w:rPr>
+                <w:b/>
+                <w:bCs/>
+                <w:sz w:val="20"/>
+                <w:szCs w:val="20"/>
+              </w:rPr>
+              <w:t xml:space="preserve">Elvárt eredmény</w:t>
+            </w:r>
+            <w:r/>
+            <w:r/>
+          </w:p>
+        </w:tc>
+        <w:tc>
+          <w:tcPr>
+            <w:tcBorders/>
+            <w:tcMar>
+              <w:left w:w="110" w:type="dxa"/>
+              <w:top w:w="90" w:type="dxa"/>
+              <w:right w:w="110" w:type="dxa"/>
+              <w:bottom w:w="90" w:type="dxa"/>
+            </w:tcMar>
+            <w:tcW w:w="7200" w:type="dxa"/>
+          </w:tcPr>
+          <w:p>
+            <w:pPr>
+              <w:pBdr/>
+              <w:spacing/>
+              <w:ind/>
+              <w:rPr/>
+            </w:pPr>
+            <w:r>
+              <w:rPr>
+                <w:b w:val="0"/>
+                <w:bCs w:val="0"/>
+                <w:sz w:val="20"/>
+                <w:szCs w:val="20"/>
+              </w:rPr>
+              <w:t xml:space="preserve">Üres, 5×5-ös (25 mezős) tábla jelenik meg, az állapotsor „Következik: X”, hibaüzenet nincs.</w:t>
+            </w:r>
+            <w:r/>
+            <w:r/>
+          </w:p>
+        </w:tc>
+      </w:tr>
+    </w:tbl>
+    <w:p>
+      <w:pPr>
+        <w:keepNext w:val="true"/>
+        <w:pBdr/>
+        <w:spacing w:after="60" w:before="60"/>
+        <w:ind/>
+        <w:rPr/>
+      </w:pPr>
+      <w:r>
+        <w:rPr>
+          <w:b/>
+          <w:bCs/>
+          <w:i/>
+          <w:iCs/>
+          <w:sz w:val="18"/>
+          <w:szCs w:val="18"/>
+        </w:rPr>
+        <w:t xml:space="preserve">Futtatások</w:t>
+      </w:r>
+      <w:r/>
+      <w:r/>
+    </w:p>
+    <w:tbl>
+      <w:tblPr>
+        <w:tblW w:w="9600" w:type="dxa"/>
+        <w:tblBorders>
+          <w:top w:val="single" w:color="000000" w:sz="4" w:space="0"/>
+          <w:left w:val="single" w:color="000000" w:sz="4" w:space="0"/>
+          <w:bottom w:val="single" w:color="000000" w:sz="4" w:space="0"/>
+          <w:right w:val="single" w:color="000000" w:sz="4" w:space="0"/>
+          <w:insideH w:val="single" w:color="000000" w:sz="4" w:space="0"/>
+          <w:insideV w:val="single" w:color="000000" w:sz="4" w:space="0"/>
+        </w:tblBorders>
+        <w:tblLook w:val="04A0" w:firstRow="1" w:lastRow="0" w:firstColumn="1" w:lastColumn="0" w:noHBand="0" w:noVBand="1"/>
+      </w:tblPr>
+      <w:tblGrid>
+        <w:gridCol w:w="1500"/>
+        <w:gridCol w:w="1500"/>
+        <w:gridCol w:w="3500"/>
+        <w:gridCol w:w="1500"/>
+        <w:gridCol w:w="1600"/>
+      </w:tblGrid>
+      <w:tr>
+        <w:trPr>
+          <w:tblHeader/>
+        </w:trPr>
+        <w:tc>
+          <w:tcPr>
+            <w:shd w:val="clear" w:color="ffffff" w:fill="2e5fa3"/>
+            <w:tcBorders/>
+            <w:tcMar>
+              <w:left w:w="110" w:type="dxa"/>
+              <w:top w:w="90" w:type="dxa"/>
+              <w:right w:w="110" w:type="dxa"/>
+              <w:bottom w:w="90" w:type="dxa"/>
+            </w:tcMar>
+            <w:tcW w:w="1500" w:type="dxa"/>
+          </w:tcPr>
+          <w:p>
+            <w:pPr>
+              <w:pBdr/>
+              <w:spacing/>
+              <w:ind/>
+              <w:rPr/>
+            </w:pPr>
+            <w:r>
+              <w:rPr>
+                <w:b/>
+                <w:bCs/>
+                <w:color w:val="ffffff"/>
+                <w:sz w:val="20"/>
+                <w:szCs w:val="20"/>
+              </w:rPr>
+              <w:t xml:space="preserve">Dátum</w:t>
+            </w:r>
+            <w:r/>
+            <w:r/>
+          </w:p>
+        </w:tc>
+        <w:tc>
+          <w:tcPr>
+            <w:shd w:val="clear" w:color="ffffff" w:fill="2e5fa3"/>
+            <w:tcBorders/>
+            <w:tcMar>
+              <w:left w:w="110" w:type="dxa"/>
+              <w:top w:w="90" w:type="dxa"/>
+              <w:right w:w="110" w:type="dxa"/>
+              <w:bottom w:w="90" w:type="dxa"/>
+            </w:tcMar>
+            <w:tcW w:w="1500" w:type="dxa"/>
+          </w:tcPr>
+          <w:p>
+            <w:pPr>
+              <w:pBdr/>
+              <w:spacing/>
+              <w:ind/>
+              <w:rPr/>
+            </w:pPr>
+            <w:r>
+              <w:rPr>
+                <w:b/>
+                <w:bCs/>
+                <w:color w:val="ffffff"/>
+                <w:sz w:val="20"/>
+                <w:szCs w:val="20"/>
+              </w:rPr>
+              <w:t xml:space="preserve">Tesztelő</w:t>
+            </w:r>
+            <w:r/>
+            <w:r/>
+          </w:p>
+        </w:tc>
+        <w:tc>
+          <w:tcPr>
+            <w:shd w:val="clear" w:color="ffffff" w:fill="2e5fa3"/>
+            <w:tcBorders/>
+            <w:tcMar>
+              <w:left w:w="110" w:type="dxa"/>
+              <w:top w:w="90" w:type="dxa"/>
+              <w:right w:w="110" w:type="dxa"/>
+              <w:bottom w:w="90" w:type="dxa"/>
+            </w:tcMar>
+            <w:tcW w:w="3500" w:type="dxa"/>
+          </w:tcPr>
+          <w:p>
+            <w:pPr>
+              <w:pBdr/>
+              <w:spacing/>
+              <w:ind/>
+              <w:rPr/>
+            </w:pPr>
+            <w:r>
+              <w:rPr>
+                <w:b/>
+                <w:bCs/>
+                <w:color w:val="ffffff"/>
+                <w:sz w:val="20"/>
+                <w:szCs w:val="20"/>
+              </w:rPr>
+              <w:t xml:space="preserve">Tényleges eredmény</w:t>
+            </w:r>
+            <w:r/>
+            <w:r/>
+          </w:p>
+        </w:tc>
+        <w:tc>
+          <w:tcPr>
+            <w:shd w:val="clear" w:color="ffffff" w:fill="2e5fa3"/>
+            <w:tcBorders/>
+            <w:tcMar>
+              <w:left w:w="110" w:type="dxa"/>
+              <w:top w:w="90" w:type="dxa"/>
+              <w:right w:w="110" w:type="dxa"/>
+              <w:bottom w:w="90" w:type="dxa"/>
+            </w:tcMar>
+            <w:tcW w:w="1500" w:type="dxa"/>
+          </w:tcPr>
+          <w:p>
+            <w:pPr>
+              <w:pBdr/>
+              <w:spacing/>
+              <w:ind/>
+              <w:rPr/>
+            </w:pPr>
+            <w:r>
+              <w:rPr>
+                <w:b/>
+                <w:bCs/>
+                <w:color w:val="ffffff"/>
+                <w:sz w:val="20"/>
+                <w:szCs w:val="20"/>
+              </w:rPr>
+              <w:t xml:space="preserve">Eredmény</w:t>
+            </w:r>
+            <w:r/>
+            <w:r/>
+          </w:p>
+        </w:tc>
+        <w:tc>
+          <w:tcPr>
+            <w:shd w:val="clear" w:color="ffffff" w:fill="2e5fa3"/>
+            <w:tcBorders/>
+            <w:tcMar>
+              <w:left w:w="110" w:type="dxa"/>
+              <w:top w:w="90" w:type="dxa"/>
+              <w:right w:w="110" w:type="dxa"/>
+              <w:bottom w:w="90" w:type="dxa"/>
+            </w:tcMar>
+            <w:tcW w:w="1600" w:type="dxa"/>
+          </w:tcPr>
+          <w:p>
+            <w:pPr>
+              <w:pBdr/>
+              <w:spacing/>
+              <w:ind/>
+              <w:rPr/>
+            </w:pPr>
+            <w:r>
+              <w:rPr>
+                <w:b/>
+                <w:bCs/>
+                <w:color w:val="ffffff"/>
+                <w:sz w:val="20"/>
+                <w:szCs w:val="20"/>
+              </w:rPr>
+              <w:t xml:space="preserve">Hibajegy</w:t>
+            </w:r>
+            <w:r/>
+            <w:r/>
+          </w:p>
+        </w:tc>
+      </w:tr>
+      <w:tr>
+        <w:trPr>
+          <w:cantSplit/>
+        </w:trPr>
+        <w:tc>
+          <w:tcPr>
+            <w:tcBorders/>
+            <w:tcMar>
+              <w:left w:w="110" w:type="dxa"/>
+              <w:top w:w="90" w:type="dxa"/>
+              <w:right w:w="110" w:type="dxa"/>
+              <w:bottom w:w="90" w:type="dxa"/>
+            </w:tcMar>
+            <w:tcW w:w="1500" w:type="dxa"/>
+          </w:tcPr>
+          <w:p>
+            <w:pPr>
+              <w:pBdr/>
+              <w:spacing/>
+              <w:ind/>
+              <w:rPr/>
+            </w:pPr>
+            <w:r>
+              <w:rPr>
+                <w:b w:val="0"/>
+                <w:bCs w:val="0"/>
+                <w:sz w:val="20"/>
+                <w:szCs w:val="20"/>
+              </w:rPr>
+              <w:t xml:space="preserve">2026-10-11</w:t>
+            </w:r>
+            <w:r/>
+            <w:r/>
+          </w:p>
+        </w:tc>
+        <w:tc>
+          <w:tcPr>
+            <w:tcBorders/>
+            <w:tcMar>
+              <w:left w:w="110" w:type="dxa"/>
+              <w:top w:w="90" w:type="dxa"/>
+              <w:right w:w="110" w:type="dxa"/>
+              <w:bottom w:w="90" w:type="dxa"/>
+            </w:tcMar>
+            <w:tcW w:w="1500" w:type="dxa"/>
+          </w:tcPr>
+          <w:p>
+            <w:pPr>
+              <w:pBdr/>
+              <w:spacing/>
+              <w:ind/>
+              <w:rPr/>
+            </w:pPr>
+            <w:r>
+              <w:rPr>
+                <w:b w:val="0"/>
+                <w:bCs w:val="0"/>
+                <w:sz w:val="20"/>
+                <w:szCs w:val="20"/>
+              </w:rPr>
+              <w:t xml:space="preserve">Tesztelő csapat</w:t>
+            </w:r>
+            <w:r/>
+            <w:r/>
+          </w:p>
+        </w:tc>
+        <w:tc>
+          <w:tcPr>
+            <w:tcBorders/>
+            <w:tcMar>
+              <w:left w:w="110" w:type="dxa"/>
+              <w:top w:w="90" w:type="dxa"/>
+              <w:right w:w="110" w:type="dxa"/>
+              <w:bottom w:w="90" w:type="dxa"/>
+            </w:tcMar>
+            <w:tcW w:w="3500" w:type="dxa"/>
+          </w:tcPr>
+          <w:p>
+            <w:pPr>
+              <w:pBdr/>
+              <w:spacing/>
+              <w:ind/>
+              <w:rPr/>
+            </w:pPr>
+            <w:r>
+              <w:rPr>
+                <w:b w:val="0"/>
+                <w:bCs w:val="0"/>
+                <w:sz w:val="20"/>
+                <w:szCs w:val="20"/>
+              </w:rPr>
+              <w:t xml:space="preserve">A tábla 3×3-as maradt, „Érvénytelen mező.” hibaüzenet jelent meg.</w:t>
+            </w:r>
+            <w:r/>
+            <w:r/>
+          </w:p>
+        </w:tc>
+        <w:tc>
+          <w:tcPr>
+            <w:tcBorders/>
+            <w:tcMar>
+              <w:left w:w="110" w:type="dxa"/>
+              <w:top w:w="90" w:type="dxa"/>
+              <w:right w:w="110" w:type="dxa"/>
+              <w:bottom w:w="90" w:type="dxa"/>
+            </w:tcMar>
+            <w:tcW w:w="1500" w:type="dxa"/>
+          </w:tcPr>
+          <w:p>
+            <w:pPr>
+              <w:pBdr/>
+              <w:spacing/>
+              <w:ind/>
+              <w:rPr/>
+            </w:pPr>
+            <w:r>
+              <w:rPr>
+                <w:b/>
+                <w:bCs/>
+                <w:color w:val="c62828"/>
+                <w:sz w:val="20"/>
+                <w:szCs w:val="20"/>
+              </w:rPr>
+              <w:t xml:space="preserve">Sikertelen</w:t>
+            </w:r>
+            <w:r/>
+            <w:r/>
+          </w:p>
+        </w:tc>
+        <w:tc>
+          <w:tcPr>
+            <w:tcBorders/>
+            <w:tcMar>
+              <w:left w:w="110" w:type="dxa"/>
+              <w:top w:w="90" w:type="dxa"/>
+              <w:right w:w="110" w:type="dxa"/>
+              <w:bottom w:w="90" w:type="dxa"/>
+            </w:tcMar>
+            <w:tcW w:w="1600" w:type="dxa"/>
+          </w:tcPr>
+          <w:p>
+            <w:pPr>
+              <w:pBdr/>
+              <w:spacing/>
+              <w:ind/>
+              <w:rPr/>
+            </w:pPr>
+            <w:r>
+              <w:rPr>
+                <w:b w:val="0"/>
+                <w:bCs w:val="0"/>
+                <w:sz w:val="20"/>
+                <w:szCs w:val="20"/>
+              </w:rPr>
+              <w:t xml:space="preserve">BUG-0</w:t>
+            </w:r>
+            <w:r>
+              <w:rPr>
+                <w:b w:val="0"/>
+                <w:bCs w:val="0"/>
+                <w:sz w:val="20"/>
+                <w:szCs w:val="20"/>
+                <w:lang w:val="hu-HU"/>
+              </w:rPr>
+              <w:t xml:space="preserve">6</w:t>
+            </w:r>
+            <w:r/>
+            <w:r/>
+          </w:p>
+        </w:tc>
+      </w:tr>
+    </w:tbl>
+    <w:p>
+      <w:pPr>
+        <w:pBdr/>
+        <w:spacing w:after="120"/>
+        <w:ind/>
+        <w:rPr/>
+      </w:pPr>
+      <w:r/>
+      <w:r/>
+      <w:r/>
+    </w:p>
+    <w:tbl>
+      <w:tblPr>
+        <w:tblW w:w="9600" w:type="dxa"/>
+        <w:tblBorders>
+          <w:top w:val="single" w:color="000000" w:sz="4" w:space="0"/>
+          <w:left w:val="single" w:color="000000" w:sz="4" w:space="0"/>
+          <w:bottom w:val="single" w:color="000000" w:sz="4" w:space="0"/>
+          <w:right w:val="single" w:color="000000" w:sz="4" w:space="0"/>
+          <w:insideH w:val="single" w:color="000000" w:sz="4" w:space="0"/>
+          <w:insideV w:val="single" w:color="000000" w:sz="4" w:space="0"/>
+        </w:tblBorders>
+        <w:tblLook w:val="04A0" w:firstRow="1" w:lastRow="0" w:firstColumn="1" w:lastColumn="0" w:noHBand="0" w:noVBand="1"/>
+      </w:tblPr>
+      <w:tblGrid>
+        <w:gridCol w:w="2400"/>
+        <w:gridCol w:w="7200"/>
+      </w:tblGrid>
+      <w:tr>
+        <w:trPr/>
+        <w:tc>
+          <w:tcPr>
+            <w:gridSpan w:val="2"/>
+            <w:shd w:val="clear" w:color="ffffff" w:fill="2e5fa3"/>
+            <w:tcBorders/>
+            <w:tcMar>
+              <w:left w:w="110" w:type="dxa"/>
+              <w:top w:w="90" w:type="dxa"/>
+              <w:right w:w="110" w:type="dxa"/>
+              <w:bottom w:w="90" w:type="dxa"/>
+            </w:tcMar>
+            <w:tcW w:w="9600" w:type="dxa"/>
+          </w:tcPr>
+          <w:p>
+            <w:pPr>
+              <w:pBdr/>
+              <w:spacing/>
+              <w:ind/>
+              <w:rPr/>
+            </w:pPr>
+            <w:r>
+              <w:rPr>
+                <w:b/>
+                <w:bCs/>
+                <w:color w:val="ffffff"/>
+                <w:sz w:val="20"/>
+                <w:szCs w:val="20"/>
+              </w:rPr>
+              <w:t xml:space="preserve">TC-0</w:t>
+            </w:r>
+            <w:r>
+              <w:rPr>
+                <w:b/>
+                <w:bCs/>
+                <w:color w:val="ffffff"/>
+                <w:sz w:val="20"/>
+                <w:szCs w:val="20"/>
+                <w:lang w:val="hu-HU"/>
+              </w:rPr>
+              <w:t xml:space="preserve">7</w:t>
+            </w:r>
+            <w:r>
+              <w:rPr>
+                <w:b/>
+                <w:bCs/>
+                <w:color w:val="ffffff"/>
+                <w:sz w:val="20"/>
+                <w:szCs w:val="20"/>
+              </w:rPr>
+              <w:t xml:space="preserve">  –  Új játék gomb 5×5-ös módban</w:t>
+            </w:r>
+            <w:r/>
+            <w:r/>
+          </w:p>
+        </w:tc>
+      </w:tr>
+      <w:tr>
+        <w:trPr>
+          <w:cantSplit/>
+        </w:trPr>
+        <w:tc>
+          <w:tcPr>
+            <w:shd w:val="clear" w:color="ffffff" w:fill="dce6f1"/>
+            <w:tcBorders/>
+            <w:tcMar>
+              <w:left w:w="110" w:type="dxa"/>
+              <w:top w:w="90" w:type="dxa"/>
+              <w:right w:w="110" w:type="dxa"/>
+              <w:bottom w:w="90" w:type="dxa"/>
+            </w:tcMar>
+            <w:tcW w:w="2400" w:type="dxa"/>
+          </w:tcPr>
+          <w:p>
+            <w:pPr>
+              <w:pBdr/>
+              <w:spacing/>
+              <w:ind/>
+              <w:rPr/>
+            </w:pPr>
+            <w:r>
+              <w:rPr>
+                <w:b/>
+                <w:bCs/>
+                <w:sz w:val="20"/>
+                <w:szCs w:val="20"/>
+              </w:rPr>
+              <w:t xml:space="preserve">Cél</w:t>
+            </w:r>
+            <w:r/>
+            <w:r/>
+          </w:p>
+        </w:tc>
+        <w:tc>
+          <w:tcPr>
+            <w:tcBorders/>
+            <w:tcMar>
+              <w:left w:w="110" w:type="dxa"/>
+              <w:top w:w="90" w:type="dxa"/>
+              <w:right w:w="110" w:type="dxa"/>
+              <w:bottom w:w="90" w:type="dxa"/>
+            </w:tcMar>
+            <w:tcW w:w="7200" w:type="dxa"/>
+          </w:tcPr>
+          <w:p>
+            <w:pPr>
+              <w:pBdr/>
+              <w:spacing/>
+              <w:ind/>
+              <w:rPr/>
+            </w:pPr>
+            <w:r>
+              <w:rPr>
+                <w:b w:val="0"/>
+                <w:bCs w:val="0"/>
+                <w:sz w:val="20"/>
+                <w:szCs w:val="20"/>
+              </w:rPr>
+              <w:t xml:space="preserve">Annak ellenőrzése, hogy az Új játék gomb 5×5-ös módban is törli a folyamatban lévő játékot, és üres táblát ad.</w:t>
+            </w:r>
+            <w:r/>
+            <w:r/>
+          </w:p>
+        </w:tc>
+      </w:tr>
+      <w:tr>
+        <w:trPr>
+          <w:cantSplit/>
+        </w:trPr>
+        <w:tc>
+          <w:tcPr>
+            <w:shd w:val="clear" w:color="ffffff" w:fill="dce6f1"/>
+            <w:tcBorders/>
+            <w:tcMar>
+              <w:left w:w="110" w:type="dxa"/>
+              <w:top w:w="90" w:type="dxa"/>
+              <w:right w:w="110" w:type="dxa"/>
+              <w:bottom w:w="90" w:type="dxa"/>
+            </w:tcMar>
+            <w:tcW w:w="2400" w:type="dxa"/>
+          </w:tcPr>
+          <w:p>
+            <w:pPr>
+              <w:pBdr/>
+              <w:spacing/>
+              <w:ind/>
+              <w:rPr/>
+            </w:pPr>
+            <w:r>
+              <w:rPr>
+                <w:b/>
+                <w:bCs/>
+                <w:sz w:val="20"/>
+                <w:szCs w:val="20"/>
+              </w:rPr>
+              <w:t xml:space="preserve">Lépések / bemenet</w:t>
+            </w:r>
+            <w:r/>
+            <w:r/>
+          </w:p>
+        </w:tc>
+        <w:tc>
+          <w:tcPr>
+            <w:tcBorders/>
+            <w:tcMar>
+              <w:left w:w="110" w:type="dxa"/>
+              <w:top w:w="90" w:type="dxa"/>
+              <w:right w:w="110" w:type="dxa"/>
+              <w:bottom w:w="90" w:type="dxa"/>
+            </w:tcMar>
+            <w:tcW w:w="7200" w:type="dxa"/>
+          </w:tcPr>
+          <w:p>
+            <w:pPr>
+              <w:pBdr/>
+              <w:spacing/>
+              <w:ind/>
+              <w:rPr/>
+            </w:pPr>
+            <w:r>
+              <w:rPr>
+                <w:b w:val="0"/>
+                <w:bCs w:val="0"/>
+                <w:sz w:val="20"/>
+                <w:szCs w:val="20"/>
+              </w:rPr>
+              <w:t xml:space="preserve">Előfeltétel: a TC-07 sikeres (5×5-ös játék indítható). 1. 5×5-ös játék indítása. 2. Pár lépés megtétele (pl. X (0,0), O (1,1)). 3. Kattintás az Új játék gombra.</w:t>
+            </w:r>
+            <w:r/>
+            <w:r/>
+          </w:p>
+        </w:tc>
+      </w:tr>
+      <w:tr>
+        <w:trPr>
+          <w:cantSplit/>
+        </w:trPr>
+        <w:tc>
+          <w:tcPr>
+            <w:shd w:val="clear" w:color="ffffff" w:fill="dce6f1"/>
+            <w:tcBorders/>
+            <w:tcMar>
+              <w:left w:w="110" w:type="dxa"/>
+              <w:top w:w="90" w:type="dxa"/>
+              <w:right w:w="110" w:type="dxa"/>
+              <w:bottom w:w="90" w:type="dxa"/>
+            </w:tcMar>
+            <w:tcW w:w="2400" w:type="dxa"/>
+          </w:tcPr>
+          <w:p>
+            <w:pPr>
+              <w:pBdr/>
+              <w:spacing/>
+              <w:ind/>
+              <w:rPr/>
+            </w:pPr>
+            <w:r>
+              <w:rPr>
+                <w:b/>
+                <w:bCs/>
+                <w:sz w:val="20"/>
+                <w:szCs w:val="20"/>
+              </w:rPr>
+              <w:t xml:space="preserve">Elvárt eredmény</w:t>
+            </w:r>
+            <w:r/>
+            <w:r/>
+          </w:p>
+        </w:tc>
+        <w:tc>
+          <w:tcPr>
+            <w:tcBorders/>
+            <w:tcMar>
+              <w:left w:w="110" w:type="dxa"/>
+              <w:top w:w="90" w:type="dxa"/>
+              <w:right w:w="110" w:type="dxa"/>
+              <w:bottom w:w="90" w:type="dxa"/>
+            </w:tcMar>
+            <w:tcW w:w="7200" w:type="dxa"/>
+          </w:tcPr>
+          <w:p>
+            <w:pPr>
+              <w:pBdr/>
+              <w:spacing/>
+              <w:ind/>
+              <w:rPr/>
+            </w:pPr>
+            <w:r>
+              <w:rPr>
+                <w:b w:val="0"/>
+                <w:bCs w:val="0"/>
+                <w:sz w:val="20"/>
+                <w:szCs w:val="20"/>
+              </w:rPr>
+              <w:t xml:space="preserve">A tábla kiürül, újra X következik, hibaüzenet nem jelenik meg.</w:t>
+            </w:r>
+            <w:r/>
+            <w:r/>
+          </w:p>
+        </w:tc>
+      </w:tr>
+    </w:tbl>
+    <w:p>
+      <w:pPr>
+        <w:keepNext w:val="true"/>
+        <w:pBdr/>
+        <w:spacing w:after="60" w:before="60"/>
+        <w:ind/>
+        <w:rPr/>
+      </w:pPr>
+      <w:r>
+        <w:rPr>
+          <w:b/>
+          <w:bCs/>
+          <w:i/>
+          <w:iCs/>
+          <w:sz w:val="18"/>
+          <w:szCs w:val="18"/>
+        </w:rPr>
+        <w:t xml:space="preserve">Futtatások</w:t>
+      </w:r>
+      <w:r/>
+      <w:r/>
+    </w:p>
+    <w:tbl>
+      <w:tblPr>
+        <w:tblW w:w="9600" w:type="dxa"/>
+        <w:tblBorders>
+          <w:top w:val="single" w:color="000000" w:sz="4" w:space="0"/>
+          <w:left w:val="single" w:color="000000" w:sz="4" w:space="0"/>
+          <w:bottom w:val="single" w:color="000000" w:sz="4" w:space="0"/>
+          <w:right w:val="single" w:color="000000" w:sz="4" w:space="0"/>
+          <w:insideH w:val="single" w:color="000000" w:sz="4" w:space="0"/>
+          <w:insideV w:val="single" w:color="000000" w:sz="4" w:space="0"/>
+        </w:tblBorders>
+        <w:tblLook w:val="04A0" w:firstRow="1" w:lastRow="0" w:firstColumn="1" w:lastColumn="0" w:noHBand="0" w:noVBand="1"/>
+      </w:tblPr>
+      <w:tblGrid>
+        <w:gridCol w:w="1500"/>
+        <w:gridCol w:w="1500"/>
+        <w:gridCol w:w="3500"/>
+        <w:gridCol w:w="1500"/>
+        <w:gridCol w:w="1600"/>
+      </w:tblGrid>
+      <w:tr>
+        <w:trPr>
+          <w:tblHeader/>
+        </w:trPr>
+        <w:tc>
+          <w:tcPr>
+            <w:shd w:val="clear" w:color="ffffff" w:fill="2e5fa3"/>
+            <w:tcBorders/>
+            <w:tcMar>
+              <w:left w:w="110" w:type="dxa"/>
+              <w:top w:w="90" w:type="dxa"/>
+              <w:right w:w="110" w:type="dxa"/>
+              <w:bottom w:w="90" w:type="dxa"/>
+            </w:tcMar>
+            <w:tcW w:w="1500" w:type="dxa"/>
+          </w:tcPr>
+          <w:p>
+            <w:pPr>
+              <w:pBdr/>
+              <w:spacing/>
+              <w:ind/>
+              <w:rPr/>
+            </w:pPr>
+            <w:r>
+              <w:rPr>
+                <w:b/>
+                <w:bCs/>
+                <w:color w:val="ffffff"/>
+                <w:sz w:val="20"/>
+                <w:szCs w:val="20"/>
+              </w:rPr>
+              <w:t xml:space="preserve">Dátum</w:t>
+            </w:r>
+            <w:r/>
+            <w:r/>
+          </w:p>
+        </w:tc>
+        <w:tc>
+          <w:tcPr>
+            <w:shd w:val="clear" w:color="ffffff" w:fill="2e5fa3"/>
+            <w:tcBorders/>
+            <w:tcMar>
+              <w:left w:w="110" w:type="dxa"/>
+              <w:top w:w="90" w:type="dxa"/>
+              <w:right w:w="110" w:type="dxa"/>
+              <w:bottom w:w="90" w:type="dxa"/>
+            </w:tcMar>
+            <w:tcW w:w="1500" w:type="dxa"/>
+          </w:tcPr>
+          <w:p>
+            <w:pPr>
+              <w:pBdr/>
+              <w:spacing/>
+              <w:ind/>
+              <w:rPr/>
+            </w:pPr>
+            <w:r>
+              <w:rPr>
+                <w:b/>
+                <w:bCs/>
+                <w:color w:val="ffffff"/>
+                <w:sz w:val="20"/>
+                <w:szCs w:val="20"/>
+              </w:rPr>
+              <w:t xml:space="preserve">Tesztelő</w:t>
+            </w:r>
+            <w:r/>
+            <w:r/>
+          </w:p>
+        </w:tc>
+        <w:tc>
+          <w:tcPr>
+            <w:shd w:val="clear" w:color="ffffff" w:fill="2e5fa3"/>
+            <w:tcBorders/>
+            <w:tcMar>
+              <w:left w:w="110" w:type="dxa"/>
+              <w:top w:w="90" w:type="dxa"/>
+              <w:right w:w="110" w:type="dxa"/>
+              <w:bottom w:w="90" w:type="dxa"/>
+            </w:tcMar>
+            <w:tcW w:w="3500" w:type="dxa"/>
+          </w:tcPr>
+          <w:p>
+            <w:pPr>
+              <w:pBdr/>
+              <w:spacing/>
+              <w:ind/>
+              <w:rPr/>
+            </w:pPr>
+            <w:r>
+              <w:rPr>
+                <w:b/>
+                <w:bCs/>
+                <w:color w:val="ffffff"/>
+                <w:sz w:val="20"/>
+                <w:szCs w:val="20"/>
+              </w:rPr>
+              <w:t xml:space="preserve">Tényleges eredmény</w:t>
+            </w:r>
+            <w:r/>
+            <w:r/>
+          </w:p>
+        </w:tc>
+        <w:tc>
+          <w:tcPr>
+            <w:shd w:val="clear" w:color="ffffff" w:fill="2e5fa3"/>
+            <w:tcBorders/>
+            <w:tcMar>
+              <w:left w:w="110" w:type="dxa"/>
+              <w:top w:w="90" w:type="dxa"/>
+              <w:right w:w="110" w:type="dxa"/>
+              <w:bottom w:w="90" w:type="dxa"/>
+            </w:tcMar>
+            <w:tcW w:w="1500" w:type="dxa"/>
+          </w:tcPr>
+          <w:p>
+            <w:pPr>
+              <w:pBdr/>
+              <w:spacing/>
+              <w:ind/>
+              <w:rPr/>
+            </w:pPr>
+            <w:r>
+              <w:rPr>
+                <w:b/>
+                <w:bCs/>
+                <w:color w:val="ffffff"/>
+                <w:sz w:val="20"/>
+                <w:szCs w:val="20"/>
+              </w:rPr>
+              <w:t xml:space="preserve">Eredmény</w:t>
+            </w:r>
+            <w:r/>
+            <w:r/>
+          </w:p>
+        </w:tc>
+        <w:tc>
+          <w:tcPr>
+            <w:shd w:val="clear" w:color="ffffff" w:fill="2e5fa3"/>
+            <w:tcBorders/>
+            <w:tcMar>
+              <w:left w:w="110" w:type="dxa"/>
+              <w:top w:w="90" w:type="dxa"/>
+              <w:right w:w="110" w:type="dxa"/>
+              <w:bottom w:w="90" w:type="dxa"/>
+            </w:tcMar>
+            <w:tcW w:w="1600" w:type="dxa"/>
+          </w:tcPr>
+          <w:p>
+            <w:pPr>
+              <w:pBdr/>
+              <w:spacing/>
+              <w:ind/>
+              <w:rPr/>
+            </w:pPr>
+            <w:r>
+              <w:rPr>
+                <w:b/>
+                <w:bCs/>
+                <w:color w:val="ffffff"/>
+                <w:sz w:val="20"/>
+                <w:szCs w:val="20"/>
+              </w:rPr>
+              <w:t xml:space="preserve">Hibajegy</w:t>
+            </w:r>
+            <w:r/>
+            <w:r/>
+          </w:p>
+        </w:tc>
+      </w:tr>
+      <w:tr>
+        <w:trPr>
+          <w:cantSplit/>
+        </w:trPr>
+        <w:tc>
+          <w:tcPr>
+            <w:tcBorders/>
+            <w:tcMar>
+              <w:left w:w="110" w:type="dxa"/>
+              <w:top w:w="90" w:type="dxa"/>
+              <w:right w:w="110" w:type="dxa"/>
+              <w:bottom w:w="90" w:type="dxa"/>
+            </w:tcMar>
+            <w:tcW w:w="1500" w:type="dxa"/>
+          </w:tcPr>
+          <w:p>
+            <w:pPr>
+              <w:pBdr/>
+              <w:spacing/>
+              <w:ind/>
+              <w:rPr/>
+            </w:pPr>
+            <w:r>
+              <w:rPr>
+                <w:b w:val="0"/>
+                <w:bCs w:val="0"/>
+                <w:sz w:val="20"/>
+                <w:szCs w:val="20"/>
+              </w:rPr>
+              <w:t xml:space="preserve">2026-10-11</w:t>
+            </w:r>
+            <w:r/>
+            <w:r/>
+          </w:p>
+        </w:tc>
+        <w:tc>
+          <w:tcPr>
+            <w:tcBorders/>
+            <w:tcMar>
+              <w:left w:w="110" w:type="dxa"/>
+              <w:top w:w="90" w:type="dxa"/>
+              <w:right w:w="110" w:type="dxa"/>
+              <w:bottom w:w="90" w:type="dxa"/>
+            </w:tcMar>
+            <w:tcW w:w="1500" w:type="dxa"/>
+          </w:tcPr>
+          <w:p>
+            <w:pPr>
+              <w:pBdr/>
+              <w:spacing/>
+              <w:ind/>
+              <w:rPr/>
+            </w:pPr>
+            <w:r>
+              <w:rPr>
+                <w:b w:val="0"/>
+                <w:bCs w:val="0"/>
+                <w:sz w:val="20"/>
+                <w:szCs w:val="20"/>
+              </w:rPr>
+              <w:t xml:space="preserve">Tesztelő csapat</w:t>
+            </w:r>
+            <w:r/>
+            <w:r/>
+          </w:p>
+        </w:tc>
+        <w:tc>
+          <w:tcPr>
+            <w:tcBorders/>
+            <w:tcMar>
+              <w:left w:w="110" w:type="dxa"/>
+              <w:top w:w="90" w:type="dxa"/>
+              <w:right w:w="110" w:type="dxa"/>
+              <w:bottom w:w="90" w:type="dxa"/>
+            </w:tcMar>
+            <w:tcW w:w="3500" w:type="dxa"/>
+          </w:tcPr>
+          <w:p>
+            <w:pPr>
+              <w:pBdr/>
+              <w:spacing/>
+              <w:ind/>
+              <w:rPr/>
+            </w:pPr>
+            <w:r>
+              <w:rPr>
+                <w:b w:val="0"/>
+                <w:bCs w:val="0"/>
+                <w:sz w:val="20"/>
+                <w:szCs w:val="20"/>
+              </w:rPr>
+              <w:t xml:space="preserve">„Érvénytelen mező.” hibaüzenet jelent meg, a tábla nem törlődött, a játékállás megmaradt.</w:t>
+            </w:r>
+            <w:r/>
+            <w:r/>
+          </w:p>
+        </w:tc>
+        <w:tc>
+          <w:tcPr>
+            <w:tcBorders/>
+            <w:tcMar>
+              <w:left w:w="110" w:type="dxa"/>
+              <w:top w:w="90" w:type="dxa"/>
+              <w:right w:w="110" w:type="dxa"/>
+              <w:bottom w:w="90" w:type="dxa"/>
+            </w:tcMar>
+            <w:tcW w:w="1500" w:type="dxa"/>
+          </w:tcPr>
+          <w:p>
+            <w:pPr>
+              <w:pBdr/>
+              <w:spacing/>
+              <w:ind/>
+              <w:rPr/>
+            </w:pPr>
+            <w:r>
+              <w:rPr>
+                <w:b/>
+                <w:bCs/>
+                <w:color w:val="c62828"/>
+                <w:sz w:val="20"/>
+                <w:szCs w:val="20"/>
+              </w:rPr>
+              <w:t xml:space="preserve">Sikertelen</w:t>
+            </w:r>
+            <w:r/>
+            <w:r/>
+          </w:p>
+        </w:tc>
+        <w:tc>
+          <w:tcPr>
+            <w:tcBorders/>
+            <w:tcMar>
+              <w:left w:w="110" w:type="dxa"/>
+              <w:top w:w="90" w:type="dxa"/>
+              <w:right w:w="110" w:type="dxa"/>
+              <w:bottom w:w="90" w:type="dxa"/>
+            </w:tcMar>
+            <w:tcW w:w="1600" w:type="dxa"/>
+          </w:tcPr>
+          <w:p>
+            <w:pPr>
+              <w:pBdr/>
+              <w:spacing/>
+              <w:ind/>
+              <w:rPr/>
+            </w:pPr>
+            <w:r>
+              <w:rPr>
+                <w:b w:val="0"/>
+                <w:bCs w:val="0"/>
+                <w:sz w:val="20"/>
+                <w:szCs w:val="20"/>
+              </w:rPr>
+              <w:t xml:space="preserve">BUG-0</w:t>
+            </w:r>
+            <w:r>
+              <w:rPr>
+                <w:b w:val="0"/>
+                <w:bCs w:val="0"/>
+                <w:sz w:val="20"/>
+                <w:szCs w:val="20"/>
+                <w:lang w:val="hu-HU"/>
+              </w:rPr>
+              <w:t xml:space="preserve">7</w:t>
+            </w:r>
+            <w:r/>
+            <w:r/>
+          </w:p>
+        </w:tc>
+      </w:tr>
+    </w:tbl>
+    <w:p>
+      <w:pPr>
+        <w:pBdr/>
+        <w:shd w:val="nil"/>
+        <w:spacing/>
+        <w:ind/>
+        <w:rPr/>
+      </w:pPr>
+      <w:r>
+        <w:br w:type="page" w:clear="all"/>
+      </w:r>
+      <w:r/>
+      <w:r/>
+      <w:r/>
+      <w:r/>
+      <w:r/>
+    </w:p>
+    <w:tbl>
+      <w:tblPr>
+        <w:tblW w:w="9600" w:type="dxa"/>
+        <w:tblBorders>
+          <w:top w:val="single" w:color="000000" w:sz="4" w:space="0"/>
+          <w:left w:val="single" w:color="000000" w:sz="4" w:space="0"/>
+          <w:bottom w:val="single" w:color="000000" w:sz="4" w:space="0"/>
+          <w:right w:val="single" w:color="000000" w:sz="4" w:space="0"/>
+          <w:insideH w:val="single" w:color="000000" w:sz="4" w:space="0"/>
+          <w:insideV w:val="single" w:color="000000" w:sz="4" w:space="0"/>
+        </w:tblBorders>
+        <w:tblLook w:val="04A0" w:firstRow="1" w:lastRow="0" w:firstColumn="1" w:lastColumn="0" w:noHBand="0" w:noVBand="1"/>
+      </w:tblPr>
+      <w:tblGrid>
+        <w:gridCol w:w="2400"/>
+        <w:gridCol w:w="7200"/>
+      </w:tblGrid>
+      <w:tr>
+        <w:trPr/>
+        <w:tc>
+          <w:tcPr>
+            <w:gridSpan w:val="2"/>
+            <w:shd w:val="clear" w:color="ffffff" w:fill="2e5fa3"/>
+            <w:tcBorders/>
+            <w:tcMar>
+              <w:left w:w="110" w:type="dxa"/>
+              <w:top w:w="90" w:type="dxa"/>
+              <w:right w:w="110" w:type="dxa"/>
+              <w:bottom w:w="90" w:type="dxa"/>
+            </w:tcMar>
+            <w:tcW w:w="9600" w:type="dxa"/>
+          </w:tcPr>
+          <w:p>
+            <w:pPr>
+              <w:pBdr/>
+              <w:spacing/>
+              <w:ind/>
+              <w:rPr/>
+            </w:pPr>
+            <w:r>
+              <w:rPr>
+                <w:b/>
+                <w:bCs/>
+                <w:color w:val="ffffff"/>
+                <w:sz w:val="20"/>
+                <w:szCs w:val="20"/>
+              </w:rPr>
+              <w:t xml:space="preserve">TC-0</w:t>
+            </w:r>
+            <w:r>
+              <w:rPr>
+                <w:b/>
+                <w:bCs/>
+                <w:color w:val="ffffff"/>
+                <w:sz w:val="20"/>
+                <w:szCs w:val="20"/>
+                <w:lang w:val="hu-HU"/>
+              </w:rPr>
+              <w:t xml:space="preserve">8</w:t>
+            </w:r>
+            <w:r>
+              <w:rPr>
+                <w:b/>
+                <w:bCs/>
+                <w:color w:val="ffffff"/>
+                <w:sz w:val="20"/>
+                <w:szCs w:val="20"/>
+              </w:rPr>
+              <w:t xml:space="preserve">  –  A winning_fields formátuma győzelem után</w:t>
+            </w:r>
+            <w:r/>
+            <w:r/>
+          </w:p>
+        </w:tc>
+      </w:tr>
+      <w:tr>
+        <w:trPr>
+          <w:cantSplit/>
+        </w:trPr>
+        <w:tc>
+          <w:tcPr>
+            <w:shd w:val="clear" w:color="ffffff" w:fill="dce6f1"/>
+            <w:tcBorders/>
+            <w:tcMar>
+              <w:left w:w="110" w:type="dxa"/>
+              <w:top w:w="90" w:type="dxa"/>
+              <w:right w:w="110" w:type="dxa"/>
+              <w:bottom w:w="90" w:type="dxa"/>
+            </w:tcMar>
+            <w:tcW w:w="2400" w:type="dxa"/>
+          </w:tcPr>
+          <w:p>
+            <w:pPr>
+              <w:pBdr/>
+              <w:spacing/>
+              <w:ind/>
+              <w:rPr/>
+            </w:pPr>
+            <w:r>
+              <w:rPr>
+                <w:b/>
+                <w:bCs/>
+                <w:sz w:val="20"/>
+                <w:szCs w:val="20"/>
+              </w:rPr>
+              <w:t xml:space="preserve">Cél</w:t>
+            </w:r>
+            <w:r/>
+            <w:r/>
+          </w:p>
+        </w:tc>
+        <w:tc>
+          <w:tcPr>
+            <w:tcBorders/>
+            <w:tcMar>
+              <w:left w:w="110" w:type="dxa"/>
+              <w:top w:w="90" w:type="dxa"/>
+              <w:right w:w="110" w:type="dxa"/>
+              <w:bottom w:w="90" w:type="dxa"/>
+            </w:tcMar>
+            <w:tcW w:w="7200" w:type="dxa"/>
+          </w:tcPr>
+          <w:p>
+            <w:pPr>
+              <w:pBdr/>
+              <w:spacing/>
+              <w:ind/>
+              <w:rPr/>
+            </w:pPr>
+            <w:r>
+              <w:rPr>
+                <w:b w:val="0"/>
+                <w:bCs w:val="0"/>
+                <w:sz w:val="20"/>
+                <w:szCs w:val="20"/>
+              </w:rPr>
+              <w:t xml:space="preserve">Annak ellenőrzése, hogy a győzelem utáni válasz winning_fields mezője a specifikációban rögzített, lapos [sor, oszlop] párokból álló lista.</w:t>
+            </w:r>
+            <w:r/>
+            <w:r/>
+          </w:p>
+        </w:tc>
+      </w:tr>
+      <w:tr>
+        <w:trPr>
+          <w:cantSplit/>
+        </w:trPr>
+        <w:tc>
+          <w:tcPr>
+            <w:shd w:val="clear" w:color="ffffff" w:fill="dce6f1"/>
+            <w:tcBorders/>
+            <w:tcMar>
+              <w:left w:w="110" w:type="dxa"/>
+              <w:top w:w="90" w:type="dxa"/>
+              <w:right w:w="110" w:type="dxa"/>
+              <w:bottom w:w="90" w:type="dxa"/>
+            </w:tcMar>
+            <w:tcW w:w="2400" w:type="dxa"/>
+          </w:tcPr>
+          <w:p>
+            <w:pPr>
+              <w:pBdr/>
+              <w:spacing/>
+              <w:ind/>
+              <w:rPr/>
+            </w:pPr>
+            <w:r>
+              <w:rPr>
+                <w:b/>
+                <w:bCs/>
+                <w:sz w:val="20"/>
+                <w:szCs w:val="20"/>
+              </w:rPr>
+              <w:t xml:space="preserve">Lépések / bemenet</w:t>
+            </w:r>
+            <w:r/>
+            <w:r/>
+          </w:p>
+        </w:tc>
+        <w:tc>
+          <w:tcPr>
+            <w:tcBorders/>
+            <w:tcMar>
+              <w:left w:w="110" w:type="dxa"/>
+              <w:top w:w="90" w:type="dxa"/>
+              <w:right w:w="110" w:type="dxa"/>
+              <w:bottom w:w="90" w:type="dxa"/>
+            </w:tcMar>
+            <w:tcW w:w="7200" w:type="dxa"/>
+          </w:tcPr>
+          <w:p>
+            <w:pPr>
+              <w:pBdr/>
+              <w:spacing/>
+              <w:ind/>
+              <w:rPr/>
+            </w:pPr>
+            <w:r>
+              <w:rPr>
+                <w:b w:val="0"/>
+                <w:bCs w:val="0"/>
+                <w:sz w:val="20"/>
+                <w:szCs w:val="20"/>
+              </w:rPr>
+              <w:t xml:space="preserve">1. Új játék indítása (3×3).
+2. Lépéssorozat: X (0,0) → O (1,0) → X (0,1) → O (1,1) → X (0,2).
+3. Az utolsó válasz winning_fields mezőjének vizsgálata.</w:t>
+            </w:r>
+            <w:r/>
+            <w:r/>
+          </w:p>
+        </w:tc>
+      </w:tr>
+      <w:tr>
+        <w:trPr>
+          <w:cantSplit/>
+        </w:trPr>
+        <w:tc>
+          <w:tcPr>
+            <w:shd w:val="clear" w:color="ffffff" w:fill="dce6f1"/>
+            <w:tcBorders/>
+            <w:tcMar>
+              <w:left w:w="110" w:type="dxa"/>
+              <w:top w:w="90" w:type="dxa"/>
+              <w:right w:w="110" w:type="dxa"/>
+              <w:bottom w:w="90" w:type="dxa"/>
+            </w:tcMar>
+            <w:tcW w:w="2400" w:type="dxa"/>
+          </w:tcPr>
+          <w:p>
+            <w:pPr>
+              <w:pBdr/>
+              <w:spacing/>
+              <w:ind/>
+              <w:rPr/>
+            </w:pPr>
+            <w:r>
+              <w:rPr>
+                <w:b/>
+                <w:bCs/>
+                <w:sz w:val="20"/>
+                <w:szCs w:val="20"/>
+              </w:rPr>
+              <w:t xml:space="preserve">Elvárt eredmény</w:t>
+            </w:r>
+            <w:r/>
+            <w:r/>
+          </w:p>
+        </w:tc>
+        <w:tc>
+          <w:tcPr>
+            <w:tcBorders/>
+            <w:tcMar>
+              <w:left w:w="110" w:type="dxa"/>
+              <w:top w:w="90" w:type="dxa"/>
+              <w:right w:w="110" w:type="dxa"/>
+              <w:bottom w:w="90" w:type="dxa"/>
+            </w:tcMar>
+            <w:tcW w:w="7200" w:type="dxa"/>
+          </w:tcPr>
+          <w:p>
+            <w:pPr>
+              <w:pBdr/>
+              <w:spacing/>
+              <w:ind/>
+              <w:rPr/>
+            </w:pPr>
+            <w:r>
+              <w:rPr>
+                <w:b w:val="0"/>
+                <w:bCs w:val="0"/>
+                <w:sz w:val="20"/>
+                <w:szCs w:val="20"/>
+              </w:rPr>
+              <w:t xml:space="preserve">winning_fields értéke [[0,0],[0,1],[0,2]].</w:t>
+            </w:r>
+            <w:r/>
+            <w:r/>
+          </w:p>
+        </w:tc>
+      </w:tr>
+    </w:tbl>
+    <w:p>
+      <w:pPr>
+        <w:keepNext w:val="true"/>
+        <w:pBdr/>
+        <w:spacing w:after="60" w:before="60"/>
+        <w:ind/>
+        <w:rPr/>
+      </w:pPr>
+      <w:r>
+        <w:rPr>
+          <w:b/>
+          <w:bCs/>
+          <w:i/>
+          <w:iCs/>
+          <w:sz w:val="18"/>
+          <w:szCs w:val="18"/>
+        </w:rPr>
+        <w:t xml:space="preserve">Futtatások</w:t>
+      </w:r>
+      <w:r/>
+      <w:r/>
+    </w:p>
+    <w:tbl>
+      <w:tblPr>
+        <w:tblW w:w="9600" w:type="dxa"/>
+        <w:tblBorders>
+          <w:top w:val="single" w:color="000000" w:sz="4" w:space="0"/>
+          <w:left w:val="single" w:color="000000" w:sz="4" w:space="0"/>
+          <w:bottom w:val="single" w:color="000000" w:sz="4" w:space="0"/>
+          <w:right w:val="single" w:color="000000" w:sz="4" w:space="0"/>
+          <w:insideH w:val="single" w:color="000000" w:sz="4" w:space="0"/>
+          <w:insideV w:val="single" w:color="000000" w:sz="4" w:space="0"/>
+        </w:tblBorders>
+        <w:tblLook w:val="04A0" w:firstRow="1" w:lastRow="0" w:firstColumn="1" w:lastColumn="0" w:noHBand="0" w:noVBand="1"/>
+      </w:tblPr>
+      <w:tblGrid>
+        <w:gridCol w:w="1500"/>
+        <w:gridCol w:w="1500"/>
+        <w:gridCol w:w="3500"/>
+        <w:gridCol w:w="1500"/>
+        <w:gridCol w:w="1600"/>
+      </w:tblGrid>
+      <w:tr>
+        <w:trPr>
+          <w:tblHeader/>
+        </w:trPr>
+        <w:tc>
+          <w:tcPr>
+            <w:shd w:val="clear" w:color="ffffff" w:fill="2e5fa3"/>
+            <w:tcBorders/>
+            <w:tcMar>
+              <w:left w:w="110" w:type="dxa"/>
+              <w:top w:w="90" w:type="dxa"/>
+              <w:right w:w="110" w:type="dxa"/>
+              <w:bottom w:w="90" w:type="dxa"/>
+            </w:tcMar>
+            <w:tcW w:w="1500" w:type="dxa"/>
+          </w:tcPr>
+          <w:p>
+            <w:pPr>
+              <w:pBdr/>
+              <w:spacing/>
+              <w:ind/>
+              <w:rPr/>
+            </w:pPr>
+            <w:r>
+              <w:rPr>
+                <w:b/>
+                <w:bCs/>
+                <w:color w:val="ffffff"/>
+                <w:sz w:val="20"/>
+                <w:szCs w:val="20"/>
+              </w:rPr>
+              <w:t xml:space="preserve">Dátum</w:t>
+            </w:r>
+            <w:r/>
+            <w:r/>
+          </w:p>
+        </w:tc>
+        <w:tc>
+          <w:tcPr>
+            <w:shd w:val="clear" w:color="ffffff" w:fill="2e5fa3"/>
+            <w:tcBorders/>
+            <w:tcMar>
+              <w:left w:w="110" w:type="dxa"/>
+              <w:top w:w="90" w:type="dxa"/>
+              <w:right w:w="110" w:type="dxa"/>
+              <w:bottom w:w="90" w:type="dxa"/>
+            </w:tcMar>
+            <w:tcW w:w="1500" w:type="dxa"/>
+          </w:tcPr>
+          <w:p>
+            <w:pPr>
+              <w:pBdr/>
+              <w:spacing/>
+              <w:ind/>
+              <w:rPr/>
+            </w:pPr>
+            <w:r>
+              <w:rPr>
+                <w:b/>
+                <w:bCs/>
+                <w:color w:val="ffffff"/>
+                <w:sz w:val="20"/>
+                <w:szCs w:val="20"/>
+              </w:rPr>
+              <w:t xml:space="preserve">Tesztelő</w:t>
+            </w:r>
+            <w:r/>
+            <w:r/>
+          </w:p>
+        </w:tc>
+        <w:tc>
+          <w:tcPr>
+            <w:shd w:val="clear" w:color="ffffff" w:fill="2e5fa3"/>
+            <w:tcBorders/>
+            <w:tcMar>
+              <w:left w:w="110" w:type="dxa"/>
+              <w:top w:w="90" w:type="dxa"/>
+              <w:right w:w="110" w:type="dxa"/>
+              <w:bottom w:w="90" w:type="dxa"/>
+            </w:tcMar>
+            <w:tcW w:w="3500" w:type="dxa"/>
+          </w:tcPr>
+          <w:p>
+            <w:pPr>
+              <w:pBdr/>
+              <w:spacing/>
+              <w:ind/>
+              <w:rPr/>
+            </w:pPr>
+            <w:r>
+              <w:rPr>
+                <w:b/>
+                <w:bCs/>
+                <w:color w:val="ffffff"/>
+                <w:sz w:val="20"/>
+                <w:szCs w:val="20"/>
+              </w:rPr>
+              <w:t xml:space="preserve">Tényleges eredmény</w:t>
+            </w:r>
+            <w:r/>
+            <w:r/>
+          </w:p>
+        </w:tc>
+        <w:tc>
+          <w:tcPr>
+            <w:shd w:val="clear" w:color="ffffff" w:fill="2e5fa3"/>
+            <w:tcBorders/>
+            <w:tcMar>
+              <w:left w:w="110" w:type="dxa"/>
+              <w:top w:w="90" w:type="dxa"/>
+              <w:right w:w="110" w:type="dxa"/>
+              <w:bottom w:w="90" w:type="dxa"/>
+            </w:tcMar>
+            <w:tcW w:w="1500" w:type="dxa"/>
+          </w:tcPr>
+          <w:p>
+            <w:pPr>
+              <w:pBdr/>
+              <w:spacing/>
+              <w:ind/>
+              <w:rPr/>
+            </w:pPr>
+            <w:r>
+              <w:rPr>
+                <w:b/>
+                <w:bCs/>
+                <w:color w:val="ffffff"/>
+                <w:sz w:val="20"/>
+                <w:szCs w:val="20"/>
+              </w:rPr>
+              <w:t xml:space="preserve">Eredmény</w:t>
+            </w:r>
+            <w:r/>
+            <w:r/>
+          </w:p>
+        </w:tc>
+        <w:tc>
+          <w:tcPr>
+            <w:shd w:val="clear" w:color="ffffff" w:fill="2e5fa3"/>
+            <w:tcBorders/>
+            <w:tcMar>
+              <w:left w:w="110" w:type="dxa"/>
+              <w:top w:w="90" w:type="dxa"/>
+              <w:right w:w="110" w:type="dxa"/>
+              <w:bottom w:w="90" w:type="dxa"/>
+            </w:tcMar>
+            <w:tcW w:w="1600" w:type="dxa"/>
+          </w:tcPr>
+          <w:p>
+            <w:pPr>
+              <w:pBdr/>
+              <w:spacing/>
+              <w:ind/>
+              <w:rPr/>
+            </w:pPr>
+            <w:r>
+              <w:rPr>
+                <w:b/>
+                <w:bCs/>
+                <w:color w:val="ffffff"/>
+                <w:sz w:val="20"/>
+                <w:szCs w:val="20"/>
+              </w:rPr>
+              <w:t xml:space="preserve">Hibajegy</w:t>
+            </w:r>
+            <w:r/>
+            <w:r/>
+          </w:p>
+        </w:tc>
+      </w:tr>
+      <w:tr>
+        <w:trPr>
+          <w:cantSplit/>
+        </w:trPr>
+        <w:tc>
+          <w:tcPr>
+            <w:tcBorders/>
+            <w:tcMar>
+              <w:left w:w="110" w:type="dxa"/>
+              <w:top w:w="90" w:type="dxa"/>
+              <w:right w:w="110" w:type="dxa"/>
+              <w:bottom w:w="90" w:type="dxa"/>
+            </w:tcMar>
+            <w:tcW w:w="1500" w:type="dxa"/>
+          </w:tcPr>
+          <w:p>
+            <w:pPr>
+              <w:pBdr/>
+              <w:spacing/>
+              <w:ind/>
+              <w:rPr/>
+            </w:pPr>
+            <w:r>
+              <w:rPr>
+                <w:b w:val="0"/>
+                <w:bCs w:val="0"/>
+                <w:sz w:val="20"/>
+                <w:szCs w:val="20"/>
+              </w:rPr>
+              <w:t xml:space="preserve">2026-10-</w:t>
+            </w:r>
+            <w:r>
+              <w:rPr>
+                <w:b w:val="0"/>
+                <w:bCs w:val="0"/>
+                <w:sz w:val="20"/>
+                <w:szCs w:val="20"/>
+                <w:lang w:val="hu-HU"/>
+              </w:rPr>
+              <w:t xml:space="preserve">11</w:t>
+            </w:r>
+            <w:r/>
+            <w:r/>
+          </w:p>
+        </w:tc>
+        <w:tc>
+          <w:tcPr>
+            <w:tcBorders/>
+            <w:tcMar>
+              <w:left w:w="110" w:type="dxa"/>
+              <w:top w:w="90" w:type="dxa"/>
+              <w:right w:w="110" w:type="dxa"/>
+              <w:bottom w:w="90" w:type="dxa"/>
+            </w:tcMar>
+            <w:tcW w:w="1500" w:type="dxa"/>
+          </w:tcPr>
+          <w:p>
+            <w:pPr>
+              <w:pBdr/>
+              <w:spacing/>
+              <w:ind/>
+              <w:rPr/>
+            </w:pPr>
+            <w:r>
+              <w:rPr>
+                <w:b w:val="0"/>
+                <w:bCs w:val="0"/>
+                <w:sz w:val="20"/>
+                <w:szCs w:val="20"/>
+              </w:rPr>
+              <w:t xml:space="preserve">Backend fejlesztő</w:t>
+            </w:r>
+            <w:r/>
+            <w:r/>
+          </w:p>
+        </w:tc>
+        <w:tc>
+          <w:tcPr>
+            <w:tcBorders/>
+            <w:tcMar>
+              <w:left w:w="110" w:type="dxa"/>
+              <w:top w:w="90" w:type="dxa"/>
+              <w:right w:w="110" w:type="dxa"/>
+              <w:bottom w:w="90" w:type="dxa"/>
+            </w:tcMar>
+            <w:tcW w:w="3500" w:type="dxa"/>
+          </w:tcPr>
+          <w:p>
+            <w:pPr>
+              <w:pBdr/>
+              <w:spacing/>
+              <w:ind/>
+              <w:rPr/>
+            </w:pPr>
+            <w:r>
+              <w:rPr>
+                <w:b w:val="0"/>
+                <w:bCs w:val="0"/>
+                <w:sz w:val="20"/>
+                <w:szCs w:val="20"/>
+              </w:rPr>
+              <w:t xml:space="preserve">winning_fields értéke [[[0,0],[0,1],[0,2]]] – eggyel mélyebben beágyazott lista.</w:t>
+            </w:r>
+            <w:r/>
+            <w:r/>
+          </w:p>
+        </w:tc>
+        <w:tc>
+          <w:tcPr>
+            <w:tcBorders/>
+            <w:tcMar>
+              <w:left w:w="110" w:type="dxa"/>
+              <w:top w:w="90" w:type="dxa"/>
+              <w:right w:w="110" w:type="dxa"/>
+              <w:bottom w:w="90" w:type="dxa"/>
+            </w:tcMar>
+            <w:tcW w:w="1500" w:type="dxa"/>
+          </w:tcPr>
+          <w:p>
+            <w:pPr>
+              <w:pBdr/>
+              <w:spacing/>
+              <w:ind/>
+              <w:rPr/>
+            </w:pPr>
+            <w:r>
+              <w:rPr>
+                <w:b/>
+                <w:bCs/>
+                <w:color w:val="c62828"/>
+                <w:sz w:val="20"/>
+                <w:szCs w:val="20"/>
+              </w:rPr>
+              <w:t xml:space="preserve">Sikertelen</w:t>
+            </w:r>
+            <w:r/>
+            <w:r/>
+          </w:p>
+        </w:tc>
+        <w:tc>
+          <w:tcPr>
+            <w:tcBorders/>
+            <w:tcMar>
+              <w:left w:w="110" w:type="dxa"/>
+              <w:top w:w="90" w:type="dxa"/>
+              <w:right w:w="110" w:type="dxa"/>
+              <w:bottom w:w="90" w:type="dxa"/>
+            </w:tcMar>
+            <w:tcW w:w="1600" w:type="dxa"/>
+          </w:tcPr>
+          <w:p>
+            <w:pPr>
+              <w:pBdr/>
+              <w:spacing/>
+              <w:ind/>
+              <w:rPr/>
+            </w:pPr>
+            <w:r>
+              <w:rPr>
+                <w:b w:val="0"/>
+                <w:bCs w:val="0"/>
+                <w:sz w:val="20"/>
+                <w:szCs w:val="20"/>
+              </w:rPr>
+              <w:t xml:space="preserve">BUG-0</w:t>
+            </w:r>
+            <w:r>
+              <w:rPr>
+                <w:b w:val="0"/>
+                <w:bCs w:val="0"/>
+                <w:sz w:val="20"/>
+                <w:szCs w:val="20"/>
+                <w:lang w:val="hu-HU"/>
+              </w:rPr>
+              <w:t xml:space="preserve">8</w:t>
+            </w:r>
+            <w:r/>
+            <w:r/>
+          </w:p>
+        </w:tc>
+      </w:tr>
+      <w:tr>
+        <w:trPr/>
+        <w:tc>
+          <w:tcPr>
+            <w:tcBorders/>
+            <w:tcMar>
+              <w:left w:w="110" w:type="dxa"/>
+              <w:top w:w="90" w:type="dxa"/>
+              <w:right w:w="110" w:type="dxa"/>
+              <w:bottom w:w="90" w:type="dxa"/>
+            </w:tcMar>
+            <w:tcW w:w="1500" w:type="dxa"/>
+            <w:vMerge w:val="restart"/>
+          </w:tcPr>
+          <w:p>
+            <w:pPr>
+              <w:pBdr/>
+              <w:spacing/>
+              <w:ind/>
+              <w:rPr/>
+            </w:pPr>
+            <w:r>
+              <w:rPr>
+                <w:b w:val="0"/>
+                <w:bCs w:val="0"/>
+                <w:sz w:val="20"/>
+                <w:szCs w:val="20"/>
+              </w:rPr>
+              <w:t xml:space="preserve">2026-10-</w:t>
+            </w:r>
+            <w:r>
+              <w:rPr>
+                <w:b w:val="0"/>
+                <w:bCs w:val="0"/>
+                <w:sz w:val="20"/>
+                <w:szCs w:val="20"/>
+                <w:lang w:val="hu-HU"/>
+              </w:rPr>
+              <w:t xml:space="preserve">11</w:t>
+            </w:r>
+            <w:r/>
+            <w:r/>
+          </w:p>
+        </w:tc>
+        <w:tc>
+          <w:tcPr>
+            <w:tcBorders/>
+            <w:tcMar>
+              <w:left w:w="110" w:type="dxa"/>
+              <w:top w:w="90" w:type="dxa"/>
+              <w:right w:w="110" w:type="dxa"/>
+              <w:bottom w:w="90" w:type="dxa"/>
+            </w:tcMar>
+            <w:tcW w:w="1500" w:type="dxa"/>
+            <w:vMerge w:val="restart"/>
+          </w:tcPr>
+          <w:p>
+            <w:pPr>
+              <w:pBdr/>
+              <w:spacing/>
+              <w:ind/>
+              <w:rPr/>
+            </w:pPr>
+            <w:r>
+              <w:rPr>
+                <w:b w:val="0"/>
+                <w:bCs w:val="0"/>
+                <w:sz w:val="20"/>
+                <w:szCs w:val="20"/>
+              </w:rPr>
+              <w:t xml:space="preserve">Backend fejlesztő</w:t>
+            </w:r>
+            <w:r/>
+            <w:r/>
+          </w:p>
+        </w:tc>
+        <w:tc>
+          <w:tcPr>
+            <w:tcBorders/>
+            <w:tcMar>
+              <w:left w:w="110" w:type="dxa"/>
+              <w:top w:w="90" w:type="dxa"/>
+              <w:right w:w="110" w:type="dxa"/>
+              <w:bottom w:w="90" w:type="dxa"/>
+            </w:tcMar>
+            <w:tcW w:w="3500" w:type="dxa"/>
+            <w:vMerge w:val="restart"/>
+          </w:tcPr>
+          <w:p>
+            <w:pPr>
+              <w:pBdr/>
+              <w:spacing/>
+              <w:ind/>
+              <w:rPr/>
+            </w:pPr>
+            <w:r>
+              <w:rPr>
+                <w:b w:val="0"/>
+                <w:bCs w:val="0"/>
+                <w:sz w:val="20"/>
+                <w:szCs w:val="20"/>
+              </w:rPr>
+              <w:t xml:space="preserve">winning_fields értéke [[0,0],[0,1],[0,2]] – megegyezik az elvárttal.</w:t>
+            </w:r>
+            <w:r/>
+            <w:r/>
+          </w:p>
+        </w:tc>
+        <w:tc>
+          <w:tcPr>
+            <w:tcBorders/>
+            <w:tcMar>
+              <w:left w:w="110" w:type="dxa"/>
+              <w:top w:w="90" w:type="dxa"/>
+              <w:right w:w="110" w:type="dxa"/>
+              <w:bottom w:w="90" w:type="dxa"/>
+            </w:tcMar>
+            <w:tcW w:w="1500" w:type="dxa"/>
+            <w:vMerge w:val="restart"/>
+          </w:tcPr>
+          <w:p>
+            <w:pPr>
+              <w:pBdr/>
+              <w:spacing/>
+              <w:ind/>
+              <w:rPr/>
+            </w:pPr>
+            <w:r>
+              <w:rPr>
+                <w:b/>
+                <w:bCs/>
+                <w:color w:val="2e7d32"/>
+                <w:sz w:val="20"/>
+                <w:szCs w:val="20"/>
+              </w:rPr>
+              <w:t xml:space="preserve">Sikeres</w:t>
+            </w:r>
+            <w:r/>
+            <w:r/>
+          </w:p>
+        </w:tc>
+        <w:tc>
+          <w:tcPr>
+            <w:tcBorders/>
+            <w:tcMar>
+              <w:left w:w="110" w:type="dxa"/>
+              <w:top w:w="90" w:type="dxa"/>
+              <w:right w:w="110" w:type="dxa"/>
+              <w:bottom w:w="90" w:type="dxa"/>
+            </w:tcMar>
+            <w:tcW w:w="1600" w:type="dxa"/>
+            <w:vMerge w:val="restart"/>
+          </w:tcPr>
+          <w:p>
+            <w:pPr>
+              <w:pBdr/>
+              <w:spacing/>
+              <w:ind/>
+              <w:rPr/>
+            </w:pPr>
+            <w:r>
+              <w:rPr>
+                <w:b w:val="0"/>
+                <w:bCs w:val="0"/>
+                <w:sz w:val="20"/>
+                <w:szCs w:val="20"/>
+              </w:rPr>
+              <w:t xml:space="preserve">–</w:t>
+            </w:r>
+            <w:r/>
+            <w:r/>
+          </w:p>
+        </w:tc>
+      </w:tr>
+    </w:tbl>
+    <w:p>
+      <w:pPr>
+        <w:pBdr/>
+        <w:spacing w:after="120"/>
+        <w:ind/>
+        <w:rPr/>
+      </w:pPr>
+      <w:r/>
     </w:p>
     <w:p>
       <w:pPr>
-        <w:pStyle w:val="668"/>
+        <w:pStyle w:val="877"/>
         <w:pBdr/>
         <w:spacing w:after="160" w:before="320"/>
         <w:ind/>
@@ -4745,7 +7395,6 @@
         <w:ind/>
         <w:rPr/>
       </w:pPr>
-      <w:r/>
       <w:r>
         <w:separator/>
       </w:r>
@@ -4760,7 +7409,6 @@
         <w:ind/>
         <w:rPr/>
       </w:pPr>
-      <w:r/>
       <w:r>
         <w:continuationSeparator/>
       </w:r>
@@ -4780,7 +7428,6 @@
         <w:ind/>
         <w:rPr/>
       </w:pPr>
-      <w:r/>
       <w:r>
         <w:separator/>
       </w:r>
@@ -4795,7 +7442,6 @@
         <w:ind/>
         <w:rPr/>
       </w:pPr>
-      <w:r/>
       <w:r>
         <w:continuationSeparator/>
       </w:r>
@@ -4960,9 +7606,9 @@
     <w:lsdException w:name="Bibliography" w:uiPriority="37"/>
     <w:lsdException w:name="TOC Heading" w:uiPriority="39" w:qFormat="1"/>
   </w:latentStyles>
-  <w:style w:type="table" w:styleId="12">
+  <w:style w:type="table" w:styleId="704">
     <w:name w:val="Table Grid"/>
-    <w:basedOn w:val="675"/>
+    <w:basedOn w:val="884"/>
     <w:uiPriority w:val="59"/>
     <w:pPr>
       <w:pBdr/>
@@ -5159,9 +7805,9 @@
       </w:tcPr>
     </w:tblStylePr>
   </w:style>
-  <w:style w:type="table" w:styleId="13">
+  <w:style w:type="table" w:styleId="705">
     <w:name w:val="Table Grid Light"/>
-    <w:basedOn w:val="675"/>
+    <w:basedOn w:val="884"/>
     <w:uiPriority w:val="59"/>
     <w:pPr>
       <w:pBdr/>
@@ -5358,9 +8004,9 @@
       </w:tcPr>
     </w:tblStylePr>
   </w:style>
-  <w:style w:type="table" w:styleId="14">
+  <w:style w:type="table" w:styleId="706">
     <w:name w:val="Plain Table 1"/>
-    <w:basedOn w:val="675"/>
+    <w:basedOn w:val="884"/>
     <w:uiPriority w:val="59"/>
     <w:pPr>
       <w:pBdr/>
@@ -5583,9 +8229,9 @@
       </w:tcPr>
     </w:tblStylePr>
   </w:style>
-  <w:style w:type="table" w:styleId="15">
+  <w:style w:type="table" w:styleId="707">
     <w:name w:val="Plain Table 2"/>
-    <w:basedOn w:val="675"/>
+    <w:basedOn w:val="884"/>
     <w:uiPriority w:val="59"/>
     <w:pPr>
       <w:pBdr/>
@@ -5816,9 +8462,9 @@
       </w:tcPr>
     </w:tblStylePr>
   </w:style>
-  <w:style w:type="table" w:styleId="16">
+  <w:style w:type="table" w:styleId="708">
     <w:name w:val="Plain Table 3"/>
-    <w:basedOn w:val="675"/>
+    <w:basedOn w:val="884"/>
     <w:uiPriority w:val="99"/>
     <w:pPr>
       <w:pBdr/>
@@ -6046,9 +8692,9 @@
       </w:tcPr>
     </w:tblStylePr>
   </w:style>
-  <w:style w:type="table" w:styleId="17">
+  <w:style w:type="table" w:styleId="709">
     <w:name w:val="Plain Table 4"/>
-    <w:basedOn w:val="675"/>
+    <w:basedOn w:val="884"/>
     <w:uiPriority w:val="99"/>
     <w:pPr>
       <w:pBdr/>
@@ -6262,9 +8908,9 @@
       </w:tcPr>
     </w:tblStylePr>
   </w:style>
-  <w:style w:type="table" w:styleId="18">
+  <w:style w:type="table" w:styleId="710">
     <w:name w:val="Plain Table 5"/>
-    <w:basedOn w:val="675"/>
+    <w:basedOn w:val="884"/>
     <w:uiPriority w:val="99"/>
     <w:pPr>
       <w:pBdr/>
@@ -6495,9 +9141,9 @@
       </w:tcPr>
     </w:tblStylePr>
   </w:style>
-  <w:style w:type="table" w:styleId="19">
+  <w:style w:type="table" w:styleId="711">
     <w:name w:val="Grid Table 1 Light"/>
-    <w:basedOn w:val="675"/>
+    <w:basedOn w:val="884"/>
     <w:uiPriority w:val="99"/>
     <w:pPr>
       <w:pBdr/>
@@ -6718,9 +9364,9 @@
       </w:tcPr>
     </w:tblStylePr>
   </w:style>
-  <w:style w:type="table" w:styleId="20">
+  <w:style w:type="table" w:styleId="712">
     <w:name w:val="Grid Table 1 Light - Accent 1"/>
-    <w:basedOn w:val="675"/>
+    <w:basedOn w:val="884"/>
     <w:uiPriority w:val="99"/>
     <w:pPr>
       <w:pBdr/>
@@ -6941,9 +9587,9 @@
       </w:tcPr>
     </w:tblStylePr>
   </w:style>
-  <w:style w:type="table" w:styleId="21">
+  <w:style w:type="table" w:styleId="713">
     <w:name w:val="Grid Table 1 Light - Accent 2"/>
-    <w:basedOn w:val="675"/>
+    <w:basedOn w:val="884"/>
     <w:uiPriority w:val="99"/>
     <w:pPr>
       <w:pBdr/>
@@ -7164,9 +9810,9 @@
       </w:tcPr>
     </w:tblStylePr>
   </w:style>
-  <w:style w:type="table" w:styleId="22">
+  <w:style w:type="table" w:styleId="714">
     <w:name w:val="Grid Table 1 Light - Accent 3"/>
-    <w:basedOn w:val="675"/>
+    <w:basedOn w:val="884"/>
     <w:uiPriority w:val="99"/>
     <w:pPr>
       <w:pBdr/>
@@ -7387,9 +10033,9 @@
       </w:tcPr>
     </w:tblStylePr>
   </w:style>
-  <w:style w:type="table" w:styleId="23">
+  <w:style w:type="table" w:styleId="715">
     <w:name w:val="Grid Table 1 Light - Accent 4"/>
-    <w:basedOn w:val="675"/>
+    <w:basedOn w:val="884"/>
     <w:uiPriority w:val="99"/>
     <w:pPr>
       <w:pBdr/>
@@ -7610,9 +10256,9 @@
       </w:tcPr>
     </w:tblStylePr>
   </w:style>
-  <w:style w:type="table" w:styleId="24">
+  <w:style w:type="table" w:styleId="716">
     <w:name w:val="Grid Table 1 Light - Accent 5"/>
-    <w:basedOn w:val="675"/>
+    <w:basedOn w:val="884"/>
     <w:uiPriority w:val="99"/>
     <w:pPr>
       <w:pBdr/>
@@ -7833,9 +10479,9 @@
       </w:tcPr>
     </w:tblStylePr>
   </w:style>
-  <w:style w:type="table" w:styleId="25">
+  <w:style w:type="table" w:styleId="717">
     <w:name w:val="Grid Table 1 Light - Accent 6"/>
-    <w:basedOn w:val="675"/>
+    <w:basedOn w:val="884"/>
     <w:uiPriority w:val="99"/>
     <w:pPr>
       <w:pBdr/>
@@ -8056,9 +10702,9 @@
       </w:tcPr>
     </w:tblStylePr>
   </w:style>
-  <w:style w:type="table" w:styleId="26">
+  <w:style w:type="table" w:styleId="718">
     <w:name w:val="Grid Table 2"/>
-    <w:basedOn w:val="675"/>
+    <w:basedOn w:val="884"/>
     <w:uiPriority w:val="99"/>
     <w:pPr>
       <w:pBdr/>
@@ -8288,9 +10934,9 @@
       </w:tcPr>
     </w:tblStylePr>
   </w:style>
-  <w:style w:type="table" w:styleId="27">
+  <w:style w:type="table" w:styleId="719">
     <w:name w:val="Grid Table 2 - Accent 1"/>
-    <w:basedOn w:val="675"/>
+    <w:basedOn w:val="884"/>
     <w:uiPriority w:val="99"/>
     <w:pPr>
       <w:pBdr/>
@@ -8520,9 +11166,9 @@
       </w:tcPr>
     </w:tblStylePr>
   </w:style>
-  <w:style w:type="table" w:styleId="28">
+  <w:style w:type="table" w:styleId="720">
     <w:name w:val="Grid Table 2 - Accent 2"/>
-    <w:basedOn w:val="675"/>
+    <w:basedOn w:val="884"/>
     <w:uiPriority w:val="99"/>
     <w:pPr>
       <w:pBdr/>
@@ -8752,9 +11398,9 @@
       </w:tcPr>
     </w:tblStylePr>
   </w:style>
-  <w:style w:type="table" w:styleId="29">
+  <w:style w:type="table" w:styleId="721">
     <w:name w:val="Grid Table 2 - Accent 3"/>
-    <w:basedOn w:val="675"/>
+    <w:basedOn w:val="884"/>
     <w:uiPriority w:val="99"/>
     <w:pPr>
       <w:pBdr/>
@@ -8984,9 +11630,9 @@
       </w:tcPr>
     </w:tblStylePr>
   </w:style>
-  <w:style w:type="table" w:styleId="30">
+  <w:style w:type="table" w:styleId="722">
     <w:name w:val="Grid Table 2 - Accent 4"/>
-    <w:basedOn w:val="675"/>
+    <w:basedOn w:val="884"/>
     <w:uiPriority w:val="99"/>
     <w:pPr>
       <w:pBdr/>
@@ -9216,9 +11862,9 @@
       </w:tcPr>
     </w:tblStylePr>
   </w:style>
-  <w:style w:type="table" w:styleId="31">
+  <w:style w:type="table" w:styleId="723">
     <w:name w:val="Grid Table 2 - Accent 5"/>
-    <w:basedOn w:val="675"/>
+    <w:basedOn w:val="884"/>
     <w:uiPriority w:val="99"/>
     <w:pPr>
       <w:pBdr/>
@@ -9448,9 +12094,9 @@
       </w:tcPr>
     </w:tblStylePr>
   </w:style>
-  <w:style w:type="table" w:styleId="32">
+  <w:style w:type="table" w:styleId="724">
     <w:name w:val="Grid Table 2 - Accent 6"/>
-    <w:basedOn w:val="675"/>
+    <w:basedOn w:val="884"/>
     <w:uiPriority w:val="99"/>
     <w:pPr>
       <w:pBdr/>
@@ -9680,9 +12326,9 @@
       </w:tcPr>
     </w:tblStylePr>
   </w:style>
-  <w:style w:type="table" w:styleId="33">
+  <w:style w:type="table" w:styleId="725">
     <w:name w:val="Grid Table 3"/>
-    <w:basedOn w:val="675"/>
+    <w:basedOn w:val="884"/>
     <w:uiPriority w:val="99"/>
     <w:pPr>
       <w:pBdr/>
@@ -9781,29 +12427,6 @@
         <w:tblBorders/>
       </w:tblPr>
       <w:tcPr>
-        <w:shd w:color="ffffff"/>
-        <w:tcBorders>
-          <w:top w:val="none" w:color="000000" w:sz="4" w:space="0"/>
-          <w:left w:val="none" w:color="000000" w:sz="4" w:space="0"/>
-          <w:bottom w:val="none" w:color="000000" w:sz="4" w:space="0"/>
-          <w:right w:val="none" w:color="000000" w:sz="4" w:space="0"/>
-        </w:tcBorders>
-      </w:tcPr>
-    </w:tblStylePr>
-    <w:tblStylePr w:type="firstRow">
-      <w:rPr>
-        <w:b/>
-        <w:color w:val="404040"/>
-      </w:rPr>
-      <w:pPr>
-        <w:pBdr/>
-        <w:spacing/>
-        <w:ind/>
-      </w:pPr>
-      <w:tblPr>
-        <w:tblBorders/>
-      </w:tblPr>
-      <w:tcPr>
         <w:shd w:val="clear" w:color="ffffff"/>
         <w:tcBorders>
           <w:top w:val="none" w:color="000000" w:sz="4" w:space="0"/>
@@ -9813,30 +12436,7 @@
         </w:tcBorders>
       </w:tcPr>
     </w:tblStylePr>
-    <w:tblStylePr w:type="lastCol">
-      <w:rPr>
-        <w:i/>
-        <w:color w:val="404040"/>
-      </w:rPr>
-      <w:pPr>
-        <w:pBdr/>
-        <w:spacing/>
-        <w:ind/>
-      </w:pPr>
-      <w:tblPr>
-        <w:tblBorders/>
-      </w:tblPr>
-      <w:tcPr>
-        <w:shd w:color="ffffff"/>
-        <w:tcBorders>
-          <w:top w:val="none" w:color="000000" w:sz="4" w:space="0"/>
-          <w:left w:val="none" w:color="000000" w:sz="4" w:space="0"/>
-          <w:bottom w:val="none" w:color="000000" w:sz="4" w:space="0"/>
-          <w:right w:val="none" w:color="000000" w:sz="4" w:space="0"/>
-        </w:tcBorders>
-      </w:tcPr>
-    </w:tblStylePr>
-    <w:tblStylePr w:type="lastRow">
+    <w:tblStylePr w:type="firstRow">
       <w:rPr>
         <w:b/>
         <w:color w:val="404040"/>
@@ -9859,6 +12459,52 @@
         </w:tcBorders>
       </w:tcPr>
     </w:tblStylePr>
+    <w:tblStylePr w:type="lastCol">
+      <w:rPr>
+        <w:i/>
+        <w:color w:val="404040"/>
+      </w:rPr>
+      <w:pPr>
+        <w:pBdr/>
+        <w:spacing/>
+        <w:ind/>
+      </w:pPr>
+      <w:tblPr>
+        <w:tblBorders/>
+      </w:tblPr>
+      <w:tcPr>
+        <w:shd w:val="clear" w:color="ffffff"/>
+        <w:tcBorders>
+          <w:top w:val="none" w:color="000000" w:sz="4" w:space="0"/>
+          <w:left w:val="none" w:color="000000" w:sz="4" w:space="0"/>
+          <w:bottom w:val="none" w:color="000000" w:sz="4" w:space="0"/>
+          <w:right w:val="none" w:color="000000" w:sz="4" w:space="0"/>
+        </w:tcBorders>
+      </w:tcPr>
+    </w:tblStylePr>
+    <w:tblStylePr w:type="lastRow">
+      <w:rPr>
+        <w:b/>
+        <w:color w:val="404040"/>
+      </w:rPr>
+      <w:pPr>
+        <w:pBdr/>
+        <w:spacing/>
+        <w:ind/>
+      </w:pPr>
+      <w:tblPr>
+        <w:tblBorders/>
+      </w:tblPr>
+      <w:tcPr>
+        <w:shd w:val="clear" w:color="ffffff"/>
+        <w:tcBorders>
+          <w:top w:val="none" w:color="000000" w:sz="4" w:space="0"/>
+          <w:left w:val="none" w:color="000000" w:sz="4" w:space="0"/>
+          <w:bottom w:val="none" w:color="000000" w:sz="4" w:space="0"/>
+          <w:right w:val="none" w:color="000000" w:sz="4" w:space="0"/>
+        </w:tcBorders>
+      </w:tcPr>
+    </w:tblStylePr>
     <w:tblStylePr w:type="nwCell">
       <w:pPr>
         <w:pBdr/>
@@ -9925,9 +12571,9 @@
       </w:tcPr>
     </w:tblStylePr>
   </w:style>
-  <w:style w:type="table" w:styleId="34">
+  <w:style w:type="table" w:styleId="726">
     <w:name w:val="Grid Table 3 - Accent 1"/>
-    <w:basedOn w:val="675"/>
+    <w:basedOn w:val="884"/>
     <w:uiPriority w:val="99"/>
     <w:pPr>
       <w:pBdr/>
@@ -10026,29 +12672,6 @@
         <w:tblBorders/>
       </w:tblPr>
       <w:tcPr>
-        <w:shd w:color="ffffff"/>
-        <w:tcBorders>
-          <w:top w:val="none" w:color="000000" w:sz="4" w:space="0"/>
-          <w:left w:val="none" w:color="000000" w:sz="4" w:space="0"/>
-          <w:bottom w:val="none" w:color="000000" w:sz="4" w:space="0"/>
-          <w:right w:val="none" w:color="000000" w:sz="4" w:space="0"/>
-        </w:tcBorders>
-      </w:tcPr>
-    </w:tblStylePr>
-    <w:tblStylePr w:type="firstRow">
-      <w:rPr>
-        <w:b/>
-        <w:color w:val="404040"/>
-      </w:rPr>
-      <w:pPr>
-        <w:pBdr/>
-        <w:spacing/>
-        <w:ind/>
-      </w:pPr>
-      <w:tblPr>
-        <w:tblBorders/>
-      </w:tblPr>
-      <w:tcPr>
         <w:shd w:val="clear" w:color="ffffff"/>
         <w:tcBorders>
           <w:top w:val="none" w:color="000000" w:sz="4" w:space="0"/>
@@ -10058,30 +12681,7 @@
         </w:tcBorders>
       </w:tcPr>
     </w:tblStylePr>
-    <w:tblStylePr w:type="lastCol">
-      <w:rPr>
-        <w:i/>
-        <w:color w:val="404040"/>
-      </w:rPr>
-      <w:pPr>
-        <w:pBdr/>
-        <w:spacing/>
-        <w:ind/>
-      </w:pPr>
-      <w:tblPr>
-        <w:tblBorders/>
-      </w:tblPr>
-      <w:tcPr>
-        <w:shd w:color="ffffff"/>
-        <w:tcBorders>
-          <w:top w:val="none" w:color="000000" w:sz="4" w:space="0"/>
-          <w:left w:val="none" w:color="000000" w:sz="4" w:space="0"/>
-          <w:bottom w:val="none" w:color="000000" w:sz="4" w:space="0"/>
-          <w:right w:val="none" w:color="000000" w:sz="4" w:space="0"/>
-        </w:tcBorders>
-      </w:tcPr>
-    </w:tblStylePr>
-    <w:tblStylePr w:type="lastRow">
+    <w:tblStylePr w:type="firstRow">
       <w:rPr>
         <w:b/>
         <w:color w:val="404040"/>
@@ -10104,6 +12704,52 @@
         </w:tcBorders>
       </w:tcPr>
     </w:tblStylePr>
+    <w:tblStylePr w:type="lastCol">
+      <w:rPr>
+        <w:i/>
+        <w:color w:val="404040"/>
+      </w:rPr>
+      <w:pPr>
+        <w:pBdr/>
+        <w:spacing/>
+        <w:ind/>
+      </w:pPr>
+      <w:tblPr>
+        <w:tblBorders/>
+      </w:tblPr>
+      <w:tcPr>
+        <w:shd w:val="clear" w:color="ffffff"/>
+        <w:tcBorders>
+          <w:top w:val="none" w:color="000000" w:sz="4" w:space="0"/>
+          <w:left w:val="none" w:color="000000" w:sz="4" w:space="0"/>
+          <w:bottom w:val="none" w:color="000000" w:sz="4" w:space="0"/>
+          <w:right w:val="none" w:color="000000" w:sz="4" w:space="0"/>
+        </w:tcBorders>
+      </w:tcPr>
+    </w:tblStylePr>
+    <w:tblStylePr w:type="lastRow">
+      <w:rPr>
+        <w:b/>
+        <w:color w:val="404040"/>
+      </w:rPr>
+      <w:pPr>
+        <w:pBdr/>
+        <w:spacing/>
+        <w:ind/>
+      </w:pPr>
+      <w:tblPr>
+        <w:tblBorders/>
+      </w:tblPr>
+      <w:tcPr>
+        <w:shd w:val="clear" w:color="ffffff"/>
+        <w:tcBorders>
+          <w:top w:val="none" w:color="000000" w:sz="4" w:space="0"/>
+          <w:left w:val="none" w:color="000000" w:sz="4" w:space="0"/>
+          <w:bottom w:val="none" w:color="000000" w:sz="4" w:space="0"/>
+          <w:right w:val="none" w:color="000000" w:sz="4" w:space="0"/>
+        </w:tcBorders>
+      </w:tcPr>
+    </w:tblStylePr>
     <w:tblStylePr w:type="nwCell">
       <w:pPr>
         <w:pBdr/>
@@ -10170,9 +12816,9 @@
       </w:tcPr>
     </w:tblStylePr>
   </w:style>
-  <w:style w:type="table" w:styleId="35">
+  <w:style w:type="table" w:styleId="727">
     <w:name w:val="Grid Table 3 - Accent 2"/>
-    <w:basedOn w:val="675"/>
+    <w:basedOn w:val="884"/>
     <w:uiPriority w:val="99"/>
     <w:pPr>
       <w:pBdr/>
@@ -10271,29 +12917,6 @@
         <w:tblBorders/>
       </w:tblPr>
       <w:tcPr>
-        <w:shd w:color="ffffff"/>
-        <w:tcBorders>
-          <w:top w:val="none" w:color="000000" w:sz="4" w:space="0"/>
-          <w:left w:val="none" w:color="000000" w:sz="4" w:space="0"/>
-          <w:bottom w:val="none" w:color="000000" w:sz="4" w:space="0"/>
-          <w:right w:val="none" w:color="000000" w:sz="4" w:space="0"/>
-        </w:tcBorders>
-      </w:tcPr>
-    </w:tblStylePr>
-    <w:tblStylePr w:type="firstRow">
-      <w:rPr>
-        <w:b/>
-        <w:color w:val="404040"/>
-      </w:rPr>
-      <w:pPr>
-        <w:pBdr/>
-        <w:spacing/>
-        <w:ind/>
-      </w:pPr>
-      <w:tblPr>
-        <w:tblBorders/>
-      </w:tblPr>
-      <w:tcPr>
         <w:shd w:val="clear" w:color="ffffff"/>
         <w:tcBorders>
           <w:top w:val="none" w:color="000000" w:sz="4" w:space="0"/>
@@ -10303,30 +12926,7 @@
         </w:tcBorders>
       </w:tcPr>
     </w:tblStylePr>
-    <w:tblStylePr w:type="lastCol">
-      <w:rPr>
-        <w:i/>
-        <w:color w:val="404040"/>
-      </w:rPr>
-      <w:pPr>
-        <w:pBdr/>
-        <w:spacing/>
-        <w:ind/>
-      </w:pPr>
-      <w:tblPr>
-        <w:tblBorders/>
-      </w:tblPr>
-      <w:tcPr>
-        <w:shd w:color="ffffff"/>
-        <w:tcBorders>
-          <w:top w:val="none" w:color="000000" w:sz="4" w:space="0"/>
-          <w:left w:val="none" w:color="000000" w:sz="4" w:space="0"/>
-          <w:bottom w:val="none" w:color="000000" w:sz="4" w:space="0"/>
-          <w:right w:val="none" w:color="000000" w:sz="4" w:space="0"/>
-        </w:tcBorders>
-      </w:tcPr>
-    </w:tblStylePr>
-    <w:tblStylePr w:type="lastRow">
+    <w:tblStylePr w:type="firstRow">
       <w:rPr>
         <w:b/>
         <w:color w:val="404040"/>
@@ -10349,6 +12949,52 @@
         </w:tcBorders>
       </w:tcPr>
     </w:tblStylePr>
+    <w:tblStylePr w:type="lastCol">
+      <w:rPr>
+        <w:i/>
+        <w:color w:val="404040"/>
+      </w:rPr>
+      <w:pPr>
+        <w:pBdr/>
+        <w:spacing/>
+        <w:ind/>
+      </w:pPr>
+      <w:tblPr>
+        <w:tblBorders/>
+      </w:tblPr>
+      <w:tcPr>
+        <w:shd w:val="clear" w:color="ffffff"/>
+        <w:tcBorders>
+          <w:top w:val="none" w:color="000000" w:sz="4" w:space="0"/>
+          <w:left w:val="none" w:color="000000" w:sz="4" w:space="0"/>
+          <w:bottom w:val="none" w:color="000000" w:sz="4" w:space="0"/>
+          <w:right w:val="none" w:color="000000" w:sz="4" w:space="0"/>
+        </w:tcBorders>
+      </w:tcPr>
+    </w:tblStylePr>
+    <w:tblStylePr w:type="lastRow">
+      <w:rPr>
+        <w:b/>
+        <w:color w:val="404040"/>
+      </w:rPr>
+      <w:pPr>
+        <w:pBdr/>
+        <w:spacing/>
+        <w:ind/>
+      </w:pPr>
+      <w:tblPr>
+        <w:tblBorders/>
+      </w:tblPr>
+      <w:tcPr>
+        <w:shd w:val="clear" w:color="ffffff"/>
+        <w:tcBorders>
+          <w:top w:val="none" w:color="000000" w:sz="4" w:space="0"/>
+          <w:left w:val="none" w:color="000000" w:sz="4" w:space="0"/>
+          <w:bottom w:val="none" w:color="000000" w:sz="4" w:space="0"/>
+          <w:right w:val="none" w:color="000000" w:sz="4" w:space="0"/>
+        </w:tcBorders>
+      </w:tcPr>
+    </w:tblStylePr>
     <w:tblStylePr w:type="nwCell">
       <w:pPr>
         <w:pBdr/>
@@ -10415,9 +13061,9 @@
       </w:tcPr>
     </w:tblStylePr>
   </w:style>
-  <w:style w:type="table" w:styleId="36">
+  <w:style w:type="table" w:styleId="728">
     <w:name w:val="Grid Table 3 - Accent 3"/>
-    <w:basedOn w:val="675"/>
+    <w:basedOn w:val="884"/>
     <w:uiPriority w:val="99"/>
     <w:pPr>
       <w:pBdr/>
@@ -10516,29 +13162,6 @@
         <w:tblBorders/>
       </w:tblPr>
       <w:tcPr>
-        <w:shd w:color="ffffff"/>
-        <w:tcBorders>
-          <w:top w:val="none" w:color="000000" w:sz="4" w:space="0"/>
-          <w:left w:val="none" w:color="000000" w:sz="4" w:space="0"/>
-          <w:bottom w:val="none" w:color="000000" w:sz="4" w:space="0"/>
-          <w:right w:val="none" w:color="000000" w:sz="4" w:space="0"/>
-        </w:tcBorders>
-      </w:tcPr>
-    </w:tblStylePr>
-    <w:tblStylePr w:type="firstRow">
-      <w:rPr>
-        <w:b/>
-        <w:color w:val="404040"/>
-      </w:rPr>
-      <w:pPr>
-        <w:pBdr/>
-        <w:spacing/>
-        <w:ind/>
-      </w:pPr>
-      <w:tblPr>
-        <w:tblBorders/>
-      </w:tblPr>
-      <w:tcPr>
         <w:shd w:val="clear" w:color="ffffff"/>
         <w:tcBorders>
           <w:top w:val="none" w:color="000000" w:sz="4" w:space="0"/>
@@ -10548,30 +13171,7 @@
         </w:tcBorders>
       </w:tcPr>
     </w:tblStylePr>
-    <w:tblStylePr w:type="lastCol">
-      <w:rPr>
-        <w:i/>
-        <w:color w:val="404040"/>
-      </w:rPr>
-      <w:pPr>
-        <w:pBdr/>
-        <w:spacing/>
-        <w:ind/>
-      </w:pPr>
-      <w:tblPr>
-        <w:tblBorders/>
-      </w:tblPr>
-      <w:tcPr>
-        <w:shd w:color="ffffff"/>
-        <w:tcBorders>
-          <w:top w:val="none" w:color="000000" w:sz="4" w:space="0"/>
-          <w:left w:val="none" w:color="000000" w:sz="4" w:space="0"/>
-          <w:bottom w:val="none" w:color="000000" w:sz="4" w:space="0"/>
-          <w:right w:val="none" w:color="000000" w:sz="4" w:space="0"/>
-        </w:tcBorders>
-      </w:tcPr>
-    </w:tblStylePr>
-    <w:tblStylePr w:type="lastRow">
+    <w:tblStylePr w:type="firstRow">
       <w:rPr>
         <w:b/>
         <w:color w:val="404040"/>
@@ -10594,6 +13194,52 @@
         </w:tcBorders>
       </w:tcPr>
     </w:tblStylePr>
+    <w:tblStylePr w:type="lastCol">
+      <w:rPr>
+        <w:i/>
+        <w:color w:val="404040"/>
+      </w:rPr>
+      <w:pPr>
+        <w:pBdr/>
+        <w:spacing/>
+        <w:ind/>
+      </w:pPr>
+      <w:tblPr>
+        <w:tblBorders/>
+      </w:tblPr>
+      <w:tcPr>
+        <w:shd w:val="clear" w:color="ffffff"/>
+        <w:tcBorders>
+          <w:top w:val="none" w:color="000000" w:sz="4" w:space="0"/>
+          <w:left w:val="none" w:color="000000" w:sz="4" w:space="0"/>
+          <w:bottom w:val="none" w:color="000000" w:sz="4" w:space="0"/>
+          <w:right w:val="none" w:color="000000" w:sz="4" w:space="0"/>
+        </w:tcBorders>
+      </w:tcPr>
+    </w:tblStylePr>
+    <w:tblStylePr w:type="lastRow">
+      <w:rPr>
+        <w:b/>
+        <w:color w:val="404040"/>
+      </w:rPr>
+      <w:pPr>
+        <w:pBdr/>
+        <w:spacing/>
+        <w:ind/>
+      </w:pPr>
+      <w:tblPr>
+        <w:tblBorders/>
+      </w:tblPr>
+      <w:tcPr>
+        <w:shd w:val="clear" w:color="ffffff"/>
+        <w:tcBorders>
+          <w:top w:val="none" w:color="000000" w:sz="4" w:space="0"/>
+          <w:left w:val="none" w:color="000000" w:sz="4" w:space="0"/>
+          <w:bottom w:val="none" w:color="000000" w:sz="4" w:space="0"/>
+          <w:right w:val="none" w:color="000000" w:sz="4" w:space="0"/>
+        </w:tcBorders>
+      </w:tcPr>
+    </w:tblStylePr>
     <w:tblStylePr w:type="nwCell">
       <w:pPr>
         <w:pBdr/>
@@ -10660,9 +13306,9 @@
       </w:tcPr>
     </w:tblStylePr>
   </w:style>
-  <w:style w:type="table" w:styleId="37">
+  <w:style w:type="table" w:styleId="729">
     <w:name w:val="Grid Table 3 - Accent 4"/>
-    <w:basedOn w:val="675"/>
+    <w:basedOn w:val="884"/>
     <w:uiPriority w:val="99"/>
     <w:pPr>
       <w:pBdr/>
@@ -10761,29 +13407,6 @@
         <w:tblBorders/>
       </w:tblPr>
       <w:tcPr>
-        <w:shd w:color="ffffff"/>
-        <w:tcBorders>
-          <w:top w:val="none" w:color="000000" w:sz="4" w:space="0"/>
-          <w:left w:val="none" w:color="000000" w:sz="4" w:space="0"/>
-          <w:bottom w:val="none" w:color="000000" w:sz="4" w:space="0"/>
-          <w:right w:val="none" w:color="000000" w:sz="4" w:space="0"/>
-        </w:tcBorders>
-      </w:tcPr>
-    </w:tblStylePr>
-    <w:tblStylePr w:type="firstRow">
-      <w:rPr>
-        <w:b/>
-        <w:color w:val="404040"/>
-      </w:rPr>
-      <w:pPr>
-        <w:pBdr/>
-        <w:spacing/>
-        <w:ind/>
-      </w:pPr>
-      <w:tblPr>
-        <w:tblBorders/>
-      </w:tblPr>
-      <w:tcPr>
         <w:shd w:val="clear" w:color="ffffff"/>
         <w:tcBorders>
           <w:top w:val="none" w:color="000000" w:sz="4" w:space="0"/>
@@ -10793,30 +13416,7 @@
         </w:tcBorders>
       </w:tcPr>
     </w:tblStylePr>
-    <w:tblStylePr w:type="lastCol">
-      <w:rPr>
-        <w:i/>
-        <w:color w:val="404040"/>
-      </w:rPr>
-      <w:pPr>
-        <w:pBdr/>
-        <w:spacing/>
-        <w:ind/>
-      </w:pPr>
-      <w:tblPr>
-        <w:tblBorders/>
-      </w:tblPr>
-      <w:tcPr>
-        <w:shd w:color="ffffff"/>
-        <w:tcBorders>
-          <w:top w:val="none" w:color="000000" w:sz="4" w:space="0"/>
-          <w:left w:val="none" w:color="000000" w:sz="4" w:space="0"/>
-          <w:bottom w:val="none" w:color="000000" w:sz="4" w:space="0"/>
-          <w:right w:val="none" w:color="000000" w:sz="4" w:space="0"/>
-        </w:tcBorders>
-      </w:tcPr>
-    </w:tblStylePr>
-    <w:tblStylePr w:type="lastRow">
+    <w:tblStylePr w:type="firstRow">
       <w:rPr>
         <w:b/>
         <w:color w:val="404040"/>
@@ -10839,6 +13439,52 @@
         </w:tcBorders>
       </w:tcPr>
     </w:tblStylePr>
+    <w:tblStylePr w:type="lastCol">
+      <w:rPr>
+        <w:i/>
+        <w:color w:val="404040"/>
+      </w:rPr>
+      <w:pPr>
+        <w:pBdr/>
+        <w:spacing/>
+        <w:ind/>
+      </w:pPr>
+      <w:tblPr>
+        <w:tblBorders/>
+      </w:tblPr>
+      <w:tcPr>
+        <w:shd w:val="clear" w:color="ffffff"/>
+        <w:tcBorders>
+          <w:top w:val="none" w:color="000000" w:sz="4" w:space="0"/>
+          <w:left w:val="none" w:color="000000" w:sz="4" w:space="0"/>
+          <w:bottom w:val="none" w:color="000000" w:sz="4" w:space="0"/>
+          <w:right w:val="none" w:color="000000" w:sz="4" w:space="0"/>
+        </w:tcBorders>
+      </w:tcPr>
+    </w:tblStylePr>
+    <w:tblStylePr w:type="lastRow">
+      <w:rPr>
+        <w:b/>
+        <w:color w:val="404040"/>
+      </w:rPr>
+      <w:pPr>
+        <w:pBdr/>
+        <w:spacing/>
+        <w:ind/>
+      </w:pPr>
+      <w:tblPr>
+        <w:tblBorders/>
+      </w:tblPr>
+      <w:tcPr>
+        <w:shd w:val="clear" w:color="ffffff"/>
+        <w:tcBorders>
+          <w:top w:val="none" w:color="000000" w:sz="4" w:space="0"/>
+          <w:left w:val="none" w:color="000000" w:sz="4" w:space="0"/>
+          <w:bottom w:val="none" w:color="000000" w:sz="4" w:space="0"/>
+          <w:right w:val="none" w:color="000000" w:sz="4" w:space="0"/>
+        </w:tcBorders>
+      </w:tcPr>
+    </w:tblStylePr>
     <w:tblStylePr w:type="nwCell">
       <w:pPr>
         <w:pBdr/>
@@ -10905,9 +13551,9 @@
       </w:tcPr>
     </w:tblStylePr>
   </w:style>
-  <w:style w:type="table" w:styleId="38">
+  <w:style w:type="table" w:styleId="730">
     <w:name w:val="Grid Table 3 - Accent 5"/>
-    <w:basedOn w:val="675"/>
+    <w:basedOn w:val="884"/>
     <w:uiPriority w:val="99"/>
     <w:pPr>
       <w:pBdr/>
@@ -11006,29 +13652,6 @@
         <w:tblBorders/>
       </w:tblPr>
       <w:tcPr>
-        <w:shd w:color="ffffff"/>
-        <w:tcBorders>
-          <w:top w:val="none" w:color="000000" w:sz="4" w:space="0"/>
-          <w:left w:val="none" w:color="000000" w:sz="4" w:space="0"/>
-          <w:bottom w:val="none" w:color="000000" w:sz="4" w:space="0"/>
-          <w:right w:val="none" w:color="000000" w:sz="4" w:space="0"/>
-        </w:tcBorders>
-      </w:tcPr>
-    </w:tblStylePr>
-    <w:tblStylePr w:type="firstRow">
-      <w:rPr>
-        <w:b/>
-        <w:color w:val="404040"/>
-      </w:rPr>
-      <w:pPr>
-        <w:pBdr/>
-        <w:spacing/>
-        <w:ind/>
-      </w:pPr>
-      <w:tblPr>
-        <w:tblBorders/>
-      </w:tblPr>
-      <w:tcPr>
         <w:shd w:val="clear" w:color="ffffff"/>
         <w:tcBorders>
           <w:top w:val="none" w:color="000000" w:sz="4" w:space="0"/>
@@ -11038,30 +13661,7 @@
         </w:tcBorders>
       </w:tcPr>
     </w:tblStylePr>
-    <w:tblStylePr w:type="lastCol">
-      <w:rPr>
-        <w:i/>
-        <w:color w:val="404040"/>
-      </w:rPr>
-      <w:pPr>
-        <w:pBdr/>
-        <w:spacing/>
-        <w:ind/>
-      </w:pPr>
-      <w:tblPr>
-        <w:tblBorders/>
-      </w:tblPr>
-      <w:tcPr>
-        <w:shd w:color="ffffff"/>
-        <w:tcBorders>
-          <w:top w:val="none" w:color="000000" w:sz="4" w:space="0"/>
-          <w:left w:val="none" w:color="000000" w:sz="4" w:space="0"/>
-          <w:bottom w:val="none" w:color="000000" w:sz="4" w:space="0"/>
-          <w:right w:val="none" w:color="000000" w:sz="4" w:space="0"/>
-        </w:tcBorders>
-      </w:tcPr>
-    </w:tblStylePr>
-    <w:tblStylePr w:type="lastRow">
+    <w:tblStylePr w:type="firstRow">
       <w:rPr>
         <w:b/>
         <w:color w:val="404040"/>
@@ -11084,6 +13684,52 @@
         </w:tcBorders>
       </w:tcPr>
     </w:tblStylePr>
+    <w:tblStylePr w:type="lastCol">
+      <w:rPr>
+        <w:i/>
+        <w:color w:val="404040"/>
+      </w:rPr>
+      <w:pPr>
+        <w:pBdr/>
+        <w:spacing/>
+        <w:ind/>
+      </w:pPr>
+      <w:tblPr>
+        <w:tblBorders/>
+      </w:tblPr>
+      <w:tcPr>
+        <w:shd w:val="clear" w:color="ffffff"/>
+        <w:tcBorders>
+          <w:top w:val="none" w:color="000000" w:sz="4" w:space="0"/>
+          <w:left w:val="none" w:color="000000" w:sz="4" w:space="0"/>
+          <w:bottom w:val="none" w:color="000000" w:sz="4" w:space="0"/>
+          <w:right w:val="none" w:color="000000" w:sz="4" w:space="0"/>
+        </w:tcBorders>
+      </w:tcPr>
+    </w:tblStylePr>
+    <w:tblStylePr w:type="lastRow">
+      <w:rPr>
+        <w:b/>
+        <w:color w:val="404040"/>
+      </w:rPr>
+      <w:pPr>
+        <w:pBdr/>
+        <w:spacing/>
+        <w:ind/>
+      </w:pPr>
+      <w:tblPr>
+        <w:tblBorders/>
+      </w:tblPr>
+      <w:tcPr>
+        <w:shd w:val="clear" w:color="ffffff"/>
+        <w:tcBorders>
+          <w:top w:val="none" w:color="000000" w:sz="4" w:space="0"/>
+          <w:left w:val="none" w:color="000000" w:sz="4" w:space="0"/>
+          <w:bottom w:val="none" w:color="000000" w:sz="4" w:space="0"/>
+          <w:right w:val="none" w:color="000000" w:sz="4" w:space="0"/>
+        </w:tcBorders>
+      </w:tcPr>
+    </w:tblStylePr>
     <w:tblStylePr w:type="nwCell">
       <w:pPr>
         <w:pBdr/>
@@ -11150,9 +13796,9 @@
       </w:tcPr>
     </w:tblStylePr>
   </w:style>
-  <w:style w:type="table" w:styleId="39">
+  <w:style w:type="table" w:styleId="731">
     <w:name w:val="Grid Table 3 - Accent 6"/>
-    <w:basedOn w:val="675"/>
+    <w:basedOn w:val="884"/>
     <w:uiPriority w:val="99"/>
     <w:pPr>
       <w:pBdr/>
@@ -11251,29 +13897,6 @@
         <w:tblBorders/>
       </w:tblPr>
       <w:tcPr>
-        <w:shd w:color="ffffff"/>
-        <w:tcBorders>
-          <w:top w:val="none" w:color="000000" w:sz="4" w:space="0"/>
-          <w:left w:val="none" w:color="000000" w:sz="4" w:space="0"/>
-          <w:bottom w:val="none" w:color="000000" w:sz="4" w:space="0"/>
-          <w:right w:val="none" w:color="000000" w:sz="4" w:space="0"/>
-        </w:tcBorders>
-      </w:tcPr>
-    </w:tblStylePr>
-    <w:tblStylePr w:type="firstRow">
-      <w:rPr>
-        <w:b/>
-        <w:color w:val="404040"/>
-      </w:rPr>
-      <w:pPr>
-        <w:pBdr/>
-        <w:spacing/>
-        <w:ind/>
-      </w:pPr>
-      <w:tblPr>
-        <w:tblBorders/>
-      </w:tblPr>
-      <w:tcPr>
         <w:shd w:val="clear" w:color="ffffff"/>
         <w:tcBorders>
           <w:top w:val="none" w:color="000000" w:sz="4" w:space="0"/>
@@ -11283,30 +13906,7 @@
         </w:tcBorders>
       </w:tcPr>
     </w:tblStylePr>
-    <w:tblStylePr w:type="lastCol">
-      <w:rPr>
-        <w:i/>
-        <w:color w:val="404040"/>
-      </w:rPr>
-      <w:pPr>
-        <w:pBdr/>
-        <w:spacing/>
-        <w:ind/>
-      </w:pPr>
-      <w:tblPr>
-        <w:tblBorders/>
-      </w:tblPr>
-      <w:tcPr>
-        <w:shd w:color="ffffff"/>
-        <w:tcBorders>
-          <w:top w:val="none" w:color="000000" w:sz="4" w:space="0"/>
-          <w:left w:val="none" w:color="000000" w:sz="4" w:space="0"/>
-          <w:bottom w:val="none" w:color="000000" w:sz="4" w:space="0"/>
-          <w:right w:val="none" w:color="000000" w:sz="4" w:space="0"/>
-        </w:tcBorders>
-      </w:tcPr>
-    </w:tblStylePr>
-    <w:tblStylePr w:type="lastRow">
+    <w:tblStylePr w:type="firstRow">
       <w:rPr>
         <w:b/>
         <w:color w:val="404040"/>
@@ -11329,6 +13929,52 @@
         </w:tcBorders>
       </w:tcPr>
     </w:tblStylePr>
+    <w:tblStylePr w:type="lastCol">
+      <w:rPr>
+        <w:i/>
+        <w:color w:val="404040"/>
+      </w:rPr>
+      <w:pPr>
+        <w:pBdr/>
+        <w:spacing/>
+        <w:ind/>
+      </w:pPr>
+      <w:tblPr>
+        <w:tblBorders/>
+      </w:tblPr>
+      <w:tcPr>
+        <w:shd w:val="clear" w:color="ffffff"/>
+        <w:tcBorders>
+          <w:top w:val="none" w:color="000000" w:sz="4" w:space="0"/>
+          <w:left w:val="none" w:color="000000" w:sz="4" w:space="0"/>
+          <w:bottom w:val="none" w:color="000000" w:sz="4" w:space="0"/>
+          <w:right w:val="none" w:color="000000" w:sz="4" w:space="0"/>
+        </w:tcBorders>
+      </w:tcPr>
+    </w:tblStylePr>
+    <w:tblStylePr w:type="lastRow">
+      <w:rPr>
+        <w:b/>
+        <w:color w:val="404040"/>
+      </w:rPr>
+      <w:pPr>
+        <w:pBdr/>
+        <w:spacing/>
+        <w:ind/>
+      </w:pPr>
+      <w:tblPr>
+        <w:tblBorders/>
+      </w:tblPr>
+      <w:tcPr>
+        <w:shd w:val="clear" w:color="ffffff"/>
+        <w:tcBorders>
+          <w:top w:val="none" w:color="000000" w:sz="4" w:space="0"/>
+          <w:left w:val="none" w:color="000000" w:sz="4" w:space="0"/>
+          <w:bottom w:val="none" w:color="000000" w:sz="4" w:space="0"/>
+          <w:right w:val="none" w:color="000000" w:sz="4" w:space="0"/>
+        </w:tcBorders>
+      </w:tcPr>
+    </w:tblStylePr>
     <w:tblStylePr w:type="nwCell">
       <w:pPr>
         <w:pBdr/>
@@ -11395,9 +14041,9 @@
       </w:tcPr>
     </w:tblStylePr>
   </w:style>
-  <w:style w:type="table" w:styleId="40">
+  <w:style w:type="table" w:styleId="732">
     <w:name w:val="Grid Table 4"/>
-    <w:basedOn w:val="675"/>
+    <w:basedOn w:val="884"/>
     <w:uiPriority w:val="59"/>
     <w:pPr>
       <w:pBdr/>
@@ -11628,9 +14274,9 @@
       </w:tcPr>
     </w:tblStylePr>
   </w:style>
-  <w:style w:type="table" w:styleId="41">
+  <w:style w:type="table" w:styleId="733">
     <w:name w:val="Grid Table 4 - Accent 1"/>
-    <w:basedOn w:val="675"/>
+    <w:basedOn w:val="884"/>
     <w:uiPriority w:val="59"/>
     <w:pPr>
       <w:pBdr/>
@@ -11861,9 +14507,9 @@
       </w:tcPr>
     </w:tblStylePr>
   </w:style>
-  <w:style w:type="table" w:styleId="42">
+  <w:style w:type="table" w:styleId="734">
     <w:name w:val="Grid Table 4 - Accent 2"/>
-    <w:basedOn w:val="675"/>
+    <w:basedOn w:val="884"/>
     <w:uiPriority w:val="59"/>
     <w:pPr>
       <w:pBdr/>
@@ -12094,9 +14740,9 @@
       </w:tcPr>
     </w:tblStylePr>
   </w:style>
-  <w:style w:type="table" w:styleId="43">
+  <w:style w:type="table" w:styleId="735">
     <w:name w:val="Grid Table 4 - Accent 3"/>
-    <w:basedOn w:val="675"/>
+    <w:basedOn w:val="884"/>
     <w:uiPriority w:val="59"/>
     <w:pPr>
       <w:pBdr/>
@@ -12327,9 +14973,9 @@
       </w:tcPr>
     </w:tblStylePr>
   </w:style>
-  <w:style w:type="table" w:styleId="44">
+  <w:style w:type="table" w:styleId="736">
     <w:name w:val="Grid Table 4 - Accent 4"/>
-    <w:basedOn w:val="675"/>
+    <w:basedOn w:val="884"/>
     <w:uiPriority w:val="59"/>
     <w:pPr>
       <w:pBdr/>
@@ -12560,9 +15206,9 @@
       </w:tcPr>
     </w:tblStylePr>
   </w:style>
-  <w:style w:type="table" w:styleId="45">
+  <w:style w:type="table" w:styleId="737">
     <w:name w:val="Grid Table 4 - Accent 5"/>
-    <w:basedOn w:val="675"/>
+    <w:basedOn w:val="884"/>
     <w:uiPriority w:val="59"/>
     <w:pPr>
       <w:pBdr/>
@@ -12793,9 +15439,9 @@
       </w:tcPr>
     </w:tblStylePr>
   </w:style>
-  <w:style w:type="table" w:styleId="46">
+  <w:style w:type="table" w:styleId="738">
     <w:name w:val="Grid Table 4 - Accent 6"/>
-    <w:basedOn w:val="675"/>
+    <w:basedOn w:val="884"/>
     <w:uiPriority w:val="59"/>
     <w:pPr>
       <w:pBdr/>
@@ -13026,9 +15672,9 @@
       </w:tcPr>
     </w:tblStylePr>
   </w:style>
-  <w:style w:type="table" w:styleId="47">
+  <w:style w:type="table" w:styleId="739">
     <w:name w:val="Grid Table 5 Dark"/>
-    <w:basedOn w:val="675"/>
+    <w:basedOn w:val="884"/>
     <w:uiPriority w:val="99"/>
     <w:pPr>
       <w:pBdr/>
@@ -13254,9 +15900,9 @@
       </w:tcPr>
     </w:tblStylePr>
   </w:style>
-  <w:style w:type="table" w:styleId="48">
+  <w:style w:type="table" w:styleId="740">
     <w:name w:val="Grid Table 5 Dark- Accent 1"/>
-    <w:basedOn w:val="675"/>
+    <w:basedOn w:val="884"/>
     <w:uiPriority w:val="99"/>
     <w:pPr>
       <w:pBdr/>
@@ -13482,9 +16128,9 @@
       </w:tcPr>
     </w:tblStylePr>
   </w:style>
-  <w:style w:type="table" w:styleId="49">
+  <w:style w:type="table" w:styleId="741">
     <w:name w:val="Grid Table 5 Dark - Accent 2"/>
-    <w:basedOn w:val="675"/>
+    <w:basedOn w:val="884"/>
     <w:uiPriority w:val="99"/>
     <w:pPr>
       <w:pBdr/>
@@ -13710,9 +16356,9 @@
       </w:tcPr>
     </w:tblStylePr>
   </w:style>
-  <w:style w:type="table" w:styleId="50">
+  <w:style w:type="table" w:styleId="742">
     <w:name w:val="Grid Table 5 Dark - Accent 3"/>
-    <w:basedOn w:val="675"/>
+    <w:basedOn w:val="884"/>
     <w:uiPriority w:val="99"/>
     <w:pPr>
       <w:pBdr/>
@@ -13938,9 +16584,9 @@
       </w:tcPr>
     </w:tblStylePr>
   </w:style>
-  <w:style w:type="table" w:styleId="51">
+  <w:style w:type="table" w:styleId="743">
     <w:name w:val="Grid Table 5 Dark- Accent 4"/>
-    <w:basedOn w:val="675"/>
+    <w:basedOn w:val="884"/>
     <w:uiPriority w:val="99"/>
     <w:pPr>
       <w:pBdr/>
@@ -14166,9 +16812,9 @@
       </w:tcPr>
     </w:tblStylePr>
   </w:style>
-  <w:style w:type="table" w:styleId="52">
+  <w:style w:type="table" w:styleId="744">
     <w:name w:val="Grid Table 5 Dark - Accent 5"/>
-    <w:basedOn w:val="675"/>
+    <w:basedOn w:val="884"/>
     <w:uiPriority w:val="99"/>
     <w:pPr>
       <w:pBdr/>
@@ -14394,9 +17040,9 @@
       </w:tcPr>
     </w:tblStylePr>
   </w:style>
-  <w:style w:type="table" w:styleId="53">
+  <w:style w:type="table" w:styleId="745">
     <w:name w:val="Grid Table 5 Dark - Accent 6"/>
-    <w:basedOn w:val="675"/>
+    <w:basedOn w:val="884"/>
     <w:uiPriority w:val="99"/>
     <w:pPr>
       <w:pBdr/>
@@ -14622,9 +17268,9 @@
       </w:tcPr>
     </w:tblStylePr>
   </w:style>
-  <w:style w:type="table" w:styleId="54">
+  <w:style w:type="table" w:styleId="746">
     <w:name w:val="Grid Table 6 Colorful"/>
-    <w:basedOn w:val="675"/>
+    <w:basedOn w:val="884"/>
     <w:uiPriority w:val="99"/>
     <w:pPr>
       <w:pBdr/>
@@ -14852,9 +17498,9 @@
       </w:tcPr>
     </w:tblStylePr>
   </w:style>
-  <w:style w:type="table" w:styleId="55">
+  <w:style w:type="table" w:styleId="747">
     <w:name w:val="Grid Table 6 Colorful - Accent 1"/>
-    <w:basedOn w:val="675"/>
+    <w:basedOn w:val="884"/>
     <w:uiPriority w:val="99"/>
     <w:pPr>
       <w:pBdr/>
@@ -15082,9 +17728,9 @@
       </w:tcPr>
     </w:tblStylePr>
   </w:style>
-  <w:style w:type="table" w:styleId="56">
+  <w:style w:type="table" w:styleId="748">
     <w:name w:val="Grid Table 6 Colorful - Accent 2"/>
-    <w:basedOn w:val="675"/>
+    <w:basedOn w:val="884"/>
     <w:uiPriority w:val="99"/>
     <w:pPr>
       <w:pBdr/>
@@ -15312,9 +17958,9 @@
       </w:tcPr>
     </w:tblStylePr>
   </w:style>
-  <w:style w:type="table" w:styleId="57">
+  <w:style w:type="table" w:styleId="749">
     <w:name w:val="Grid Table 6 Colorful - Accent 3"/>
-    <w:basedOn w:val="675"/>
+    <w:basedOn w:val="884"/>
     <w:uiPriority w:val="99"/>
     <w:pPr>
       <w:pBdr/>
@@ -15542,9 +18188,9 @@
       </w:tcPr>
     </w:tblStylePr>
   </w:style>
-  <w:style w:type="table" w:styleId="58">
+  <w:style w:type="table" w:styleId="750">
     <w:name w:val="Grid Table 6 Colorful - Accent 4"/>
-    <w:basedOn w:val="675"/>
+    <w:basedOn w:val="884"/>
     <w:uiPriority w:val="99"/>
     <w:pPr>
       <w:pBdr/>
@@ -15772,9 +18418,9 @@
       </w:tcPr>
     </w:tblStylePr>
   </w:style>
-  <w:style w:type="table" w:styleId="59">
+  <w:style w:type="table" w:styleId="751">
     <w:name w:val="Grid Table 6 Colorful - Accent 5"/>
-    <w:basedOn w:val="675"/>
+    <w:basedOn w:val="884"/>
     <w:uiPriority w:val="99"/>
     <w:pPr>
       <w:pBdr/>
@@ -16002,9 +18648,9 @@
       </w:tcPr>
     </w:tblStylePr>
   </w:style>
-  <w:style w:type="table" w:styleId="60">
+  <w:style w:type="table" w:styleId="752">
     <w:name w:val="Grid Table 6 Colorful - Accent 6"/>
-    <w:basedOn w:val="675"/>
+    <w:basedOn w:val="884"/>
     <w:uiPriority w:val="99"/>
     <w:pPr>
       <w:pBdr/>
@@ -16232,9 +18878,9 @@
       </w:tcPr>
     </w:tblStylePr>
   </w:style>
-  <w:style w:type="table" w:styleId="61">
+  <w:style w:type="table" w:styleId="753">
     <w:name w:val="Grid Table 7 Colorful"/>
-    <w:basedOn w:val="675"/>
+    <w:basedOn w:val="884"/>
     <w:uiPriority w:val="99"/>
     <w:pPr>
       <w:pBdr/>
@@ -16336,11 +18982,11 @@
         <w:tblBorders/>
       </w:tblPr>
       <w:tcPr>
-        <w:shd w:color="ffffff"/>
+        <w:shd w:val="clear" w:color="ffffff"/>
         <w:tcBorders>
-          <w:top w:val="none"/>
-          <w:left w:val="none"/>
-          <w:bottom w:val="none"/>
+          <w:top w:val="none" w:color="000000" w:sz="4" w:space="0"/>
+          <w:left w:val="none" w:color="000000" w:sz="4" w:space="0"/>
+          <w:bottom w:val="none" w:color="000000" w:sz="4" w:space="0"/>
           <w:right w:val="single" w:color="000000" w:themeColor="text1" w:themeTint="80" w:sz="4" w:space="0"/>
         </w:tcBorders>
       </w:tcPr>
@@ -16363,10 +19009,10 @@
       <w:tcPr>
         <w:shd w:val="clear" w:color="ffffff" w:themeColor="light1" w:fill="ffffff" w:themeFill="light1"/>
         <w:tcBorders>
-          <w:top w:val="none"/>
-          <w:left w:val="none"/>
+          <w:top w:val="none" w:color="000000" w:sz="4" w:space="0"/>
+          <w:left w:val="none" w:color="000000" w:sz="4" w:space="0"/>
           <w:bottom w:val="single" w:color="000000" w:themeColor="text1" w:themeTint="80" w:sz="4" w:space="0"/>
-          <w:right w:val="none"/>
+          <w:right w:val="none" w:color="000000" w:sz="4" w:space="0"/>
         </w:tcBorders>
       </w:tcPr>
     </w:tblStylePr>
@@ -16386,12 +19032,12 @@
         <w:tblBorders/>
       </w:tblPr>
       <w:tcPr>
-        <w:shd w:color="ffffff"/>
+        <w:shd w:val="clear" w:color="ffffff"/>
         <w:tcBorders>
-          <w:top w:val="none"/>
+          <w:top w:val="none" w:color="000000" w:sz="4" w:space="0"/>
           <w:left w:val="single" w:color="000000" w:themeColor="text1" w:themeTint="80" w:sz="4" w:space="0"/>
-          <w:bottom w:val="none"/>
-          <w:right w:val="none"/>
+          <w:bottom w:val="none" w:color="000000" w:sz="4" w:space="0"/>
+          <w:right w:val="none" w:color="000000" w:sz="4" w:space="0"/>
         </w:tcBorders>
       </w:tcPr>
     </w:tblStylePr>
@@ -16414,9 +19060,9 @@
         <w:shd w:val="clear" w:color="ffffff" w:themeColor="light1" w:fill="ffffff" w:themeFill="light1"/>
         <w:tcBorders>
           <w:top w:val="single" w:color="000000" w:themeColor="text1" w:themeTint="80" w:sz="4" w:space="0"/>
-          <w:left w:val="none"/>
-          <w:bottom w:val="none"/>
-          <w:right w:val="none"/>
+          <w:left w:val="none" w:color="000000" w:sz="4" w:space="0"/>
+          <w:bottom w:val="none" w:color="000000" w:sz="4" w:space="0"/>
+          <w:right w:val="none" w:color="000000" w:sz="4" w:space="0"/>
         </w:tcBorders>
       </w:tcPr>
     </w:tblStylePr>
@@ -16486,9 +19132,9 @@
       </w:tcPr>
     </w:tblStylePr>
   </w:style>
-  <w:style w:type="table" w:styleId="62">
+  <w:style w:type="table" w:styleId="754">
     <w:name w:val="Grid Table 7 Colorful - Accent 1"/>
-    <w:basedOn w:val="675"/>
+    <w:basedOn w:val="884"/>
     <w:uiPriority w:val="99"/>
     <w:pPr>
       <w:pBdr/>
@@ -16590,11 +19236,11 @@
         <w:tblBorders/>
       </w:tblPr>
       <w:tcPr>
-        <w:shd w:color="ffffff"/>
+        <w:shd w:val="clear" w:color="ffffff"/>
         <w:tcBorders>
-          <w:top w:val="none"/>
-          <w:left w:val="none"/>
-          <w:bottom w:val="none"/>
+          <w:top w:val="none" w:color="000000" w:sz="4" w:space="0"/>
+          <w:left w:val="none" w:color="000000" w:sz="4" w:space="0"/>
+          <w:bottom w:val="none" w:color="000000" w:sz="4" w:space="0"/>
           <w:right w:val="single" w:color="000000" w:themeColor="accent1" w:themeTint="80" w:sz="4" w:space="0"/>
         </w:tcBorders>
       </w:tcPr>
@@ -16617,10 +19263,10 @@
       <w:tcPr>
         <w:shd w:val="clear" w:color="ffffff" w:themeColor="light1" w:fill="ffffff" w:themeFill="light1"/>
         <w:tcBorders>
-          <w:top w:val="none"/>
-          <w:left w:val="none"/>
+          <w:top w:val="none" w:color="000000" w:sz="4" w:space="0"/>
+          <w:left w:val="none" w:color="000000" w:sz="4" w:space="0"/>
           <w:bottom w:val="single" w:color="000000" w:themeColor="accent1" w:themeTint="80" w:sz="4" w:space="0"/>
-          <w:right w:val="none"/>
+          <w:right w:val="none" w:color="000000" w:sz="4" w:space="0"/>
         </w:tcBorders>
       </w:tcPr>
     </w:tblStylePr>
@@ -16640,12 +19286,12 @@
         <w:tblBorders/>
       </w:tblPr>
       <w:tcPr>
-        <w:shd w:color="ffffff"/>
+        <w:shd w:val="clear" w:color="ffffff"/>
         <w:tcBorders>
-          <w:top w:val="none"/>
+          <w:top w:val="none" w:color="000000" w:sz="4" w:space="0"/>
           <w:left w:val="single" w:color="000000" w:themeColor="accent1" w:themeTint="80" w:sz="4" w:space="0"/>
-          <w:bottom w:val="none"/>
-          <w:right w:val="none"/>
+          <w:bottom w:val="none" w:color="000000" w:sz="4" w:space="0"/>
+          <w:right w:val="none" w:color="000000" w:sz="4" w:space="0"/>
         </w:tcBorders>
       </w:tcPr>
     </w:tblStylePr>
@@ -16668,9 +19314,9 @@
         <w:shd w:val="clear" w:color="ffffff" w:themeColor="light1" w:fill="ffffff" w:themeFill="light1"/>
         <w:tcBorders>
           <w:top w:val="single" w:color="000000" w:themeColor="accent1" w:themeTint="80" w:sz="4" w:space="0"/>
-          <w:left w:val="none"/>
-          <w:bottom w:val="none"/>
-          <w:right w:val="none"/>
+          <w:left w:val="none" w:color="000000" w:sz="4" w:space="0"/>
+          <w:bottom w:val="none" w:color="000000" w:sz="4" w:space="0"/>
+          <w:right w:val="none" w:color="000000" w:sz="4" w:space="0"/>
         </w:tcBorders>
       </w:tcPr>
     </w:tblStylePr>
@@ -16740,9 +19386,9 @@
       </w:tcPr>
     </w:tblStylePr>
   </w:style>
-  <w:style w:type="table" w:styleId="63">
+  <w:style w:type="table" w:styleId="755">
     <w:name w:val="Grid Table 7 Colorful - Accent 2"/>
-    <w:basedOn w:val="675"/>
+    <w:basedOn w:val="884"/>
     <w:uiPriority w:val="99"/>
     <w:pPr>
       <w:pBdr/>
@@ -16844,11 +19490,11 @@
         <w:tblBorders/>
       </w:tblPr>
       <w:tcPr>
-        <w:shd w:color="ffffff"/>
+        <w:shd w:val="clear" w:color="ffffff"/>
         <w:tcBorders>
-          <w:top w:val="none"/>
-          <w:left w:val="none"/>
-          <w:bottom w:val="none"/>
+          <w:top w:val="none" w:color="000000" w:sz="4" w:space="0"/>
+          <w:left w:val="none" w:color="000000" w:sz="4" w:space="0"/>
+          <w:bottom w:val="none" w:color="000000" w:sz="4" w:space="0"/>
           <w:right w:val="single" w:color="000000" w:themeColor="accent2" w:themeTint="97" w:sz="4" w:space="0"/>
         </w:tcBorders>
       </w:tcPr>
@@ -16871,10 +19517,10 @@
       <w:tcPr>
         <w:shd w:val="clear" w:color="ffffff" w:themeColor="light1" w:fill="ffffff" w:themeFill="light1"/>
         <w:tcBorders>
-          <w:top w:val="none"/>
-          <w:left w:val="none"/>
+          <w:top w:val="none" w:color="000000" w:sz="4" w:space="0"/>
+          <w:left w:val="none" w:color="000000" w:sz="4" w:space="0"/>
           <w:bottom w:val="single" w:color="000000" w:themeColor="accent2" w:themeTint="97" w:sz="4" w:space="0"/>
-          <w:right w:val="none"/>
+          <w:right w:val="none" w:color="000000" w:sz="4" w:space="0"/>
         </w:tcBorders>
       </w:tcPr>
     </w:tblStylePr>
@@ -16894,12 +19540,12 @@
         <w:tblBorders/>
       </w:tblPr>
       <w:tcPr>
-        <w:shd w:color="ffffff"/>
+        <w:shd w:val="clear" w:color="ffffff"/>
         <w:tcBorders>
-          <w:top w:val="none"/>
+          <w:top w:val="none" w:color="000000" w:sz="4" w:space="0"/>
           <w:left w:val="single" w:color="000000" w:themeColor="accent2" w:themeTint="97" w:sz="4" w:space="0"/>
-          <w:bottom w:val="none"/>
-          <w:right w:val="none"/>
+          <w:bottom w:val="none" w:color="000000" w:sz="4" w:space="0"/>
+          <w:right w:val="none" w:color="000000" w:sz="4" w:space="0"/>
         </w:tcBorders>
       </w:tcPr>
     </w:tblStylePr>
@@ -16922,9 +19568,9 @@
         <w:shd w:val="clear" w:color="ffffff" w:themeColor="light1" w:fill="ffffff" w:themeFill="light1"/>
         <w:tcBorders>
           <w:top w:val="single" w:color="000000" w:themeColor="accent2" w:themeTint="97" w:sz="4" w:space="0"/>
-          <w:left w:val="none"/>
-          <w:bottom w:val="none"/>
-          <w:right w:val="none"/>
+          <w:left w:val="none" w:color="000000" w:sz="4" w:space="0"/>
+          <w:bottom w:val="none" w:color="000000" w:sz="4" w:space="0"/>
+          <w:right w:val="none" w:color="000000" w:sz="4" w:space="0"/>
         </w:tcBorders>
       </w:tcPr>
     </w:tblStylePr>
@@ -16994,9 +19640,9 @@
       </w:tcPr>
     </w:tblStylePr>
   </w:style>
-  <w:style w:type="table" w:styleId="64">
+  <w:style w:type="table" w:styleId="756">
     <w:name w:val="Grid Table 7 Colorful - Accent 3"/>
-    <w:basedOn w:val="675"/>
+    <w:basedOn w:val="884"/>
     <w:uiPriority w:val="99"/>
     <w:pPr>
       <w:pBdr/>
@@ -17098,11 +19744,11 @@
         <w:tblBorders/>
       </w:tblPr>
       <w:tcPr>
-        <w:shd w:color="ffffff"/>
+        <w:shd w:val="clear" w:color="ffffff"/>
         <w:tcBorders>
-          <w:top w:val="none"/>
-          <w:left w:val="none"/>
-          <w:bottom w:val="none"/>
+          <w:top w:val="none" w:color="000000" w:sz="4" w:space="0"/>
+          <w:left w:val="none" w:color="000000" w:sz="4" w:space="0"/>
+          <w:bottom w:val="none" w:color="000000" w:sz="4" w:space="0"/>
           <w:right w:val="single" w:color="000000" w:themeColor="accent3" w:themeTint="FE" w:sz="4" w:space="0"/>
         </w:tcBorders>
       </w:tcPr>
@@ -17125,10 +19771,10 @@
       <w:tcPr>
         <w:shd w:val="clear" w:color="ffffff" w:themeColor="light1" w:fill="ffffff" w:themeFill="light1"/>
         <w:tcBorders>
-          <w:top w:val="none"/>
-          <w:left w:val="none"/>
+          <w:top w:val="none" w:color="000000" w:sz="4" w:space="0"/>
+          <w:left w:val="none" w:color="000000" w:sz="4" w:space="0"/>
           <w:bottom w:val="single" w:color="000000" w:themeColor="accent3" w:themeTint="FE" w:sz="4" w:space="0"/>
-          <w:right w:val="none"/>
+          <w:right w:val="none" w:color="000000" w:sz="4" w:space="0"/>
         </w:tcBorders>
       </w:tcPr>
     </w:tblStylePr>
@@ -17148,12 +19794,12 @@
         <w:tblBorders/>
       </w:tblPr>
       <w:tcPr>
-        <w:shd w:color="ffffff"/>
+        <w:shd w:val="clear" w:color="ffffff"/>
         <w:tcBorders>
-          <w:top w:val="none"/>
+          <w:top w:val="none" w:color="000000" w:sz="4" w:space="0"/>
           <w:left w:val="single" w:color="000000" w:themeColor="accent3" w:themeTint="FE" w:sz="4" w:space="0"/>
-          <w:bottom w:val="none"/>
-          <w:right w:val="none"/>
+          <w:bottom w:val="none" w:color="000000" w:sz="4" w:space="0"/>
+          <w:right w:val="none" w:color="000000" w:sz="4" w:space="0"/>
         </w:tcBorders>
       </w:tcPr>
     </w:tblStylePr>
@@ -17176,9 +19822,9 @@
         <w:shd w:val="clear" w:color="ffffff" w:themeColor="light1" w:fill="ffffff" w:themeFill="light1"/>
         <w:tcBorders>
           <w:top w:val="single" w:color="000000" w:themeColor="accent3" w:themeTint="FE" w:sz="4" w:space="0"/>
-          <w:left w:val="none"/>
-          <w:bottom w:val="none"/>
-          <w:right w:val="none"/>
+          <w:left w:val="none" w:color="000000" w:sz="4" w:space="0"/>
+          <w:bottom w:val="none" w:color="000000" w:sz="4" w:space="0"/>
+          <w:right w:val="none" w:color="000000" w:sz="4" w:space="0"/>
         </w:tcBorders>
       </w:tcPr>
     </w:tblStylePr>
@@ -17248,9 +19894,9 @@
       </w:tcPr>
     </w:tblStylePr>
   </w:style>
-  <w:style w:type="table" w:styleId="65">
+  <w:style w:type="table" w:styleId="757">
     <w:name w:val="Grid Table 7 Colorful - Accent 4"/>
-    <w:basedOn w:val="675"/>
+    <w:basedOn w:val="884"/>
     <w:uiPriority w:val="99"/>
     <w:pPr>
       <w:pBdr/>
@@ -17352,11 +19998,11 @@
         <w:tblBorders/>
       </w:tblPr>
       <w:tcPr>
-        <w:shd w:color="ffffff"/>
+        <w:shd w:val="clear" w:color="ffffff"/>
         <w:tcBorders>
-          <w:top w:val="none"/>
-          <w:left w:val="none"/>
-          <w:bottom w:val="none"/>
+          <w:top w:val="none" w:color="000000" w:sz="4" w:space="0"/>
+          <w:left w:val="none" w:color="000000" w:sz="4" w:space="0"/>
+          <w:bottom w:val="none" w:color="000000" w:sz="4" w:space="0"/>
           <w:right w:val="single" w:color="000000" w:themeColor="accent4" w:themeTint="9A" w:sz="4" w:space="0"/>
         </w:tcBorders>
       </w:tcPr>
@@ -17379,10 +20025,10 @@
       <w:tcPr>
         <w:shd w:val="clear" w:color="ffffff" w:themeColor="light1" w:fill="ffffff" w:themeFill="light1"/>
         <w:tcBorders>
-          <w:top w:val="none"/>
-          <w:left w:val="none"/>
+          <w:top w:val="none" w:color="000000" w:sz="4" w:space="0"/>
+          <w:left w:val="none" w:color="000000" w:sz="4" w:space="0"/>
           <w:bottom w:val="single" w:color="000000" w:themeColor="accent4" w:themeTint="9A" w:sz="4" w:space="0"/>
-          <w:right w:val="none"/>
+          <w:right w:val="none" w:color="000000" w:sz="4" w:space="0"/>
         </w:tcBorders>
       </w:tcPr>
     </w:tblStylePr>
@@ -17402,12 +20048,12 @@
         <w:tblBorders/>
       </w:tblPr>
       <w:tcPr>
-        <w:shd w:color="ffffff"/>
+        <w:shd w:val="clear" w:color="ffffff"/>
         <w:tcBorders>
-          <w:top w:val="none"/>
+          <w:top w:val="none" w:color="000000" w:sz="4" w:space="0"/>
           <w:left w:val="single" w:color="000000" w:themeColor="accent4" w:themeTint="9A" w:sz="4" w:space="0"/>
-          <w:bottom w:val="none"/>
-          <w:right w:val="none"/>
+          <w:bottom w:val="none" w:color="000000" w:sz="4" w:space="0"/>
+          <w:right w:val="none" w:color="000000" w:sz="4" w:space="0"/>
         </w:tcBorders>
       </w:tcPr>
     </w:tblStylePr>
@@ -17430,9 +20076,9 @@
         <w:shd w:val="clear" w:color="ffffff" w:themeColor="light1" w:fill="ffffff" w:themeFill="light1"/>
         <w:tcBorders>
           <w:top w:val="single" w:color="000000" w:themeColor="accent4" w:themeTint="9A" w:sz="4" w:space="0"/>
-          <w:left w:val="none"/>
-          <w:bottom w:val="none"/>
-          <w:right w:val="none"/>
+          <w:left w:val="none" w:color="000000" w:sz="4" w:space="0"/>
+          <w:bottom w:val="none" w:color="000000" w:sz="4" w:space="0"/>
+          <w:right w:val="none" w:color="000000" w:sz="4" w:space="0"/>
         </w:tcBorders>
       </w:tcPr>
     </w:tblStylePr>
@@ -17502,9 +20148,9 @@
       </w:tcPr>
     </w:tblStylePr>
   </w:style>
-  <w:style w:type="table" w:styleId="66">
+  <w:style w:type="table" w:styleId="758">
     <w:name w:val="Grid Table 7 Colorful - Accent 5"/>
-    <w:basedOn w:val="675"/>
+    <w:basedOn w:val="884"/>
     <w:uiPriority w:val="99"/>
     <w:pPr>
       <w:pBdr/>
@@ -17606,11 +20252,11 @@
         <w:tblBorders/>
       </w:tblPr>
       <w:tcPr>
-        <w:shd w:color="ffffff"/>
+        <w:shd w:val="clear" w:color="ffffff"/>
         <w:tcBorders>
-          <w:top w:val="none"/>
-          <w:left w:val="none"/>
-          <w:bottom w:val="none"/>
+          <w:top w:val="none" w:color="000000" w:sz="4" w:space="0"/>
+          <w:left w:val="none" w:color="000000" w:sz="4" w:space="0"/>
+          <w:bottom w:val="none" w:color="000000" w:sz="4" w:space="0"/>
           <w:right w:val="single" w:color="000000" w:themeColor="accent5" w:themeTint="90" w:sz="4" w:space="0"/>
         </w:tcBorders>
       </w:tcPr>
@@ -17633,10 +20279,10 @@
       <w:tcPr>
         <w:shd w:val="clear" w:color="ffffff" w:themeColor="light1" w:fill="ffffff" w:themeFill="light1"/>
         <w:tcBorders>
-          <w:top w:val="none"/>
-          <w:left w:val="none"/>
+          <w:top w:val="none" w:color="000000" w:sz="4" w:space="0"/>
+          <w:left w:val="none" w:color="000000" w:sz="4" w:space="0"/>
           <w:bottom w:val="single" w:color="000000" w:themeColor="accent5" w:themeTint="90" w:sz="4" w:space="0"/>
-          <w:right w:val="none"/>
+          <w:right w:val="none" w:color="000000" w:sz="4" w:space="0"/>
         </w:tcBorders>
       </w:tcPr>
     </w:tblStylePr>
@@ -17656,12 +20302,12 @@
         <w:tblBorders/>
       </w:tblPr>
       <w:tcPr>
-        <w:shd w:color="ffffff"/>
+        <w:shd w:val="clear" w:color="ffffff"/>
         <w:tcBorders>
-          <w:top w:val="none"/>
+          <w:top w:val="none" w:color="000000" w:sz="4" w:space="0"/>
           <w:left w:val="single" w:color="000000" w:themeColor="accent5" w:themeTint="90" w:sz="4" w:space="0"/>
-          <w:bottom w:val="none"/>
-          <w:right w:val="none"/>
+          <w:bottom w:val="none" w:color="000000" w:sz="4" w:space="0"/>
+          <w:right w:val="none" w:color="000000" w:sz="4" w:space="0"/>
         </w:tcBorders>
       </w:tcPr>
     </w:tblStylePr>
@@ -17684,9 +20330,9 @@
         <w:shd w:val="clear" w:color="ffffff" w:themeColor="light1" w:fill="ffffff" w:themeFill="light1"/>
         <w:tcBorders>
           <w:top w:val="single" w:color="000000" w:themeColor="accent5" w:themeTint="90" w:sz="4" w:space="0"/>
-          <w:left w:val="none"/>
-          <w:bottom w:val="none"/>
-          <w:right w:val="none"/>
+          <w:left w:val="none" w:color="000000" w:sz="4" w:space="0"/>
+          <w:bottom w:val="none" w:color="000000" w:sz="4" w:space="0"/>
+          <w:right w:val="none" w:color="000000" w:sz="4" w:space="0"/>
         </w:tcBorders>
       </w:tcPr>
     </w:tblStylePr>
@@ -17756,9 +20402,9 @@
       </w:tcPr>
     </w:tblStylePr>
   </w:style>
-  <w:style w:type="table" w:styleId="67">
+  <w:style w:type="table" w:styleId="759">
     <w:name w:val="Grid Table 7 Colorful - Accent 6"/>
-    <w:basedOn w:val="675"/>
+    <w:basedOn w:val="884"/>
     <w:uiPriority w:val="99"/>
     <w:pPr>
       <w:pBdr/>
@@ -17860,11 +20506,11 @@
         <w:tblBorders/>
       </w:tblPr>
       <w:tcPr>
-        <w:shd w:color="ffffff"/>
+        <w:shd w:val="clear" w:color="ffffff"/>
         <w:tcBorders>
-          <w:top w:val="none"/>
-          <w:left w:val="none"/>
-          <w:bottom w:val="none"/>
+          <w:top w:val="none" w:color="000000" w:sz="4" w:space="0"/>
+          <w:left w:val="none" w:color="000000" w:sz="4" w:space="0"/>
+          <w:bottom w:val="none" w:color="000000" w:sz="4" w:space="0"/>
           <w:right w:val="single" w:color="000000" w:themeColor="accent6" w:themeTint="90" w:sz="4" w:space="0"/>
         </w:tcBorders>
       </w:tcPr>
@@ -17887,10 +20533,10 @@
       <w:tcPr>
         <w:shd w:val="clear" w:color="ffffff" w:themeColor="light1" w:fill="ffffff" w:themeFill="light1"/>
         <w:tcBorders>
-          <w:top w:val="none"/>
-          <w:left w:val="none"/>
+          <w:top w:val="none" w:color="000000" w:sz="4" w:space="0"/>
+          <w:left w:val="none" w:color="000000" w:sz="4" w:space="0"/>
           <w:bottom w:val="single" w:color="000000" w:themeColor="accent6" w:themeTint="90" w:sz="4" w:space="0"/>
-          <w:right w:val="none"/>
+          <w:right w:val="none" w:color="000000" w:sz="4" w:space="0"/>
         </w:tcBorders>
       </w:tcPr>
     </w:tblStylePr>
@@ -17910,12 +20556,12 @@
         <w:tblBorders/>
       </w:tblPr>
       <w:tcPr>
-        <w:shd w:color="ffffff"/>
+        <w:shd w:val="clear" w:color="ffffff"/>
         <w:tcBorders>
-          <w:top w:val="none"/>
+          <w:top w:val="none" w:color="000000" w:sz="4" w:space="0"/>
           <w:left w:val="single" w:color="000000" w:themeColor="accent6" w:themeTint="90" w:sz="4" w:space="0"/>
-          <w:bottom w:val="none"/>
-          <w:right w:val="none"/>
+          <w:bottom w:val="none" w:color="000000" w:sz="4" w:space="0"/>
+          <w:right w:val="none" w:color="000000" w:sz="4" w:space="0"/>
         </w:tcBorders>
       </w:tcPr>
     </w:tblStylePr>
@@ -17938,9 +20584,9 @@
         <w:shd w:val="clear" w:color="ffffff" w:themeColor="light1" w:fill="ffffff" w:themeFill="light1"/>
         <w:tcBorders>
           <w:top w:val="single" w:color="000000" w:themeColor="accent6" w:themeTint="90" w:sz="4" w:space="0"/>
-          <w:left w:val="none"/>
-          <w:bottom w:val="none"/>
-          <w:right w:val="none"/>
+          <w:left w:val="none" w:color="000000" w:sz="4" w:space="0"/>
+          <w:bottom w:val="none" w:color="000000" w:sz="4" w:space="0"/>
+          <w:right w:val="none" w:color="000000" w:sz="4" w:space="0"/>
         </w:tcBorders>
       </w:tcPr>
     </w:tblStylePr>
@@ -18010,9 +20656,9 @@
       </w:tcPr>
     </w:tblStylePr>
   </w:style>
-  <w:style w:type="table" w:styleId="68">
+  <w:style w:type="table" w:styleId="760">
     <w:name w:val="List Table 1 Light"/>
-    <w:basedOn w:val="675"/>
+    <w:basedOn w:val="884"/>
     <w:uiPriority w:val="99"/>
     <w:pPr>
       <w:pBdr/>
@@ -18226,9 +20872,9 @@
       </w:tcPr>
     </w:tblStylePr>
   </w:style>
-  <w:style w:type="table" w:styleId="69">
+  <w:style w:type="table" w:styleId="761">
     <w:name w:val="List Table 1 Light - Accent 1"/>
-    <w:basedOn w:val="675"/>
+    <w:basedOn w:val="884"/>
     <w:uiPriority w:val="99"/>
     <w:pPr>
       <w:pBdr/>
@@ -18442,9 +21088,9 @@
       </w:tcPr>
     </w:tblStylePr>
   </w:style>
-  <w:style w:type="table" w:styleId="70">
+  <w:style w:type="table" w:styleId="762">
     <w:name w:val="List Table 1 Light - Accent 2"/>
-    <w:basedOn w:val="675"/>
+    <w:basedOn w:val="884"/>
     <w:uiPriority w:val="99"/>
     <w:pPr>
       <w:pBdr/>
@@ -18658,9 +21304,9 @@
       </w:tcPr>
     </w:tblStylePr>
   </w:style>
-  <w:style w:type="table" w:styleId="71">
+  <w:style w:type="table" w:styleId="763">
     <w:name w:val="List Table 1 Light - Accent 3"/>
-    <w:basedOn w:val="675"/>
+    <w:basedOn w:val="884"/>
     <w:uiPriority w:val="99"/>
     <w:pPr>
       <w:pBdr/>
@@ -18874,9 +21520,9 @@
       </w:tcPr>
     </w:tblStylePr>
   </w:style>
-  <w:style w:type="table" w:styleId="72">
+  <w:style w:type="table" w:styleId="764">
     <w:name w:val="List Table 1 Light - Accent 4"/>
-    <w:basedOn w:val="675"/>
+    <w:basedOn w:val="884"/>
     <w:uiPriority w:val="99"/>
     <w:pPr>
       <w:pBdr/>
@@ -19090,9 +21736,9 @@
       </w:tcPr>
     </w:tblStylePr>
   </w:style>
-  <w:style w:type="table" w:styleId="73">
+  <w:style w:type="table" w:styleId="765">
     <w:name w:val="List Table 1 Light - Accent 5"/>
-    <w:basedOn w:val="675"/>
+    <w:basedOn w:val="884"/>
     <w:uiPriority w:val="99"/>
     <w:pPr>
       <w:pBdr/>
@@ -19306,9 +21952,9 @@
       </w:tcPr>
     </w:tblStylePr>
   </w:style>
-  <w:style w:type="table" w:styleId="74">
+  <w:style w:type="table" w:styleId="766">
     <w:name w:val="List Table 1 Light - Accent 6"/>
-    <w:basedOn w:val="675"/>
+    <w:basedOn w:val="884"/>
     <w:uiPriority w:val="99"/>
     <w:pPr>
       <w:pBdr/>
@@ -19522,9 +22168,9 @@
       </w:tcPr>
     </w:tblStylePr>
   </w:style>
-  <w:style w:type="table" w:styleId="75">
+  <w:style w:type="table" w:styleId="767">
     <w:name w:val="List Table 2"/>
-    <w:basedOn w:val="675"/>
+    <w:basedOn w:val="884"/>
     <w:uiPriority w:val="99"/>
     <w:pPr>
       <w:pBdr/>
@@ -19760,9 +22406,9 @@
       </w:tcPr>
     </w:tblStylePr>
   </w:style>
-  <w:style w:type="table" w:styleId="76">
+  <w:style w:type="table" w:styleId="768">
     <w:name w:val="List Table 2 - Accent 1"/>
-    <w:basedOn w:val="675"/>
+    <w:basedOn w:val="884"/>
     <w:uiPriority w:val="99"/>
     <w:pPr>
       <w:pBdr/>
@@ -19998,9 +22644,9 @@
       </w:tcPr>
     </w:tblStylePr>
   </w:style>
-  <w:style w:type="table" w:styleId="77">
+  <w:style w:type="table" w:styleId="769">
     <w:name w:val="List Table 2 - Accent 2"/>
-    <w:basedOn w:val="675"/>
+    <w:basedOn w:val="884"/>
     <w:uiPriority w:val="99"/>
     <w:pPr>
       <w:pBdr/>
@@ -20236,9 +22882,9 @@
       </w:tcPr>
     </w:tblStylePr>
   </w:style>
-  <w:style w:type="table" w:styleId="78">
+  <w:style w:type="table" w:styleId="770">
     <w:name w:val="List Table 2 - Accent 3"/>
-    <w:basedOn w:val="675"/>
+    <w:basedOn w:val="884"/>
     <w:uiPriority w:val="99"/>
     <w:pPr>
       <w:pBdr/>
@@ -20474,9 +23120,9 @@
       </w:tcPr>
     </w:tblStylePr>
   </w:style>
-  <w:style w:type="table" w:styleId="79">
+  <w:style w:type="table" w:styleId="771">
     <w:name w:val="List Table 2 - Accent 4"/>
-    <w:basedOn w:val="675"/>
+    <w:basedOn w:val="884"/>
     <w:uiPriority w:val="99"/>
     <w:pPr>
       <w:pBdr/>
@@ -20712,9 +23358,9 @@
       </w:tcPr>
     </w:tblStylePr>
   </w:style>
-  <w:style w:type="table" w:styleId="80">
+  <w:style w:type="table" w:styleId="772">
     <w:name w:val="List Table 2 - Accent 5"/>
-    <w:basedOn w:val="675"/>
+    <w:basedOn w:val="884"/>
     <w:uiPriority w:val="99"/>
     <w:pPr>
       <w:pBdr/>
@@ -20950,9 +23596,9 @@
       </w:tcPr>
     </w:tblStylePr>
   </w:style>
-  <w:style w:type="table" w:styleId="81">
+  <w:style w:type="table" w:styleId="773">
     <w:name w:val="List Table 2 - Accent 6"/>
-    <w:basedOn w:val="675"/>
+    <w:basedOn w:val="884"/>
     <w:uiPriority w:val="99"/>
     <w:pPr>
       <w:pBdr/>
@@ -21188,9 +23834,9 @@
       </w:tcPr>
     </w:tblStylePr>
   </w:style>
-  <w:style w:type="table" w:styleId="82">
+  <w:style w:type="table" w:styleId="774">
     <w:name w:val="List Table 3"/>
-    <w:basedOn w:val="675"/>
+    <w:basedOn w:val="884"/>
     <w:uiPriority w:val="99"/>
     <w:pPr>
       <w:pBdr/>
@@ -21416,9 +24062,9 @@
       </w:tcPr>
     </w:tblStylePr>
   </w:style>
-  <w:style w:type="table" w:styleId="83">
+  <w:style w:type="table" w:styleId="775">
     <w:name w:val="List Table 3 - Accent 1"/>
-    <w:basedOn w:val="675"/>
+    <w:basedOn w:val="884"/>
     <w:uiPriority w:val="99"/>
     <w:pPr>
       <w:pBdr/>
@@ -21644,9 +24290,9 @@
       </w:tcPr>
     </w:tblStylePr>
   </w:style>
-  <w:style w:type="table" w:styleId="84">
+  <w:style w:type="table" w:styleId="776">
     <w:name w:val="List Table 3 - Accent 2"/>
-    <w:basedOn w:val="675"/>
+    <w:basedOn w:val="884"/>
     <w:uiPriority w:val="99"/>
     <w:pPr>
       <w:pBdr/>
@@ -21872,9 +24518,9 @@
       </w:tcPr>
     </w:tblStylePr>
   </w:style>
-  <w:style w:type="table" w:styleId="85">
+  <w:style w:type="table" w:styleId="777">
     <w:name w:val="List Table 3 - Accent 3"/>
-    <w:basedOn w:val="675"/>
+    <w:basedOn w:val="884"/>
     <w:uiPriority w:val="99"/>
     <w:pPr>
       <w:pBdr/>
@@ -22100,9 +24746,9 @@
       </w:tcPr>
     </w:tblStylePr>
   </w:style>
-  <w:style w:type="table" w:styleId="86">
+  <w:style w:type="table" w:styleId="778">
     <w:name w:val="List Table 3 - Accent 4"/>
-    <w:basedOn w:val="675"/>
+    <w:basedOn w:val="884"/>
     <w:uiPriority w:val="99"/>
     <w:pPr>
       <w:pBdr/>
@@ -22328,9 +24974,9 @@
       </w:tcPr>
     </w:tblStylePr>
   </w:style>
-  <w:style w:type="table" w:styleId="87">
+  <w:style w:type="table" w:styleId="779">
     <w:name w:val="List Table 3 - Accent 5"/>
-    <w:basedOn w:val="675"/>
+    <w:basedOn w:val="884"/>
     <w:uiPriority w:val="99"/>
     <w:pPr>
       <w:pBdr/>
@@ -22556,9 +25202,9 @@
       </w:tcPr>
     </w:tblStylePr>
   </w:style>
-  <w:style w:type="table" w:styleId="88">
+  <w:style w:type="table" w:styleId="780">
     <w:name w:val="List Table 3 - Accent 6"/>
-    <w:basedOn w:val="675"/>
+    <w:basedOn w:val="884"/>
     <w:uiPriority w:val="99"/>
     <w:pPr>
       <w:pBdr/>
@@ -22784,9 +25430,9 @@
       </w:tcPr>
     </w:tblStylePr>
   </w:style>
-  <w:style w:type="table" w:styleId="89">
+  <w:style w:type="table" w:styleId="781">
     <w:name w:val="List Table 4"/>
-    <w:basedOn w:val="675"/>
+    <w:basedOn w:val="884"/>
     <w:uiPriority w:val="99"/>
     <w:pPr>
       <w:pBdr/>
@@ -23009,9 +25655,9 @@
       </w:tcPr>
     </w:tblStylePr>
   </w:style>
-  <w:style w:type="table" w:styleId="90">
+  <w:style w:type="table" w:styleId="782">
     <w:name w:val="List Table 4 - Accent 1"/>
-    <w:basedOn w:val="675"/>
+    <w:basedOn w:val="884"/>
     <w:uiPriority w:val="99"/>
     <w:pPr>
       <w:pBdr/>
@@ -23234,9 +25880,9 @@
       </w:tcPr>
     </w:tblStylePr>
   </w:style>
-  <w:style w:type="table" w:styleId="91">
+  <w:style w:type="table" w:styleId="783">
     <w:name w:val="List Table 4 - Accent 2"/>
-    <w:basedOn w:val="675"/>
+    <w:basedOn w:val="884"/>
     <w:uiPriority w:val="99"/>
     <w:pPr>
       <w:pBdr/>
@@ -23459,9 +26105,9 @@
       </w:tcPr>
     </w:tblStylePr>
   </w:style>
-  <w:style w:type="table" w:styleId="92">
+  <w:style w:type="table" w:styleId="784">
     <w:name w:val="List Table 4 - Accent 3"/>
-    <w:basedOn w:val="675"/>
+    <w:basedOn w:val="884"/>
     <w:uiPriority w:val="99"/>
     <w:pPr>
       <w:pBdr/>
@@ -23684,9 +26330,9 @@
       </w:tcPr>
     </w:tblStylePr>
   </w:style>
-  <w:style w:type="table" w:styleId="93">
+  <w:style w:type="table" w:styleId="785">
     <w:name w:val="List Table 4 - Accent 4"/>
-    <w:basedOn w:val="675"/>
+    <w:basedOn w:val="884"/>
     <w:uiPriority w:val="99"/>
     <w:pPr>
       <w:pBdr/>
@@ -23909,9 +26555,9 @@
       </w:tcPr>
     </w:tblStylePr>
   </w:style>
-  <w:style w:type="table" w:styleId="94">
+  <w:style w:type="table" w:styleId="786">
     <w:name w:val="List Table 4 - Accent 5"/>
-    <w:basedOn w:val="675"/>
+    <w:basedOn w:val="884"/>
     <w:uiPriority w:val="99"/>
     <w:pPr>
       <w:pBdr/>
@@ -24134,9 +26780,9 @@
       </w:tcPr>
     </w:tblStylePr>
   </w:style>
-  <w:style w:type="table" w:styleId="95">
+  <w:style w:type="table" w:styleId="787">
     <w:name w:val="List Table 4 - Accent 6"/>
-    <w:basedOn w:val="675"/>
+    <w:basedOn w:val="884"/>
     <w:uiPriority w:val="99"/>
     <w:pPr>
       <w:pBdr/>
@@ -24359,9 +27005,9 @@
       </w:tcPr>
     </w:tblStylePr>
   </w:style>
-  <w:style w:type="table" w:styleId="96">
+  <w:style w:type="table" w:styleId="788">
     <w:name w:val="List Table 5 Dark"/>
-    <w:basedOn w:val="675"/>
+    <w:basedOn w:val="884"/>
     <w:uiPriority w:val="99"/>
     <w:pPr>
       <w:pBdr/>
@@ -24601,9 +27247,9 @@
       </w:tcPr>
     </w:tblStylePr>
   </w:style>
-  <w:style w:type="table" w:styleId="97">
+  <w:style w:type="table" w:styleId="789">
     <w:name w:val="List Table 5 Dark - Accent 1"/>
-    <w:basedOn w:val="675"/>
+    <w:basedOn w:val="884"/>
     <w:uiPriority w:val="99"/>
     <w:pPr>
       <w:pBdr/>
@@ -24843,9 +27489,9 @@
       </w:tcPr>
     </w:tblStylePr>
   </w:style>
-  <w:style w:type="table" w:styleId="98">
+  <w:style w:type="table" w:styleId="790">
     <w:name w:val="List Table 5 Dark - Accent 2"/>
-    <w:basedOn w:val="675"/>
+    <w:basedOn w:val="884"/>
     <w:uiPriority w:val="99"/>
     <w:pPr>
       <w:pBdr/>
@@ -25085,9 +27731,9 @@
       </w:tcPr>
     </w:tblStylePr>
   </w:style>
-  <w:style w:type="table" w:styleId="99">
+  <w:style w:type="table" w:styleId="791">
     <w:name w:val="List Table 5 Dark - Accent 3"/>
-    <w:basedOn w:val="675"/>
+    <w:basedOn w:val="884"/>
     <w:uiPriority w:val="99"/>
     <w:pPr>
       <w:pBdr/>
@@ -25327,9 +27973,9 @@
       </w:tcPr>
     </w:tblStylePr>
   </w:style>
-  <w:style w:type="table" w:styleId="100">
+  <w:style w:type="table" w:styleId="792">
     <w:name w:val="List Table 5 Dark - Accent 4"/>
-    <w:basedOn w:val="675"/>
+    <w:basedOn w:val="884"/>
     <w:uiPriority w:val="99"/>
     <w:pPr>
       <w:pBdr/>
@@ -25569,9 +28215,9 @@
       </w:tcPr>
     </w:tblStylePr>
   </w:style>
-  <w:style w:type="table" w:styleId="101">
+  <w:style w:type="table" w:styleId="793">
     <w:name w:val="List Table 5 Dark - Accent 5"/>
-    <w:basedOn w:val="675"/>
+    <w:basedOn w:val="884"/>
     <w:uiPriority w:val="99"/>
     <w:pPr>
       <w:pBdr/>
@@ -25811,9 +28457,9 @@
       </w:tcPr>
     </w:tblStylePr>
   </w:style>
-  <w:style w:type="table" w:styleId="102">
+  <w:style w:type="table" w:styleId="794">
     <w:name w:val="List Table 5 Dark - Accent 6"/>
-    <w:basedOn w:val="675"/>
+    <w:basedOn w:val="884"/>
     <w:uiPriority w:val="99"/>
     <w:pPr>
       <w:pBdr/>
@@ -26053,9 +28699,9 @@
       </w:tcPr>
     </w:tblStylePr>
   </w:style>
-  <w:style w:type="table" w:styleId="103">
+  <w:style w:type="table" w:styleId="795">
     <w:name w:val="List Table 6 Colorful"/>
-    <w:basedOn w:val="675"/>
+    <w:basedOn w:val="884"/>
     <w:uiPriority w:val="99"/>
     <w:pPr>
       <w:pBdr/>
@@ -26276,9 +28922,9 @@
       </w:tcPr>
     </w:tblStylePr>
   </w:style>
-  <w:style w:type="table" w:styleId="104">
+  <w:style w:type="table" w:styleId="796">
     <w:name w:val="List Table 6 Colorful - Accent 1"/>
-    <w:basedOn w:val="675"/>
+    <w:basedOn w:val="884"/>
     <w:uiPriority w:val="99"/>
     <w:pPr>
       <w:pBdr/>
@@ -26499,9 +29145,9 @@
       </w:tcPr>
     </w:tblStylePr>
   </w:style>
-  <w:style w:type="table" w:styleId="105">
+  <w:style w:type="table" w:styleId="797">
     <w:name w:val="List Table 6 Colorful - Accent 2"/>
-    <w:basedOn w:val="675"/>
+    <w:basedOn w:val="884"/>
     <w:uiPriority w:val="99"/>
     <w:pPr>
       <w:pBdr/>
@@ -26722,9 +29368,9 @@
       </w:tcPr>
     </w:tblStylePr>
   </w:style>
-  <w:style w:type="table" w:styleId="106">
+  <w:style w:type="table" w:styleId="798">
     <w:name w:val="List Table 6 Colorful - Accent 3"/>
-    <w:basedOn w:val="675"/>
+    <w:basedOn w:val="884"/>
     <w:uiPriority w:val="99"/>
     <w:pPr>
       <w:pBdr/>
@@ -26945,9 +29591,9 @@
       </w:tcPr>
     </w:tblStylePr>
   </w:style>
-  <w:style w:type="table" w:styleId="107">
+  <w:style w:type="table" w:styleId="799">
     <w:name w:val="List Table 6 Colorful - Accent 4"/>
-    <w:basedOn w:val="675"/>
+    <w:basedOn w:val="884"/>
     <w:uiPriority w:val="99"/>
     <w:pPr>
       <w:pBdr/>
@@ -27168,9 +29814,9 @@
       </w:tcPr>
     </w:tblStylePr>
   </w:style>
-  <w:style w:type="table" w:styleId="108">
+  <w:style w:type="table" w:styleId="800">
     <w:name w:val="List Table 6 Colorful - Accent 5"/>
-    <w:basedOn w:val="675"/>
+    <w:basedOn w:val="884"/>
     <w:uiPriority w:val="99"/>
     <w:pPr>
       <w:pBdr/>
@@ -27391,9 +30037,9 @@
       </w:tcPr>
     </w:tblStylePr>
   </w:style>
-  <w:style w:type="table" w:styleId="109">
+  <w:style w:type="table" w:styleId="801">
     <w:name w:val="List Table 6 Colorful - Accent 6"/>
-    <w:basedOn w:val="675"/>
+    <w:basedOn w:val="884"/>
     <w:uiPriority w:val="99"/>
     <w:pPr>
       <w:pBdr/>
@@ -27614,9 +30260,9 @@
       </w:tcPr>
     </w:tblStylePr>
   </w:style>
-  <w:style w:type="table" w:styleId="110">
+  <w:style w:type="table" w:styleId="802">
     <w:name w:val="List Table 7 Colorful"/>
-    <w:basedOn w:val="675"/>
+    <w:basedOn w:val="884"/>
     <w:uiPriority w:val="99"/>
     <w:pPr>
       <w:pBdr/>
@@ -27715,11 +30361,11 @@
         <w:tblBorders/>
       </w:tblPr>
       <w:tcPr>
-        <w:shd w:color="ffffff"/>
+        <w:shd w:val="clear" w:color="ffffff"/>
         <w:tcBorders>
-          <w:top w:val="none"/>
-          <w:left w:val="none"/>
-          <w:bottom w:val="none"/>
+          <w:top w:val="none" w:color="000000" w:sz="4" w:space="0"/>
+          <w:left w:val="none" w:color="000000" w:sz="4" w:space="0"/>
+          <w:bottom w:val="none" w:color="000000" w:sz="4" w:space="0"/>
           <w:right w:val="single" w:color="000000" w:themeColor="text1" w:themeTint="80" w:sz="4" w:space="0"/>
         </w:tcBorders>
       </w:tcPr>
@@ -27742,10 +30388,10 @@
       <w:tcPr>
         <w:shd w:val="clear" w:color="ffffff" w:themeColor="light1" w:fill="ffffff" w:themeFill="light1"/>
         <w:tcBorders>
-          <w:top w:val="none"/>
-          <w:left w:val="none"/>
+          <w:top w:val="none" w:color="000000" w:sz="4" w:space="0"/>
+          <w:left w:val="none" w:color="000000" w:sz="4" w:space="0"/>
           <w:bottom w:val="single" w:color="000000" w:themeColor="text1" w:themeTint="80" w:sz="4" w:space="0"/>
-          <w:right w:val="none"/>
+          <w:right w:val="none" w:color="000000" w:sz="4" w:space="0"/>
         </w:tcBorders>
       </w:tcPr>
     </w:tblStylePr>
@@ -27765,12 +30411,12 @@
         <w:tblBorders/>
       </w:tblPr>
       <w:tcPr>
-        <w:shd w:color="ffffff"/>
+        <w:shd w:val="clear" w:color="ffffff"/>
         <w:tcBorders>
-          <w:top w:val="none"/>
+          <w:top w:val="none" w:color="000000" w:sz="4" w:space="0"/>
           <w:left w:val="single" w:color="000000" w:themeColor="text1" w:themeTint="80" w:sz="4" w:space="0"/>
-          <w:bottom w:val="none"/>
-          <w:right w:val="none"/>
+          <w:bottom w:val="none" w:color="000000" w:sz="4" w:space="0"/>
+          <w:right w:val="none" w:color="000000" w:sz="4" w:space="0"/>
         </w:tcBorders>
       </w:tcPr>
     </w:tblStylePr>
@@ -27793,9 +30439,9 @@
         <w:shd w:val="clear" w:color="ffffff" w:themeColor="light1" w:fill="ffffff" w:themeFill="light1"/>
         <w:tcBorders>
           <w:top w:val="single" w:color="000000" w:themeColor="text1" w:themeTint="80" w:sz="4" w:space="0"/>
-          <w:left w:val="none"/>
-          <w:bottom w:val="none"/>
-          <w:right w:val="none"/>
+          <w:left w:val="none" w:color="000000" w:sz="4" w:space="0"/>
+          <w:bottom w:val="none" w:color="000000" w:sz="4" w:space="0"/>
+          <w:right w:val="none" w:color="000000" w:sz="4" w:space="0"/>
         </w:tcBorders>
       </w:tcPr>
     </w:tblStylePr>
@@ -27870,9 +30516,9 @@
       </w:tcPr>
     </w:tblStylePr>
   </w:style>
-  <w:style w:type="table" w:styleId="111">
+  <w:style w:type="table" w:styleId="803">
     <w:name w:val="List Table 7 Colorful - Accent 1"/>
-    <w:basedOn w:val="675"/>
+    <w:basedOn w:val="884"/>
     <w:uiPriority w:val="99"/>
     <w:pPr>
       <w:pBdr/>
@@ -27971,11 +30617,11 @@
         <w:tblBorders/>
       </w:tblPr>
       <w:tcPr>
-        <w:shd w:color="ffffff"/>
+        <w:shd w:val="clear" w:color="ffffff"/>
         <w:tcBorders>
-          <w:top w:val="none"/>
-          <w:left w:val="none"/>
-          <w:bottom w:val="none"/>
+          <w:top w:val="none" w:color="000000" w:sz="4" w:space="0"/>
+          <w:left w:val="none" w:color="000000" w:sz="4" w:space="0"/>
+          <w:bottom w:val="none" w:color="000000" w:sz="4" w:space="0"/>
           <w:right w:val="single" w:color="000000" w:themeColor="accent1" w:sz="4" w:space="0"/>
         </w:tcBorders>
       </w:tcPr>
@@ -27998,10 +30644,10 @@
       <w:tcPr>
         <w:shd w:val="clear" w:color="ffffff" w:themeColor="light1" w:fill="ffffff" w:themeFill="light1"/>
         <w:tcBorders>
-          <w:top w:val="none"/>
-          <w:left w:val="none"/>
+          <w:top w:val="none" w:color="000000" w:sz="4" w:space="0"/>
+          <w:left w:val="none" w:color="000000" w:sz="4" w:space="0"/>
           <w:bottom w:val="single" w:color="000000" w:themeColor="accent1" w:sz="4" w:space="0"/>
-          <w:right w:val="none"/>
+          <w:right w:val="none" w:color="000000" w:sz="4" w:space="0"/>
         </w:tcBorders>
       </w:tcPr>
     </w:tblStylePr>
@@ -28021,12 +30667,12 @@
         <w:tblBorders/>
       </w:tblPr>
       <w:tcPr>
-        <w:shd w:color="ffffff"/>
+        <w:shd w:val="clear" w:color="ffffff"/>
         <w:tcBorders>
-          <w:top w:val="none"/>
+          <w:top w:val="none" w:color="000000" w:sz="4" w:space="0"/>
           <w:left w:val="single" w:color="000000" w:themeColor="accent1" w:sz="4" w:space="0"/>
-          <w:bottom w:val="none"/>
-          <w:right w:val="none"/>
+          <w:bottom w:val="none" w:color="000000" w:sz="4" w:space="0"/>
+          <w:right w:val="none" w:color="000000" w:sz="4" w:space="0"/>
         </w:tcBorders>
       </w:tcPr>
     </w:tblStylePr>
@@ -28049,9 +30695,9 @@
         <w:shd w:val="clear" w:color="ffffff" w:themeColor="light1" w:fill="ffffff" w:themeFill="light1"/>
         <w:tcBorders>
           <w:top w:val="single" w:color="000000" w:themeColor="accent1" w:sz="4" w:space="0"/>
-          <w:left w:val="none"/>
-          <w:bottom w:val="none"/>
-          <w:right w:val="none"/>
+          <w:left w:val="none" w:color="000000" w:sz="4" w:space="0"/>
+          <w:bottom w:val="none" w:color="000000" w:sz="4" w:space="0"/>
+          <w:right w:val="none" w:color="000000" w:sz="4" w:space="0"/>
         </w:tcBorders>
       </w:tcPr>
     </w:tblStylePr>
@@ -28126,9 +30772,9 @@
       </w:tcPr>
     </w:tblStylePr>
   </w:style>
-  <w:style w:type="table" w:styleId="112">
+  <w:style w:type="table" w:styleId="804">
     <w:name w:val="List Table 7 Colorful - Accent 2"/>
-    <w:basedOn w:val="675"/>
+    <w:basedOn w:val="884"/>
     <w:uiPriority w:val="99"/>
     <w:pPr>
       <w:pBdr/>
@@ -28227,11 +30873,11 @@
         <w:tblBorders/>
       </w:tblPr>
       <w:tcPr>
-        <w:shd w:color="ffffff"/>
+        <w:shd w:val="clear" w:color="ffffff"/>
         <w:tcBorders>
-          <w:top w:val="none"/>
-          <w:left w:val="none"/>
-          <w:bottom w:val="none"/>
+          <w:top w:val="none" w:color="000000" w:sz="4" w:space="0"/>
+          <w:left w:val="none" w:color="000000" w:sz="4" w:space="0"/>
+          <w:bottom w:val="none" w:color="000000" w:sz="4" w:space="0"/>
           <w:right w:val="single" w:color="000000" w:themeColor="accent2" w:themeTint="97" w:sz="4" w:space="0"/>
         </w:tcBorders>
       </w:tcPr>
@@ -28254,10 +30900,10 @@
       <w:tcPr>
         <w:shd w:val="clear" w:color="ffffff" w:themeColor="light1" w:fill="ffffff" w:themeFill="light1"/>
         <w:tcBorders>
-          <w:top w:val="none"/>
-          <w:left w:val="none"/>
+          <w:top w:val="none" w:color="000000" w:sz="4" w:space="0"/>
+          <w:left w:val="none" w:color="000000" w:sz="4" w:space="0"/>
           <w:bottom w:val="single" w:color="000000" w:themeColor="accent2" w:themeTint="97" w:sz="4" w:space="0"/>
-          <w:right w:val="none"/>
+          <w:right w:val="none" w:color="000000" w:sz="4" w:space="0"/>
         </w:tcBorders>
       </w:tcPr>
     </w:tblStylePr>
@@ -28277,12 +30923,12 @@
         <w:tblBorders/>
       </w:tblPr>
       <w:tcPr>
-        <w:shd w:color="ffffff"/>
+        <w:shd w:val="clear" w:color="ffffff"/>
         <w:tcBorders>
-          <w:top w:val="none"/>
+          <w:top w:val="none" w:color="000000" w:sz="4" w:space="0"/>
           <w:left w:val="single" w:color="000000" w:themeColor="accent2" w:themeTint="97" w:sz="4" w:space="0"/>
-          <w:bottom w:val="none"/>
-          <w:right w:val="none"/>
+          <w:bottom w:val="none" w:color="000000" w:sz="4" w:space="0"/>
+          <w:right w:val="none" w:color="000000" w:sz="4" w:space="0"/>
         </w:tcBorders>
       </w:tcPr>
     </w:tblStylePr>
@@ -28305,9 +30951,9 @@
         <w:shd w:val="clear" w:color="ffffff" w:themeColor="light1" w:fill="ffffff" w:themeFill="light1"/>
         <w:tcBorders>
           <w:top w:val="single" w:color="000000" w:themeColor="accent2" w:themeTint="97" w:sz="4" w:space="0"/>
-          <w:left w:val="none"/>
-          <w:bottom w:val="none"/>
-          <w:right w:val="none"/>
+          <w:left w:val="none" w:color="000000" w:sz="4" w:space="0"/>
+          <w:bottom w:val="none" w:color="000000" w:sz="4" w:space="0"/>
+          <w:right w:val="none" w:color="000000" w:sz="4" w:space="0"/>
         </w:tcBorders>
       </w:tcPr>
     </w:tblStylePr>
@@ -28382,9 +31028,9 @@
       </w:tcPr>
     </w:tblStylePr>
   </w:style>
-  <w:style w:type="table" w:styleId="113">
+  <w:style w:type="table" w:styleId="805">
     <w:name w:val="List Table 7 Colorful - Accent 3"/>
-    <w:basedOn w:val="675"/>
+    <w:basedOn w:val="884"/>
     <w:uiPriority w:val="99"/>
     <w:pPr>
       <w:pBdr/>
@@ -28483,11 +31129,11 @@
         <w:tblBorders/>
       </w:tblPr>
       <w:tcPr>
-        <w:shd w:color="ffffff"/>
+        <w:shd w:val="clear" w:color="ffffff"/>
         <w:tcBorders>
-          <w:top w:val="none"/>
-          <w:left w:val="none"/>
-          <w:bottom w:val="none"/>
+          <w:top w:val="none" w:color="000000" w:sz="4" w:space="0"/>
+          <w:left w:val="none" w:color="000000" w:sz="4" w:space="0"/>
+          <w:bottom w:val="none" w:color="000000" w:sz="4" w:space="0"/>
           <w:right w:val="single" w:color="000000" w:themeColor="accent3" w:themeTint="98" w:sz="4" w:space="0"/>
         </w:tcBorders>
       </w:tcPr>
@@ -28510,10 +31156,10 @@
       <w:tcPr>
         <w:shd w:val="clear" w:color="ffffff" w:themeColor="light1" w:fill="ffffff" w:themeFill="light1"/>
         <w:tcBorders>
-          <w:top w:val="none"/>
-          <w:left w:val="none"/>
+          <w:top w:val="none" w:color="000000" w:sz="4" w:space="0"/>
+          <w:left w:val="none" w:color="000000" w:sz="4" w:space="0"/>
           <w:bottom w:val="single" w:color="000000" w:themeColor="accent3" w:themeTint="98" w:sz="4" w:space="0"/>
-          <w:right w:val="none"/>
+          <w:right w:val="none" w:color="000000" w:sz="4" w:space="0"/>
         </w:tcBorders>
       </w:tcPr>
     </w:tblStylePr>
@@ -28533,12 +31179,12 @@
         <w:tblBorders/>
       </w:tblPr>
       <w:tcPr>
-        <w:shd w:color="ffffff"/>
+        <w:shd w:val="clear" w:color="ffffff"/>
         <w:tcBorders>
-          <w:top w:val="none"/>
+          <w:top w:val="none" w:color="000000" w:sz="4" w:space="0"/>
           <w:left w:val="single" w:color="000000" w:themeColor="accent3" w:themeTint="98" w:sz="4" w:space="0"/>
-          <w:bottom w:val="none"/>
-          <w:right w:val="none"/>
+          <w:bottom w:val="none" w:color="000000" w:sz="4" w:space="0"/>
+          <w:right w:val="none" w:color="000000" w:sz="4" w:space="0"/>
         </w:tcBorders>
       </w:tcPr>
     </w:tblStylePr>
@@ -28561,9 +31207,9 @@
         <w:shd w:val="clear" w:color="ffffff" w:themeColor="light1" w:fill="ffffff" w:themeFill="light1"/>
         <w:tcBorders>
           <w:top w:val="single" w:color="000000" w:themeColor="accent3" w:themeTint="98" w:sz="4" w:space="0"/>
-          <w:left w:val="none"/>
-          <w:bottom w:val="none"/>
-          <w:right w:val="none"/>
+          <w:left w:val="none" w:color="000000" w:sz="4" w:space="0"/>
+          <w:bottom w:val="none" w:color="000000" w:sz="4" w:space="0"/>
+          <w:right w:val="none" w:color="000000" w:sz="4" w:space="0"/>
         </w:tcBorders>
       </w:tcPr>
     </w:tblStylePr>
@@ -28638,9 +31284,9 @@
       </w:tcPr>
     </w:tblStylePr>
   </w:style>
-  <w:style w:type="table" w:styleId="114">
+  <w:style w:type="table" w:styleId="806">
     <w:name w:val="List Table 7 Colorful - Accent 4"/>
-    <w:basedOn w:val="675"/>
+    <w:basedOn w:val="884"/>
     <w:uiPriority w:val="99"/>
     <w:pPr>
       <w:pBdr/>
@@ -28739,11 +31385,11 @@
         <w:tblBorders/>
       </w:tblPr>
       <w:tcPr>
-        <w:shd w:color="ffffff"/>
+        <w:shd w:val="clear" w:color="ffffff"/>
         <w:tcBorders>
-          <w:top w:val="none"/>
-          <w:left w:val="none"/>
-          <w:bottom w:val="none"/>
+          <w:top w:val="none" w:color="000000" w:sz="4" w:space="0"/>
+          <w:left w:val="none" w:color="000000" w:sz="4" w:space="0"/>
+          <w:bottom w:val="none" w:color="000000" w:sz="4" w:space="0"/>
           <w:right w:val="single" w:color="000000" w:themeColor="accent4" w:themeTint="9A" w:sz="4" w:space="0"/>
         </w:tcBorders>
       </w:tcPr>
@@ -28766,10 +31412,10 @@
       <w:tcPr>
         <w:shd w:val="clear" w:color="ffffff" w:themeColor="light1" w:fill="ffffff" w:themeFill="light1"/>
         <w:tcBorders>
-          <w:top w:val="none"/>
-          <w:left w:val="none"/>
+          <w:top w:val="none" w:color="000000" w:sz="4" w:space="0"/>
+          <w:left w:val="none" w:color="000000" w:sz="4" w:space="0"/>
           <w:bottom w:val="single" w:color="000000" w:themeColor="accent4" w:themeTint="9A" w:sz="4" w:space="0"/>
-          <w:right w:val="none"/>
+          <w:right w:val="none" w:color="000000" w:sz="4" w:space="0"/>
         </w:tcBorders>
       </w:tcPr>
     </w:tblStylePr>
@@ -28789,12 +31435,12 @@
         <w:tblBorders/>
       </w:tblPr>
       <w:tcPr>
-        <w:shd w:color="ffffff"/>
+        <w:shd w:val="clear" w:color="ffffff"/>
         <w:tcBorders>
-          <w:top w:val="none"/>
+          <w:top w:val="none" w:color="000000" w:sz="4" w:space="0"/>
           <w:left w:val="single" w:color="000000" w:themeColor="accent4" w:themeTint="9A" w:sz="4" w:space="0"/>
-          <w:bottom w:val="none"/>
-          <w:right w:val="none"/>
+          <w:bottom w:val="none" w:color="000000" w:sz="4" w:space="0"/>
+          <w:right w:val="none" w:color="000000" w:sz="4" w:space="0"/>
         </w:tcBorders>
       </w:tcPr>
     </w:tblStylePr>
@@ -28817,9 +31463,9 @@
         <w:shd w:val="clear" w:color="ffffff" w:themeColor="light1" w:fill="ffffff" w:themeFill="light1"/>
         <w:tcBorders>
           <w:top w:val="single" w:color="000000" w:themeColor="accent4" w:themeTint="9A" w:sz="4" w:space="0"/>
-          <w:left w:val="none"/>
-          <w:bottom w:val="none"/>
-          <w:right w:val="none"/>
+          <w:left w:val="none" w:color="000000" w:sz="4" w:space="0"/>
+          <w:bottom w:val="none" w:color="000000" w:sz="4" w:space="0"/>
+          <w:right w:val="none" w:color="000000" w:sz="4" w:space="0"/>
         </w:tcBorders>
       </w:tcPr>
     </w:tblStylePr>
@@ -28894,9 +31540,9 @@
       </w:tcPr>
     </w:tblStylePr>
   </w:style>
-  <w:style w:type="table" w:styleId="115">
+  <w:style w:type="table" w:styleId="807">
     <w:name w:val="List Table 7 Colorful - Accent 5"/>
-    <w:basedOn w:val="675"/>
+    <w:basedOn w:val="884"/>
     <w:uiPriority w:val="99"/>
     <w:pPr>
       <w:pBdr/>
@@ -28995,11 +31641,11 @@
         <w:tblBorders/>
       </w:tblPr>
       <w:tcPr>
-        <w:shd w:color="ffffff"/>
+        <w:shd w:val="clear" w:color="ffffff"/>
         <w:tcBorders>
-          <w:top w:val="none"/>
-          <w:left w:val="none"/>
-          <w:bottom w:val="none"/>
+          <w:top w:val="none" w:color="000000" w:sz="4" w:space="0"/>
+          <w:left w:val="none" w:color="000000" w:sz="4" w:space="0"/>
+          <w:bottom w:val="none" w:color="000000" w:sz="4" w:space="0"/>
           <w:right w:val="single" w:color="000000" w:themeColor="accent5" w:themeTint="9A" w:sz="4" w:space="0"/>
         </w:tcBorders>
       </w:tcPr>
@@ -29022,10 +31668,10 @@
       <w:tcPr>
         <w:shd w:val="clear" w:color="ffffff" w:themeColor="light1" w:fill="ffffff" w:themeFill="light1"/>
         <w:tcBorders>
-          <w:top w:val="none"/>
-          <w:left w:val="none"/>
+          <w:top w:val="none" w:color="000000" w:sz="4" w:space="0"/>
+          <w:left w:val="none" w:color="000000" w:sz="4" w:space="0"/>
           <w:bottom w:val="single" w:color="000000" w:themeColor="accent5" w:themeTint="9A" w:sz="4" w:space="0"/>
-          <w:right w:val="none"/>
+          <w:right w:val="none" w:color="000000" w:sz="4" w:space="0"/>
         </w:tcBorders>
       </w:tcPr>
     </w:tblStylePr>
@@ -29045,12 +31691,12 @@
         <w:tblBorders/>
       </w:tblPr>
       <w:tcPr>
-        <w:shd w:color="ffffff"/>
+        <w:shd w:val="clear" w:color="ffffff"/>
         <w:tcBorders>
-          <w:top w:val="none"/>
+          <w:top w:val="none" w:color="000000" w:sz="4" w:space="0"/>
           <w:left w:val="single" w:color="000000" w:themeColor="accent5" w:themeTint="9A" w:sz="4" w:space="0"/>
-          <w:bottom w:val="none"/>
-          <w:right w:val="none"/>
+          <w:bottom w:val="none" w:color="000000" w:sz="4" w:space="0"/>
+          <w:right w:val="none" w:color="000000" w:sz="4" w:space="0"/>
         </w:tcBorders>
       </w:tcPr>
     </w:tblStylePr>
@@ -29073,9 +31719,9 @@
         <w:shd w:val="clear" w:color="ffffff" w:themeColor="light1" w:fill="ffffff" w:themeFill="light1"/>
         <w:tcBorders>
           <w:top w:val="single" w:color="000000" w:themeColor="accent5" w:themeTint="9A" w:sz="4" w:space="0"/>
-          <w:left w:val="none"/>
-          <w:bottom w:val="none"/>
-          <w:right w:val="none"/>
+          <w:left w:val="none" w:color="000000" w:sz="4" w:space="0"/>
+          <w:bottom w:val="none" w:color="000000" w:sz="4" w:space="0"/>
+          <w:right w:val="none" w:color="000000" w:sz="4" w:space="0"/>
         </w:tcBorders>
       </w:tcPr>
     </w:tblStylePr>
@@ -29150,9 +31796,9 @@
       </w:tcPr>
     </w:tblStylePr>
   </w:style>
-  <w:style w:type="table" w:styleId="116">
+  <w:style w:type="table" w:styleId="808">
     <w:name w:val="List Table 7 Colorful - Accent 6"/>
-    <w:basedOn w:val="675"/>
+    <w:basedOn w:val="884"/>
     <w:uiPriority w:val="99"/>
     <w:pPr>
       <w:pBdr/>
@@ -29251,11 +31897,11 @@
         <w:tblBorders/>
       </w:tblPr>
       <w:tcPr>
-        <w:shd w:color="ffffff"/>
+        <w:shd w:val="clear" w:color="ffffff"/>
         <w:tcBorders>
-          <w:top w:val="none"/>
-          <w:left w:val="none"/>
-          <w:bottom w:val="none"/>
+          <w:top w:val="none" w:color="000000" w:sz="4" w:space="0"/>
+          <w:left w:val="none" w:color="000000" w:sz="4" w:space="0"/>
+          <w:bottom w:val="none" w:color="000000" w:sz="4" w:space="0"/>
           <w:right w:val="single" w:color="000000" w:themeColor="accent6" w:themeTint="98" w:sz="4" w:space="0"/>
         </w:tcBorders>
       </w:tcPr>
@@ -29278,10 +31924,10 @@
       <w:tcPr>
         <w:shd w:val="clear" w:color="ffffff" w:themeColor="light1" w:fill="ffffff" w:themeFill="light1"/>
         <w:tcBorders>
-          <w:top w:val="none"/>
-          <w:left w:val="none"/>
+          <w:top w:val="none" w:color="000000" w:sz="4" w:space="0"/>
+          <w:left w:val="none" w:color="000000" w:sz="4" w:space="0"/>
           <w:bottom w:val="single" w:color="000000" w:themeColor="accent6" w:themeTint="98" w:sz="4" w:space="0"/>
-          <w:right w:val="none"/>
+          <w:right w:val="none" w:color="000000" w:sz="4" w:space="0"/>
         </w:tcBorders>
       </w:tcPr>
     </w:tblStylePr>
@@ -29301,12 +31947,12 @@
         <w:tblBorders/>
       </w:tblPr>
       <w:tcPr>
-        <w:shd w:color="ffffff"/>
+        <w:shd w:val="clear" w:color="ffffff"/>
         <w:tcBorders>
-          <w:top w:val="none"/>
+          <w:top w:val="none" w:color="000000" w:sz="4" w:space="0"/>
           <w:left w:val="single" w:color="000000" w:themeColor="accent6" w:themeTint="98" w:sz="4" w:space="0"/>
-          <w:bottom w:val="none"/>
-          <w:right w:val="none"/>
+          <w:bottom w:val="none" w:color="000000" w:sz="4" w:space="0"/>
+          <w:right w:val="none" w:color="000000" w:sz="4" w:space="0"/>
         </w:tcBorders>
       </w:tcPr>
     </w:tblStylePr>
@@ -29329,9 +31975,9 @@
         <w:shd w:val="clear" w:color="ffffff" w:themeColor="light1" w:fill="ffffff" w:themeFill="light1"/>
         <w:tcBorders>
           <w:top w:val="single" w:color="000000" w:themeColor="accent6" w:themeTint="98" w:sz="4" w:space="0"/>
-          <w:left w:val="none"/>
-          <w:bottom w:val="none"/>
-          <w:right w:val="none"/>
+          <w:left w:val="none" w:color="000000" w:sz="4" w:space="0"/>
+          <w:bottom w:val="none" w:color="000000" w:sz="4" w:space="0"/>
+          <w:right w:val="none" w:color="000000" w:sz="4" w:space="0"/>
         </w:tcBorders>
       </w:tcPr>
     </w:tblStylePr>
@@ -29406,9 +32052,9 @@
       </w:tcPr>
     </w:tblStylePr>
   </w:style>
-  <w:style w:type="table" w:styleId="117">
+  <w:style w:type="table" w:styleId="809">
     <w:name w:val="Lined - Accent"/>
-    <w:basedOn w:val="675"/>
+    <w:basedOn w:val="884"/>
     <w:uiPriority w:val="99"/>
     <w:pPr>
       <w:pBdr/>
@@ -29643,9 +32289,9 @@
       </w:tcPr>
     </w:tblStylePr>
   </w:style>
-  <w:style w:type="table" w:styleId="118">
+  <w:style w:type="table" w:styleId="810">
     <w:name w:val="Lined - Accent 1"/>
-    <w:basedOn w:val="675"/>
+    <w:basedOn w:val="884"/>
     <w:uiPriority w:val="99"/>
     <w:pPr>
       <w:pBdr/>
@@ -29880,9 +32526,9 @@
       </w:tcPr>
     </w:tblStylePr>
   </w:style>
-  <w:style w:type="table" w:styleId="119">
+  <w:style w:type="table" w:styleId="811">
     <w:name w:val="Lined - Accent 2"/>
-    <w:basedOn w:val="675"/>
+    <w:basedOn w:val="884"/>
     <w:uiPriority w:val="99"/>
     <w:pPr>
       <w:pBdr/>
@@ -30117,9 +32763,9 @@
       </w:tcPr>
     </w:tblStylePr>
   </w:style>
-  <w:style w:type="table" w:styleId="120">
+  <w:style w:type="table" w:styleId="812">
     <w:name w:val="Lined - Accent 3"/>
-    <w:basedOn w:val="675"/>
+    <w:basedOn w:val="884"/>
     <w:uiPriority w:val="99"/>
     <w:pPr>
       <w:pBdr/>
@@ -30354,9 +33000,9 @@
       </w:tcPr>
     </w:tblStylePr>
   </w:style>
-  <w:style w:type="table" w:styleId="121">
+  <w:style w:type="table" w:styleId="813">
     <w:name w:val="Lined - Accent 4"/>
-    <w:basedOn w:val="675"/>
+    <w:basedOn w:val="884"/>
     <w:uiPriority w:val="99"/>
     <w:pPr>
       <w:pBdr/>
@@ -30591,9 +33237,9 @@
       </w:tcPr>
     </w:tblStylePr>
   </w:style>
-  <w:style w:type="table" w:styleId="122">
+  <w:style w:type="table" w:styleId="814">
     <w:name w:val="Lined - Accent 5"/>
-    <w:basedOn w:val="675"/>
+    <w:basedOn w:val="884"/>
     <w:uiPriority w:val="99"/>
     <w:pPr>
       <w:pBdr/>
@@ -30828,9 +33474,9 @@
       </w:tcPr>
     </w:tblStylePr>
   </w:style>
-  <w:style w:type="table" w:styleId="123">
+  <w:style w:type="table" w:styleId="815">
     <w:name w:val="Lined - Accent 6"/>
-    <w:basedOn w:val="675"/>
+    <w:basedOn w:val="884"/>
     <w:uiPriority w:val="99"/>
     <w:pPr>
       <w:pBdr/>
@@ -31065,9 +33711,9 @@
       </w:tcPr>
     </w:tblStylePr>
   </w:style>
-  <w:style w:type="table" w:styleId="124">
+  <w:style w:type="table" w:styleId="816">
     <w:name w:val="Bordered &amp; Lined - Accent"/>
-    <w:basedOn w:val="675"/>
+    <w:basedOn w:val="884"/>
     <w:uiPriority w:val="99"/>
     <w:pPr>
       <w:pBdr/>
@@ -31309,9 +33955,9 @@
       </w:tcPr>
     </w:tblStylePr>
   </w:style>
-  <w:style w:type="table" w:styleId="125">
+  <w:style w:type="table" w:styleId="817">
     <w:name w:val="Bordered &amp; Lined - Accent 1"/>
-    <w:basedOn w:val="675"/>
+    <w:basedOn w:val="884"/>
     <w:uiPriority w:val="99"/>
     <w:pPr>
       <w:pBdr/>
@@ -31553,9 +34199,9 @@
       </w:tcPr>
     </w:tblStylePr>
   </w:style>
-  <w:style w:type="table" w:styleId="126">
+  <w:style w:type="table" w:styleId="818">
     <w:name w:val="Bordered &amp; Lined - Accent 2"/>
-    <w:basedOn w:val="675"/>
+    <w:basedOn w:val="884"/>
     <w:uiPriority w:val="99"/>
     <w:pPr>
       <w:pBdr/>
@@ -31797,9 +34443,9 @@
       </w:tcPr>
     </w:tblStylePr>
   </w:style>
-  <w:style w:type="table" w:styleId="127">
+  <w:style w:type="table" w:styleId="819">
     <w:name w:val="Bordered &amp; Lined - Accent 3"/>
-    <w:basedOn w:val="675"/>
+    <w:basedOn w:val="884"/>
     <w:uiPriority w:val="99"/>
     <w:pPr>
       <w:pBdr/>
@@ -32041,9 +34687,9 @@
       </w:tcPr>
     </w:tblStylePr>
   </w:style>
-  <w:style w:type="table" w:styleId="128">
+  <w:style w:type="table" w:styleId="820">
     <w:name w:val="Bordered &amp; Lined - Accent 4"/>
-    <w:basedOn w:val="675"/>
+    <w:basedOn w:val="884"/>
     <w:uiPriority w:val="99"/>
     <w:pPr>
       <w:pBdr/>
@@ -32285,9 +34931,9 @@
       </w:tcPr>
     </w:tblStylePr>
   </w:style>
-  <w:style w:type="table" w:styleId="129">
+  <w:style w:type="table" w:styleId="821">
     <w:name w:val="Bordered &amp; Lined - Accent 5"/>
-    <w:basedOn w:val="675"/>
+    <w:basedOn w:val="884"/>
     <w:uiPriority w:val="99"/>
     <w:pPr>
       <w:pBdr/>
@@ -32529,9 +35175,9 @@
       </w:tcPr>
     </w:tblStylePr>
   </w:style>
-  <w:style w:type="table" w:styleId="130">
+  <w:style w:type="table" w:styleId="822">
     <w:name w:val="Bordered &amp; Lined - Accent 6"/>
-    <w:basedOn w:val="675"/>
+    <w:basedOn w:val="884"/>
     <w:uiPriority w:val="99"/>
     <w:pPr>
       <w:pBdr/>
@@ -32773,9 +35419,9 @@
       </w:tcPr>
     </w:tblStylePr>
   </w:style>
-  <w:style w:type="table" w:styleId="131">
+  <w:style w:type="table" w:styleId="823">
     <w:name w:val="Bordered"/>
-    <w:basedOn w:val="675"/>
+    <w:basedOn w:val="884"/>
     <w:uiPriority w:val="99"/>
     <w:pPr>
       <w:pBdr/>
@@ -33004,9 +35650,9 @@
       </w:tcPr>
     </w:tblStylePr>
   </w:style>
-  <w:style w:type="table" w:styleId="132">
+  <w:style w:type="table" w:styleId="824">
     <w:name w:val="Bordered - Accent 1"/>
-    <w:basedOn w:val="675"/>
+    <w:basedOn w:val="884"/>
     <w:uiPriority w:val="99"/>
     <w:pPr>
       <w:pBdr/>
@@ -33235,9 +35881,9 @@
       </w:tcPr>
     </w:tblStylePr>
   </w:style>
-  <w:style w:type="table" w:styleId="133">
+  <w:style w:type="table" w:styleId="825">
     <w:name w:val="Bordered - Accent 2"/>
-    <w:basedOn w:val="675"/>
+    <w:basedOn w:val="884"/>
     <w:uiPriority w:val="99"/>
     <w:pPr>
       <w:pBdr/>
@@ -33466,9 +36112,9 @@
       </w:tcPr>
     </w:tblStylePr>
   </w:style>
-  <w:style w:type="table" w:styleId="134">
+  <w:style w:type="table" w:styleId="826">
     <w:name w:val="Bordered - Accent 3"/>
-    <w:basedOn w:val="675"/>
+    <w:basedOn w:val="884"/>
     <w:uiPriority w:val="99"/>
     <w:pPr>
       <w:pBdr/>
@@ -33697,9 +36343,9 @@
       </w:tcPr>
     </w:tblStylePr>
   </w:style>
-  <w:style w:type="table" w:styleId="135">
+  <w:style w:type="table" w:styleId="827">
     <w:name w:val="Bordered - Accent 4"/>
-    <w:basedOn w:val="675"/>
+    <w:basedOn w:val="884"/>
     <w:uiPriority w:val="99"/>
     <w:pPr>
       <w:pBdr/>
@@ -33928,9 +36574,9 @@
       </w:tcPr>
     </w:tblStylePr>
   </w:style>
-  <w:style w:type="table" w:styleId="136">
+  <w:style w:type="table" w:styleId="828">
     <w:name w:val="Bordered - Accent 5"/>
-    <w:basedOn w:val="675"/>
+    <w:basedOn w:val="884"/>
     <w:uiPriority w:val="99"/>
     <w:pPr>
       <w:pBdr/>
@@ -34159,9 +36805,9 @@
       </w:tcPr>
     </w:tblStylePr>
   </w:style>
-  <w:style w:type="table" w:styleId="137">
+  <w:style w:type="table" w:styleId="829">
     <w:name w:val="Bordered - Accent 6"/>
-    <w:basedOn w:val="675"/>
+    <w:basedOn w:val="884"/>
     <w:uiPriority w:val="99"/>
     <w:pPr>
       <w:pBdr/>
@@ -34390,11 +37036,11 @@
       </w:tcPr>
     </w:tblStylePr>
   </w:style>
-  <w:style w:type="paragraph" w:styleId="145">
+  <w:style w:type="paragraph" w:styleId="830">
     <w:name w:val="Heading 7"/>
-    <w:basedOn w:val="667"/>
-    <w:next w:val="667"/>
-    <w:link w:val="156"/>
+    <w:basedOn w:val="876"/>
+    <w:next w:val="876"/>
+    <w:link w:val="839"/>
     <w:uiPriority w:val="9"/>
     <w:unhideWhenUsed/>
     <w:qFormat/>
@@ -34411,11 +37057,11 @@
       <w:color w:val="595959" w:themeColor="text1" w:themeTint="A6"/>
     </w:rPr>
   </w:style>
-  <w:style w:type="paragraph" w:styleId="146">
+  <w:style w:type="paragraph" w:styleId="831">
     <w:name w:val="Heading 8"/>
-    <w:basedOn w:val="667"/>
-    <w:next w:val="667"/>
-    <w:link w:val="157"/>
+    <w:basedOn w:val="876"/>
+    <w:next w:val="876"/>
+    <w:link w:val="840"/>
     <w:uiPriority w:val="9"/>
     <w:unhideWhenUsed/>
     <w:qFormat/>
@@ -34434,11 +37080,11 @@
       <w:color w:val="272727" w:themeColor="text1" w:themeTint="D8"/>
     </w:rPr>
   </w:style>
-  <w:style w:type="paragraph" w:styleId="147">
+  <w:style w:type="paragraph" w:styleId="832">
     <w:name w:val="Heading 9"/>
-    <w:basedOn w:val="667"/>
-    <w:next w:val="667"/>
-    <w:link w:val="158"/>
+    <w:basedOn w:val="876"/>
+    <w:next w:val="876"/>
+    <w:link w:val="841"/>
     <w:uiPriority w:val="9"/>
     <w:unhideWhenUsed/>
     <w:qFormat/>
@@ -34457,10 +37103,10 @@
       <w:color w:val="272727" w:themeColor="text1" w:themeTint="D8"/>
     </w:rPr>
   </w:style>
-  <w:style w:type="character" w:styleId="150">
+  <w:style w:type="character" w:styleId="833">
     <w:name w:val="Heading 1 Char"/>
-    <w:basedOn w:val="674"/>
-    <w:link w:val="668"/>
+    <w:basedOn w:val="883"/>
+    <w:link w:val="877"/>
     <w:uiPriority w:val="9"/>
     <w:pPr>
       <w:pBdr/>
@@ -34474,10 +37120,10 @@
       <w:szCs w:val="40"/>
     </w:rPr>
   </w:style>
-  <w:style w:type="character" w:styleId="151">
+  <w:style w:type="character" w:styleId="834">
     <w:name w:val="Heading 2 Char"/>
-    <w:basedOn w:val="674"/>
-    <w:link w:val="669"/>
+    <w:basedOn w:val="883"/>
+    <w:link w:val="878"/>
     <w:uiPriority w:val="9"/>
     <w:pPr>
       <w:pBdr/>
@@ -34491,10 +37137,10 @@
       <w:szCs w:val="32"/>
     </w:rPr>
   </w:style>
-  <w:style w:type="character" w:styleId="152">
+  <w:style w:type="character" w:styleId="835">
     <w:name w:val="Heading 3 Char"/>
-    <w:basedOn w:val="674"/>
-    <w:link w:val="670"/>
+    <w:basedOn w:val="883"/>
+    <w:link w:val="879"/>
     <w:uiPriority w:val="9"/>
     <w:pPr>
       <w:pBdr/>
@@ -34508,10 +37154,10 @@
       <w:szCs w:val="28"/>
     </w:rPr>
   </w:style>
-  <w:style w:type="character" w:styleId="153">
+  <w:style w:type="character" w:styleId="836">
     <w:name w:val="Heading 4 Char"/>
-    <w:basedOn w:val="674"/>
-    <w:link w:val="671"/>
+    <w:basedOn w:val="883"/>
+    <w:link w:val="880"/>
     <w:uiPriority w:val="9"/>
     <w:pPr>
       <w:pBdr/>
@@ -34525,10 +37171,10 @@
       <w:color w:val="0f4761" w:themeColor="accent1" w:themeShade="BF"/>
     </w:rPr>
   </w:style>
-  <w:style w:type="character" w:styleId="154">
+  <w:style w:type="character" w:styleId="837">
     <w:name w:val="Heading 5 Char"/>
-    <w:basedOn w:val="674"/>
-    <w:link w:val="672"/>
+    <w:basedOn w:val="883"/>
+    <w:link w:val="881"/>
     <w:uiPriority w:val="9"/>
     <w:pPr>
       <w:pBdr/>
@@ -34540,10 +37186,10 @@
       <w:color w:val="0f4761" w:themeColor="accent1" w:themeShade="BF"/>
     </w:rPr>
   </w:style>
-  <w:style w:type="character" w:styleId="155">
+  <w:style w:type="character" w:styleId="838">
     <w:name w:val="Heading 6 Char"/>
-    <w:basedOn w:val="674"/>
-    <w:link w:val="673"/>
+    <w:basedOn w:val="883"/>
+    <w:link w:val="882"/>
     <w:uiPriority w:val="9"/>
     <w:pPr>
       <w:pBdr/>
@@ -34557,10 +37203,10 @@
       <w:color w:val="595959" w:themeColor="text1" w:themeTint="A6"/>
     </w:rPr>
   </w:style>
-  <w:style w:type="character" w:styleId="156">
+  <w:style w:type="character" w:styleId="839">
     <w:name w:val="Heading 7 Char"/>
-    <w:basedOn w:val="674"/>
-    <w:link w:val="145"/>
+    <w:basedOn w:val="883"/>
+    <w:link w:val="830"/>
     <w:uiPriority w:val="9"/>
     <w:pPr>
       <w:pBdr/>
@@ -34572,10 +37218,10 @@
       <w:color w:val="595959" w:themeColor="text1" w:themeTint="A6"/>
     </w:rPr>
   </w:style>
-  <w:style w:type="character" w:styleId="157">
+  <w:style w:type="character" w:styleId="840">
     <w:name w:val="Heading 8 Char"/>
-    <w:basedOn w:val="674"/>
-    <w:link w:val="146"/>
+    <w:basedOn w:val="883"/>
+    <w:link w:val="831"/>
     <w:uiPriority w:val="9"/>
     <w:pPr>
       <w:pBdr/>
@@ -34589,10 +37235,10 @@
       <w:color w:val="272727" w:themeColor="text1" w:themeTint="D8"/>
     </w:rPr>
   </w:style>
-  <w:style w:type="character" w:styleId="158">
+  <w:style w:type="character" w:styleId="841">
     <w:name w:val="Heading 9 Char"/>
-    <w:basedOn w:val="674"/>
-    <w:link w:val="147"/>
+    <w:basedOn w:val="883"/>
+    <w:link w:val="832"/>
     <w:uiPriority w:val="9"/>
     <w:pPr>
       <w:pBdr/>
@@ -34606,10 +37252,10 @@
       <w:color w:val="272727" w:themeColor="text1" w:themeTint="D8"/>
     </w:rPr>
   </w:style>
-  <w:style w:type="character" w:styleId="160">
+  <w:style w:type="character" w:styleId="842">
     <w:name w:val="Title Char"/>
-    <w:basedOn w:val="674"/>
-    <w:link w:val="678"/>
+    <w:basedOn w:val="883"/>
+    <w:link w:val="887"/>
     <w:uiPriority w:val="10"/>
     <w:pPr>
       <w:pBdr/>
@@ -34623,10 +37269,10 @@
       <w:szCs w:val="56"/>
     </w:rPr>
   </w:style>
-  <w:style w:type="character" w:styleId="162">
+  <w:style w:type="character" w:styleId="843">
     <w:name w:val="Subtitle Char"/>
-    <w:basedOn w:val="674"/>
-    <w:link w:val="688"/>
+    <w:basedOn w:val="883"/>
+    <w:link w:val="897"/>
     <w:uiPriority w:val="11"/>
     <w:pPr>
       <w:pBdr/>
@@ -34640,11 +37286,11 @@
       <w:szCs w:val="28"/>
     </w:rPr>
   </w:style>
-  <w:style w:type="paragraph" w:styleId="163">
+  <w:style w:type="paragraph" w:styleId="844">
     <w:name w:val="Quote"/>
-    <w:basedOn w:val="667"/>
-    <w:next w:val="667"/>
-    <w:link w:val="164"/>
+    <w:basedOn w:val="876"/>
+    <w:next w:val="876"/>
+    <w:link w:val="845"/>
     <w:uiPriority w:val="29"/>
     <w:qFormat/>
     <w:pPr>
@@ -34659,10 +37305,10 @@
       <w:color w:val="404040" w:themeColor="text1" w:themeTint="BF"/>
     </w:rPr>
   </w:style>
-  <w:style w:type="character" w:styleId="164">
+  <w:style w:type="character" w:styleId="845">
     <w:name w:val="Quote Char"/>
-    <w:basedOn w:val="674"/>
-    <w:link w:val="163"/>
+    <w:basedOn w:val="883"/>
+    <w:link w:val="844"/>
     <w:uiPriority w:val="29"/>
     <w:pPr>
       <w:pBdr/>
@@ -34675,9 +37321,9 @@
       <w:color w:val="404040" w:themeColor="text1" w:themeTint="BF"/>
     </w:rPr>
   </w:style>
-  <w:style w:type="character" w:styleId="166">
+  <w:style w:type="character" w:styleId="846">
     <w:name w:val="Intense Emphasis"/>
-    <w:basedOn w:val="674"/>
+    <w:basedOn w:val="883"/>
     <w:uiPriority w:val="21"/>
     <w:qFormat/>
     <w:pPr>
@@ -34691,11 +37337,11 @@
       <w:color w:val="0f4761" w:themeColor="accent1" w:themeShade="BF"/>
     </w:rPr>
   </w:style>
-  <w:style w:type="paragraph" w:styleId="167">
+  <w:style w:type="paragraph" w:styleId="847">
     <w:name w:val="Intense Quote"/>
-    <w:basedOn w:val="667"/>
-    <w:next w:val="667"/>
-    <w:link w:val="168"/>
+    <w:basedOn w:val="876"/>
+    <w:next w:val="876"/>
+    <w:link w:val="848"/>
     <w:uiPriority w:val="30"/>
     <w:qFormat/>
     <w:pPr>
@@ -34713,10 +37359,10 @@
       <w:color w:val="0f4761" w:themeColor="accent1" w:themeShade="BF"/>
     </w:rPr>
   </w:style>
-  <w:style w:type="character" w:styleId="168">
+  <w:style w:type="character" w:styleId="848">
     <w:name w:val="Intense Quote Char"/>
-    <w:basedOn w:val="674"/>
-    <w:link w:val="167"/>
+    <w:basedOn w:val="883"/>
+    <w:link w:val="847"/>
     <w:uiPriority w:val="30"/>
     <w:pPr>
       <w:pBdr/>
@@ -34729,9 +37375,9 @@
       <w:color w:val="0f4761" w:themeColor="accent1" w:themeShade="BF"/>
     </w:rPr>
   </w:style>
-  <w:style w:type="character" w:styleId="169">
+  <w:style w:type="character" w:styleId="849">
     <w:name w:val="Intense Reference"/>
-    <w:basedOn w:val="674"/>
+    <w:basedOn w:val="883"/>
     <w:uiPriority w:val="32"/>
     <w:qFormat/>
     <w:pPr>
@@ -34747,9 +37393,9 @@
       <w:spacing w:val="5"/>
     </w:rPr>
   </w:style>
-  <w:style w:type="paragraph" w:styleId="170">
+  <w:style w:type="paragraph" w:styleId="850">
     <w:name w:val="No Spacing"/>
-    <w:basedOn w:val="667"/>
+    <w:basedOn w:val="876"/>
     <w:uiPriority w:val="1"/>
     <w:qFormat/>
     <w:pPr>
@@ -34758,9 +37404,9 @@
       <w:ind/>
     </w:pPr>
   </w:style>
-  <w:style w:type="character" w:styleId="171">
+  <w:style w:type="character" w:styleId="851">
     <w:name w:val="Subtle Emphasis"/>
-    <w:basedOn w:val="674"/>
+    <w:basedOn w:val="883"/>
     <w:uiPriority w:val="19"/>
     <w:qFormat/>
     <w:pPr>
@@ -34774,9 +37420,9 @@
       <w:color w:val="404040" w:themeColor="text1" w:themeTint="BF"/>
     </w:rPr>
   </w:style>
-  <w:style w:type="character" w:styleId="172">
+  <w:style w:type="character" w:styleId="852">
     <w:name w:val="Emphasis"/>
-    <w:basedOn w:val="674"/>
+    <w:basedOn w:val="883"/>
     <w:uiPriority w:val="20"/>
     <w:qFormat/>
     <w:pPr>
@@ -34789,9 +37435,9 @@
       <w:iCs/>
     </w:rPr>
   </w:style>
-  <w:style w:type="character" w:styleId="173">
+  <w:style w:type="character" w:styleId="853">
     <w:name w:val="Strong"/>
-    <w:basedOn w:val="674"/>
+    <w:basedOn w:val="883"/>
     <w:uiPriority w:val="22"/>
     <w:qFormat/>
     <w:pPr>
@@ -34804,9 +37450,9 @@
       <w:bCs/>
     </w:rPr>
   </w:style>
-  <w:style w:type="character" w:styleId="174">
+  <w:style w:type="character" w:styleId="854">
     <w:name w:val="Subtle Reference"/>
-    <w:basedOn w:val="674"/>
+    <w:basedOn w:val="883"/>
     <w:uiPriority w:val="31"/>
     <w:qFormat/>
     <w:pPr>
@@ -34819,9 +37465,9 @@
       <w:color w:val="5a5a5a" w:themeColor="text1" w:themeTint="A5"/>
     </w:rPr>
   </w:style>
-  <w:style w:type="character" w:styleId="175">
+  <w:style w:type="character" w:styleId="855">
     <w:name w:val="Book Title"/>
-    <w:basedOn w:val="674"/>
+    <w:basedOn w:val="883"/>
     <w:uiPriority w:val="33"/>
     <w:qFormat/>
     <w:pPr>
@@ -34837,10 +37483,10 @@
       <w:spacing w:val="5"/>
     </w:rPr>
   </w:style>
-  <w:style w:type="paragraph" w:styleId="176">
+  <w:style w:type="paragraph" w:styleId="856">
     <w:name w:val="Header"/>
-    <w:basedOn w:val="667"/>
-    <w:link w:val="177"/>
+    <w:basedOn w:val="876"/>
+    <w:link w:val="857"/>
     <w:uiPriority w:val="99"/>
     <w:unhideWhenUsed/>
     <w:pPr>
@@ -34853,10 +37499,10 @@
       <w:ind/>
     </w:pPr>
   </w:style>
-  <w:style w:type="character" w:styleId="177">
+  <w:style w:type="character" w:styleId="857">
     <w:name w:val="Header Char"/>
-    <w:basedOn w:val="674"/>
-    <w:link w:val="176"/>
+    <w:basedOn w:val="883"/>
+    <w:link w:val="856"/>
     <w:uiPriority w:val="99"/>
     <w:pPr>
       <w:pBdr/>
@@ -34864,10 +37510,10 @@
       <w:ind/>
     </w:pPr>
   </w:style>
-  <w:style w:type="paragraph" w:styleId="178">
+  <w:style w:type="paragraph" w:styleId="858">
     <w:name w:val="Footer"/>
-    <w:basedOn w:val="667"/>
-    <w:link w:val="179"/>
+    <w:basedOn w:val="876"/>
+    <w:link w:val="859"/>
     <w:uiPriority w:val="99"/>
     <w:unhideWhenUsed/>
     <w:pPr>
@@ -34880,10 +37526,10 @@
       <w:ind/>
     </w:pPr>
   </w:style>
-  <w:style w:type="character" w:styleId="179">
+  <w:style w:type="character" w:styleId="859">
     <w:name w:val="Footer Char"/>
-    <w:basedOn w:val="674"/>
-    <w:link w:val="178"/>
+    <w:basedOn w:val="883"/>
+    <w:link w:val="858"/>
     <w:uiPriority w:val="99"/>
     <w:pPr>
       <w:pBdr/>
@@ -34891,10 +37537,10 @@
       <w:ind/>
     </w:pPr>
   </w:style>
-  <w:style w:type="paragraph" w:styleId="180">
+  <w:style w:type="paragraph" w:styleId="860">
     <w:name w:val="Caption"/>
-    <w:basedOn w:val="667"/>
-    <w:next w:val="667"/>
+    <w:basedOn w:val="876"/>
+    <w:next w:val="876"/>
     <w:uiPriority w:val="35"/>
     <w:unhideWhenUsed/>
     <w:qFormat/>
@@ -34911,10 +37557,10 @@
       <w:szCs w:val="18"/>
     </w:rPr>
   </w:style>
-  <w:style w:type="character" w:styleId="182">
+  <w:style w:type="character" w:styleId="861">
     <w:name w:val="Footnote Text Char"/>
-    <w:basedOn w:val="674"/>
-    <w:link w:val="683"/>
+    <w:basedOn w:val="883"/>
+    <w:link w:val="892"/>
     <w:uiPriority w:val="99"/>
     <w:semiHidden/>
     <w:pPr>
@@ -34927,10 +37573,10 @@
       <w:szCs w:val="20"/>
     </w:rPr>
   </w:style>
-  <w:style w:type="character" w:styleId="185">
+  <w:style w:type="character" w:styleId="862">
     <w:name w:val="Endnote Text Char"/>
-    <w:basedOn w:val="674"/>
-    <w:link w:val="686"/>
+    <w:basedOn w:val="883"/>
+    <w:link w:val="895"/>
     <w:uiPriority w:val="99"/>
     <w:semiHidden/>
     <w:pPr>
@@ -34943,9 +37589,9 @@
       <w:szCs w:val="20"/>
     </w:rPr>
   </w:style>
-  <w:style w:type="character" w:styleId="188">
+  <w:style w:type="character" w:styleId="863">
     <w:name w:val="FollowedHyperlink"/>
-    <w:basedOn w:val="674"/>
+    <w:basedOn w:val="883"/>
     <w:uiPriority w:val="99"/>
     <w:semiHidden/>
     <w:unhideWhenUsed/>
@@ -34959,10 +37605,10 @@
       <w:u w:val="single"/>
     </w:rPr>
   </w:style>
-  <w:style w:type="paragraph" w:styleId="189">
+  <w:style w:type="paragraph" w:styleId="864">
     <w:name w:val="toc 1"/>
-    <w:basedOn w:val="667"/>
-    <w:next w:val="667"/>
+    <w:basedOn w:val="876"/>
+    <w:next w:val="876"/>
     <w:uiPriority w:val="39"/>
     <w:unhideWhenUsed/>
     <w:pPr>
@@ -34971,10 +37617,10 @@
       <w:ind/>
     </w:pPr>
   </w:style>
-  <w:style w:type="paragraph" w:styleId="190">
+  <w:style w:type="paragraph" w:styleId="865">
     <w:name w:val="toc 2"/>
-    <w:basedOn w:val="667"/>
-    <w:next w:val="667"/>
+    <w:basedOn w:val="876"/>
+    <w:next w:val="876"/>
     <w:uiPriority w:val="39"/>
     <w:unhideWhenUsed/>
     <w:pPr>
@@ -34983,10 +37629,10 @@
       <w:ind w:left="220"/>
     </w:pPr>
   </w:style>
-  <w:style w:type="paragraph" w:styleId="191">
+  <w:style w:type="paragraph" w:styleId="866">
     <w:name w:val="toc 3"/>
-    <w:basedOn w:val="667"/>
-    <w:next w:val="667"/>
+    <w:basedOn w:val="876"/>
+    <w:next w:val="876"/>
     <w:uiPriority w:val="39"/>
     <w:unhideWhenUsed/>
     <w:pPr>
@@ -34995,10 +37641,10 @@
       <w:ind w:left="440"/>
     </w:pPr>
   </w:style>
-  <w:style w:type="paragraph" w:styleId="192">
+  <w:style w:type="paragraph" w:styleId="867">
     <w:name w:val="toc 4"/>
-    <w:basedOn w:val="667"/>
-    <w:next w:val="667"/>
+    <w:basedOn w:val="876"/>
+    <w:next w:val="876"/>
     <w:uiPriority w:val="39"/>
     <w:unhideWhenUsed/>
     <w:pPr>
@@ -35007,10 +37653,10 @@
       <w:ind w:left="660"/>
     </w:pPr>
   </w:style>
-  <w:style w:type="paragraph" w:styleId="193">
+  <w:style w:type="paragraph" w:styleId="868">
     <w:name w:val="toc 5"/>
-    <w:basedOn w:val="667"/>
-    <w:next w:val="667"/>
+    <w:basedOn w:val="876"/>
+    <w:next w:val="876"/>
     <w:uiPriority w:val="39"/>
     <w:unhideWhenUsed/>
     <w:pPr>
@@ -35019,10 +37665,10 @@
       <w:ind w:left="880"/>
     </w:pPr>
   </w:style>
-  <w:style w:type="paragraph" w:styleId="194">
+  <w:style w:type="paragraph" w:styleId="869">
     <w:name w:val="toc 6"/>
-    <w:basedOn w:val="667"/>
-    <w:next w:val="667"/>
+    <w:basedOn w:val="876"/>
+    <w:next w:val="876"/>
     <w:uiPriority w:val="39"/>
     <w:unhideWhenUsed/>
     <w:pPr>
@@ -35031,10 +37677,10 @@
       <w:ind w:left="1100"/>
     </w:pPr>
   </w:style>
-  <w:style w:type="paragraph" w:styleId="195">
+  <w:style w:type="paragraph" w:styleId="870">
     <w:name w:val="toc 7"/>
-    <w:basedOn w:val="667"/>
-    <w:next w:val="667"/>
+    <w:basedOn w:val="876"/>
+    <w:next w:val="876"/>
     <w:uiPriority w:val="39"/>
     <w:unhideWhenUsed/>
     <w:pPr>
@@ -35043,10 +37689,10 @@
       <w:ind w:left="1320"/>
     </w:pPr>
   </w:style>
-  <w:style w:type="paragraph" w:styleId="196">
+  <w:style w:type="paragraph" w:styleId="871">
     <w:name w:val="toc 8"/>
-    <w:basedOn w:val="667"/>
-    <w:next w:val="667"/>
+    <w:basedOn w:val="876"/>
+    <w:next w:val="876"/>
     <w:uiPriority w:val="39"/>
     <w:unhideWhenUsed/>
     <w:pPr>
@@ -35055,10 +37701,10 @@
       <w:ind w:left="1540"/>
     </w:pPr>
   </w:style>
-  <w:style w:type="paragraph" w:styleId="197">
+  <w:style w:type="paragraph" w:styleId="872">
     <w:name w:val="toc 9"/>
-    <w:basedOn w:val="667"/>
-    <w:next w:val="667"/>
+    <w:basedOn w:val="876"/>
+    <w:next w:val="876"/>
     <w:uiPriority w:val="39"/>
     <w:unhideWhenUsed/>
     <w:pPr>
@@ -35067,9 +37713,9 @@
       <w:ind w:left="1760"/>
     </w:pPr>
   </w:style>
-  <w:style w:type="character" w:styleId="198">
+  <w:style w:type="character" w:styleId="873">
     <w:name w:val="Placeholder Text"/>
-    <w:basedOn w:val="674"/>
+    <w:basedOn w:val="883"/>
     <w:uiPriority w:val="99"/>
     <w:semiHidden/>
     <w:pPr>
@@ -35081,7 +37727,7 @@
       <w:color w:val="666666"/>
     </w:rPr>
   </w:style>
-  <w:style w:type="paragraph" w:styleId="208">
+  <w:style w:type="paragraph" w:styleId="874">
     <w:name w:val="TOC Heading"/>
     <w:uiPriority w:val="39"/>
     <w:unhideWhenUsed/>
@@ -35091,10 +37737,10 @@
       <w:ind/>
     </w:pPr>
   </w:style>
-  <w:style w:type="paragraph" w:styleId="209">
+  <w:style w:type="paragraph" w:styleId="875">
     <w:name w:val="table of figures"/>
-    <w:basedOn w:val="667"/>
-    <w:next w:val="667"/>
+    <w:basedOn w:val="876"/>
+    <w:next w:val="876"/>
     <w:uiPriority w:val="99"/>
     <w:unhideWhenUsed/>
     <w:pPr>
@@ -35103,7 +37749,7 @@
       <w:ind/>
     </w:pPr>
   </w:style>
-  <w:style w:type="paragraph" w:styleId="667" w:default="1">
+  <w:style w:type="paragraph" w:styleId="876" w:default="1">
     <w:name w:val="Normal"/>
     <w:qFormat/>
     <w:pPr>
@@ -35112,10 +37758,10 @@
       <w:ind/>
     </w:pPr>
   </w:style>
-  <w:style w:type="paragraph" w:styleId="668">
+  <w:style w:type="paragraph" w:styleId="877">
     <w:name w:val="Heading 1"/>
-    <w:basedOn w:val="667"/>
-    <w:next w:val="667"/>
+    <w:basedOn w:val="876"/>
+    <w:next w:val="876"/>
     <w:uiPriority w:val="9"/>
     <w:qFormat/>
     <w:pPr>
@@ -35136,10 +37782,10 @@
       <w:szCs w:val="32"/>
     </w:rPr>
   </w:style>
-  <w:style w:type="paragraph" w:styleId="669">
+  <w:style w:type="paragraph" w:styleId="878">
     <w:name w:val="Heading 2"/>
-    <w:basedOn w:val="667"/>
-    <w:next w:val="667"/>
+    <w:basedOn w:val="876"/>
+    <w:next w:val="876"/>
     <w:uiPriority w:val="9"/>
     <w:semiHidden/>
     <w:unhideWhenUsed/>
@@ -35162,10 +37808,10 @@
       <w:szCs w:val="26"/>
     </w:rPr>
   </w:style>
-  <w:style w:type="paragraph" w:styleId="670">
+  <w:style w:type="paragraph" w:styleId="879">
     <w:name w:val="Heading 3"/>
-    <w:basedOn w:val="667"/>
-    <w:next w:val="667"/>
+    <w:basedOn w:val="876"/>
+    <w:next w:val="876"/>
     <w:uiPriority w:val="9"/>
     <w:semiHidden/>
     <w:unhideWhenUsed/>
@@ -35188,10 +37834,10 @@
       <w:szCs w:val="24"/>
     </w:rPr>
   </w:style>
-  <w:style w:type="paragraph" w:styleId="671">
+  <w:style w:type="paragraph" w:styleId="880">
     <w:name w:val="Heading 4"/>
-    <w:basedOn w:val="667"/>
-    <w:next w:val="667"/>
+    <w:basedOn w:val="876"/>
+    <w:next w:val="876"/>
     <w:uiPriority w:val="9"/>
     <w:semiHidden/>
     <w:unhideWhenUsed/>
@@ -35214,10 +37860,10 @@
       <w:color w:val="2e74b5"/>
     </w:rPr>
   </w:style>
-  <w:style w:type="paragraph" w:styleId="672">
+  <w:style w:type="paragraph" w:styleId="881">
     <w:name w:val="Heading 5"/>
-    <w:basedOn w:val="667"/>
-    <w:next w:val="667"/>
+    <w:basedOn w:val="876"/>
+    <w:next w:val="876"/>
     <w:uiPriority w:val="9"/>
     <w:semiHidden/>
     <w:unhideWhenUsed/>
@@ -35238,10 +37884,10 @@
       <w:color w:val="2e74b5"/>
     </w:rPr>
   </w:style>
-  <w:style w:type="paragraph" w:styleId="673">
+  <w:style w:type="paragraph" w:styleId="882">
     <w:name w:val="Heading 6"/>
-    <w:basedOn w:val="667"/>
-    <w:next w:val="667"/>
+    <w:basedOn w:val="876"/>
+    <w:next w:val="876"/>
     <w:uiPriority w:val="9"/>
     <w:semiHidden/>
     <w:unhideWhenUsed/>
@@ -35262,7 +37908,7 @@
       <w:color w:val="1f4d78"/>
     </w:rPr>
   </w:style>
-  <w:style w:type="character" w:styleId="674" w:default="1">
+  <w:style w:type="character" w:styleId="883" w:default="1">
     <w:name w:val="Default Paragraph Font"/>
     <w:uiPriority w:val="1"/>
     <w:semiHidden/>
@@ -35273,7 +37919,7 @@
       <w:ind/>
     </w:pPr>
   </w:style>
-  <w:style w:type="table" w:styleId="675" w:default="1">
+  <w:style w:type="table" w:styleId="884" w:default="1">
     <w:name w:val="Normal Table"/>
     <w:uiPriority w:val="99"/>
     <w:semiHidden/>
@@ -35466,7 +38112,7 @@
       </w:tcPr>
     </w:tblStylePr>
   </w:style>
-  <w:style w:type="numbering" w:styleId="676" w:default="1">
+  <w:style w:type="numbering" w:styleId="885" w:default="1">
     <w:name w:val="No List"/>
     <w:uiPriority w:val="99"/>
     <w:semiHidden/>
@@ -35477,7 +38123,7 @@
       <w:ind/>
     </w:pPr>
   </w:style>
-  <w:style w:type="table" w:styleId="677" w:customStyle="1">
+  <w:style w:type="table" w:styleId="886" w:customStyle="1">
     <w:name w:val="TableNormal"/>
     <w:pPr>
       <w:pBdr/>
@@ -35666,10 +38312,10 @@
       </w:tcPr>
     </w:tblStylePr>
   </w:style>
-  <w:style w:type="paragraph" w:styleId="678">
+  <w:style w:type="paragraph" w:styleId="887">
     <w:name w:val="Title"/>
-    <w:basedOn w:val="667"/>
-    <w:next w:val="667"/>
+    <w:basedOn w:val="876"/>
+    <w:next w:val="876"/>
     <w:uiPriority w:val="10"/>
     <w:qFormat/>
     <w:pPr>
@@ -35689,7 +38335,7 @@
       <w:szCs w:val="56"/>
     </w:rPr>
   </w:style>
-  <w:style w:type="paragraph" w:styleId="679" w:customStyle="1">
+  <w:style w:type="paragraph" w:styleId="888" w:customStyle="1">
     <w:name w:val="Kiemelés 21"/>
     <w:qFormat/>
     <w:pPr>
@@ -35702,7 +38348,7 @@
       <w:bCs/>
     </w:rPr>
   </w:style>
-  <w:style w:type="paragraph" w:styleId="680">
+  <w:style w:type="paragraph" w:styleId="889">
     <w:name w:val="List Paragraph"/>
     <w:qFormat/>
     <w:pPr>
@@ -35711,7 +38357,7 @@
       <w:ind/>
     </w:pPr>
   </w:style>
-  <w:style w:type="character" w:styleId="681">
+  <w:style w:type="character" w:styleId="890">
     <w:name w:val="Hyperlink"/>
     <w:uiPriority w:val="99"/>
     <w:unhideWhenUsed/>
@@ -35725,7 +38371,7 @@
       <w:u w:val="single"/>
     </w:rPr>
   </w:style>
-  <w:style w:type="character" w:styleId="682">
+  <w:style w:type="character" w:styleId="891">
     <w:name w:val="footnote reference"/>
     <w:uiPriority w:val="99"/>
     <w:semiHidden/>
@@ -35739,9 +38385,9 @@
       <w:vertAlign w:val="superscript"/>
     </w:rPr>
   </w:style>
-  <w:style w:type="paragraph" w:styleId="683">
+  <w:style w:type="paragraph" w:styleId="892">
     <w:name w:val="footnote text"/>
-    <w:link w:val="684"/>
+    <w:link w:val="893"/>
     <w:uiPriority w:val="99"/>
     <w:semiHidden/>
     <w:unhideWhenUsed/>
@@ -35751,9 +38397,9 @@
       <w:ind/>
     </w:pPr>
   </w:style>
-  <w:style w:type="character" w:styleId="684" w:customStyle="1">
+  <w:style w:type="character" w:styleId="893" w:customStyle="1">
     <w:name w:val="Lábjegyzetszöveg Char"/>
-    <w:link w:val="683"/>
+    <w:link w:val="892"/>
     <w:uiPriority w:val="99"/>
     <w:semiHidden/>
     <w:unhideWhenUsed/>
@@ -35767,7 +38413,7 @@
       <w:szCs w:val="20"/>
     </w:rPr>
   </w:style>
-  <w:style w:type="character" w:styleId="685">
+  <w:style w:type="character" w:styleId="894">
     <w:name w:val="endnote reference"/>
     <w:uiPriority w:val="99"/>
     <w:semiHidden/>
@@ -35781,9 +38427,9 @@
       <w:vertAlign w:val="superscript"/>
     </w:rPr>
   </w:style>
-  <w:style w:type="paragraph" w:styleId="686">
+  <w:style w:type="paragraph" w:styleId="895">
     <w:name w:val="endnote text"/>
-    <w:link w:val="687"/>
+    <w:link w:val="896"/>
     <w:uiPriority w:val="99"/>
     <w:semiHidden/>
     <w:unhideWhenUsed/>
@@ -35793,9 +38439,9 @@
       <w:ind/>
     </w:pPr>
   </w:style>
-  <w:style w:type="character" w:styleId="687" w:customStyle="1">
+  <w:style w:type="character" w:styleId="896" w:customStyle="1">
     <w:name w:val="Végjegyzet szövege Char"/>
-    <w:link w:val="686"/>
+    <w:link w:val="895"/>
     <w:uiPriority w:val="99"/>
     <w:semiHidden/>
     <w:unhideWhenUsed/>
@@ -35809,10 +38455,10 @@
       <w:szCs w:val="20"/>
     </w:rPr>
   </w:style>
-  <w:style w:type="paragraph" w:styleId="688">
+  <w:style w:type="paragraph" w:styleId="897">
     <w:name w:val="Subtitle"/>
-    <w:basedOn w:val="667"/>
-    <w:next w:val="667"/>
+    <w:basedOn w:val="876"/>
+    <w:next w:val="876"/>
     <w:uiPriority w:val="11"/>
     <w:qFormat/>
     <w:pPr>
@@ -35831,9 +38477,9 @@
       <w:szCs w:val="48"/>
     </w:rPr>
   </w:style>
-  <w:style w:type="table" w:styleId="689" w:customStyle="1">
+  <w:style w:type="table" w:styleId="898" w:customStyle="1">
     <w:name w:val="StGen0"/>
-    <w:basedOn w:val="677"/>
+    <w:basedOn w:val="886"/>
     <w:pPr>
       <w:pBdr/>
       <w:spacing/>
@@ -36023,9 +38669,9 @@
       </w:tcPr>
     </w:tblStylePr>
   </w:style>
-  <w:style w:type="table" w:styleId="690" w:customStyle="1">
+  <w:style w:type="table" w:styleId="899" w:customStyle="1">
     <w:name w:val="StGen1"/>
-    <w:basedOn w:val="677"/>
+    <w:basedOn w:val="886"/>
     <w:pPr>
       <w:pBdr/>
       <w:spacing/>
@@ -36215,9 +38861,9 @@
       </w:tcPr>
     </w:tblStylePr>
   </w:style>
-  <w:style w:type="table" w:styleId="691" w:customStyle="1">
+  <w:style w:type="table" w:styleId="900" w:customStyle="1">
     <w:name w:val="StGen2"/>
-    <w:basedOn w:val="677"/>
+    <w:basedOn w:val="886"/>
     <w:pPr>
       <w:pBdr/>
       <w:spacing/>
@@ -36407,9 +39053,9 @@
       </w:tcPr>
     </w:tblStylePr>
   </w:style>
-  <w:style w:type="table" w:styleId="692" w:customStyle="1">
+  <w:style w:type="table" w:styleId="901" w:customStyle="1">
     <w:name w:val="StGen3"/>
-    <w:basedOn w:val="677"/>
+    <w:basedOn w:val="886"/>
     <w:pPr>
       <w:pBdr/>
       <w:spacing/>
@@ -36599,9 +39245,9 @@
       </w:tcPr>
     </w:tblStylePr>
   </w:style>
-  <w:style w:type="table" w:styleId="693" w:customStyle="1">
+  <w:style w:type="table" w:styleId="902" w:customStyle="1">
     <w:name w:val="StGen4"/>
-    <w:basedOn w:val="677"/>
+    <w:basedOn w:val="886"/>
     <w:pPr>
       <w:pBdr/>
       <w:spacing/>
@@ -36791,9 +39437,9 @@
       </w:tcPr>
     </w:tblStylePr>
   </w:style>
-  <w:style w:type="table" w:styleId="694" w:customStyle="1">
+  <w:style w:type="table" w:styleId="903" w:customStyle="1">
     <w:name w:val="StGen5"/>
-    <w:basedOn w:val="677"/>
+    <w:basedOn w:val="886"/>
     <w:pPr>
       <w:pBdr/>
       <w:spacing/>
@@ -36983,9 +39629,9 @@
       </w:tcPr>
     </w:tblStylePr>
   </w:style>
-  <w:style w:type="table" w:styleId="695" w:customStyle="1">
+  <w:style w:type="table" w:styleId="904" w:customStyle="1">
     <w:name w:val="StGen6"/>
-    <w:basedOn w:val="677"/>
+    <w:basedOn w:val="886"/>
     <w:pPr>
       <w:pBdr/>
       <w:spacing/>
@@ -37175,9 +39821,9 @@
       </w:tcPr>
     </w:tblStylePr>
   </w:style>
-  <w:style w:type="table" w:styleId="696" w:customStyle="1">
+  <w:style w:type="table" w:styleId="905" w:customStyle="1">
     <w:name w:val="StGen7"/>
-    <w:basedOn w:val="677"/>
+    <w:basedOn w:val="886"/>
     <w:pPr>
       <w:pBdr/>
       <w:spacing/>

--- a/Docs/Amoba_Tesztelesi_Jegyzokonyv.docx
+++ b/Docs/Amoba_Tesztelesi_Jegyzokonyv.docx
@@ -1124,7 +1124,6 @@
               <w:t xml:space="preserve">Váltás 5×5-ös táblára</w:t>
             </w:r>
             <w:r/>
-            <w:r/>
           </w:p>
         </w:tc>
         <w:tc>
@@ -1155,7 +1154,6 @@
               </w:rPr>
               <w:t xml:space="preserve">Sikertelen (javítás függőben)</w:t>
             </w:r>
-            <w:r/>
             <w:r/>
           </w:p>
         </w:tc>
@@ -1197,7 +1195,6 @@
               </w:rPr>
               <w:t xml:space="preserve">6</w:t>
             </w:r>
-            <w:r/>
             <w:r/>
           </w:p>
         </w:tc>
@@ -1261,7 +1258,6 @@
               <w:t xml:space="preserve">Új játék gomb 5×5-ös módban</w:t>
             </w:r>
             <w:r/>
-            <w:r/>
           </w:p>
         </w:tc>
         <w:tc>
@@ -1292,7 +1288,6 @@
               </w:rPr>
               <w:t xml:space="preserve">Sikertelen (javítás függőben)</w:t>
             </w:r>
-            <w:r/>
             <w:r/>
           </w:p>
         </w:tc>
@@ -1334,7 +1329,6 @@
               </w:rPr>
               <w:t xml:space="preserve">7</w:t>
             </w:r>
-            <w:r/>
             <w:r/>
           </w:p>
         </w:tc>
@@ -1380,7 +1374,6 @@
               <w:t xml:space="preserve">8</w:t>
             </w:r>
             <w:r/>
-            <w:r/>
           </w:p>
         </w:tc>
         <w:tc>
@@ -1411,7 +1404,6 @@
               </w:rPr>
               <w:t xml:space="preserve">A winning_fields formátuma győzelem után</w:t>
             </w:r>
-            <w:r/>
             <w:r/>
           </w:p>
         </w:tc>
@@ -1494,7 +1486,6 @@
               </w:rPr>
               <w:t xml:space="preserve">8</w:t>
             </w:r>
-            <w:r/>
             <w:r/>
           </w:p>
         </w:tc>
@@ -5082,7 +5073,6 @@
       </w:pPr>
       <w:r/>
       <w:r/>
-      <w:r/>
     </w:p>
     <w:tbl>
       <w:tblPr>
@@ -5155,7 +5145,6 @@
               <w:t xml:space="preserve">  –  Váltás 5×5-ös táblára</w:t>
             </w:r>
             <w:r/>
-            <w:r/>
           </w:p>
         </w:tc>
       </w:tr>
@@ -5192,7 +5181,6 @@
               <w:t xml:space="preserve">Cél</w:t>
             </w:r>
             <w:r/>
-            <w:r/>
           </w:p>
         </w:tc>
         <w:tc>
@@ -5222,7 +5210,6 @@
               </w:rPr>
               <w:t xml:space="preserve">Annak ellenőrzése, hogy a táblaméret-választóban kiválasztott 5×5-ös méret az Új játék gomb megnyomása után ténylegesen 5×5-ös táblát eredményez.</w:t>
             </w:r>
-            <w:r/>
             <w:r/>
           </w:p>
         </w:tc>
@@ -5260,7 +5247,6 @@
               <w:t xml:space="preserve">Lépések / bemenet</w:t>
             </w:r>
             <w:r/>
-            <w:r/>
           </w:p>
         </w:tc>
         <w:tc>
@@ -5290,7 +5276,6 @@
               </w:rPr>
               <w:t xml:space="preserve">1. A szerver indítása, az oldal megnyitása a böngészőben (alapértelmezett: 3×3-as tábla). 2. A Táblaméret listában az 5×5 kiválasztása. 3. Kattintás az Új játék gombra.</w:t>
             </w:r>
-            <w:r/>
             <w:r/>
           </w:p>
         </w:tc>
@@ -5328,7 +5313,6 @@
               <w:t xml:space="preserve">Elvárt eredmény</w:t>
             </w:r>
             <w:r/>
-            <w:r/>
           </w:p>
         </w:tc>
         <w:tc>
@@ -5359,7 +5343,6 @@
               <w:t xml:space="preserve">Üres, 5×5-ös (25 mezős) tábla jelenik meg, az állapotsor „Következik: X”, hibaüzenet nincs.</w:t>
             </w:r>
             <w:r/>
-            <w:r/>
           </w:p>
         </w:tc>
       </w:tr>
@@ -5383,7 +5366,6 @@
         </w:rPr>
         <w:t xml:space="preserve">Futtatások</w:t>
       </w:r>
-      <w:r/>
       <w:r/>
     </w:p>
     <w:tbl>
@@ -5440,7 +5422,6 @@
               <w:t xml:space="preserve">Dátum</w:t>
             </w:r>
             <w:r/>
-            <w:r/>
           </w:p>
         </w:tc>
         <w:tc>
@@ -5472,7 +5453,6 @@
               </w:rPr>
               <w:t xml:space="preserve">Tesztelő</w:t>
             </w:r>
-            <w:r/>
             <w:r/>
           </w:p>
         </w:tc>
@@ -5506,7 +5486,6 @@
               <w:t xml:space="preserve">Tényleges eredmény</w:t>
             </w:r>
             <w:r/>
-            <w:r/>
           </w:p>
         </w:tc>
         <w:tc>
@@ -5539,7 +5518,6 @@
               <w:t xml:space="preserve">Eredmény</w:t>
             </w:r>
             <w:r/>
-            <w:r/>
           </w:p>
         </w:tc>
         <w:tc>
@@ -5571,7 +5549,6 @@
               </w:rPr>
               <w:t xml:space="preserve">Hibajegy</w:t>
             </w:r>
-            <w:r/>
             <w:r/>
           </w:p>
         </w:tc>
@@ -5608,7 +5585,6 @@
               <w:t xml:space="preserve">2026-10-11</w:t>
             </w:r>
             <w:r/>
-            <w:r/>
           </w:p>
         </w:tc>
         <w:tc>
@@ -5638,7 +5614,6 @@
               </w:rPr>
               <w:t xml:space="preserve">Tesztelő csapat</w:t>
             </w:r>
-            <w:r/>
             <w:r/>
           </w:p>
         </w:tc>
@@ -5670,7 +5645,6 @@
               <w:t xml:space="preserve">A tábla 3×3-as maradt, „Érvénytelen mező.” hibaüzenet jelent meg.</w:t>
             </w:r>
             <w:r/>
-            <w:r/>
           </w:p>
         </w:tc>
         <w:tc>
@@ -5701,7 +5675,6 @@
               </w:rPr>
               <w:t xml:space="preserve">Sikertelen</w:t>
             </w:r>
-            <w:r/>
             <w:r/>
           </w:p>
         </w:tc>
@@ -5743,1375 +5716,6 @@
               <w:t xml:space="preserve">6</w:t>
             </w:r>
             <w:r/>
-            <w:r/>
-          </w:p>
-        </w:tc>
-      </w:tr>
-    </w:tbl>
-    <w:p>
-      <w:pPr>
-        <w:pBdr/>
-        <w:spacing w:after="120"/>
-        <w:ind/>
-        <w:rPr/>
-      </w:pPr>
-      <w:r/>
-      <w:r/>
-      <w:r/>
-    </w:p>
-    <w:tbl>
-      <w:tblPr>
-        <w:tblW w:w="9600" w:type="dxa"/>
-        <w:tblBorders>
-          <w:top w:val="single" w:color="000000" w:sz="4" w:space="0"/>
-          <w:left w:val="single" w:color="000000" w:sz="4" w:space="0"/>
-          <w:bottom w:val="single" w:color="000000" w:sz="4" w:space="0"/>
-          <w:right w:val="single" w:color="000000" w:sz="4" w:space="0"/>
-          <w:insideH w:val="single" w:color="000000" w:sz="4" w:space="0"/>
-          <w:insideV w:val="single" w:color="000000" w:sz="4" w:space="0"/>
-        </w:tblBorders>
-        <w:tblLook w:val="04A0" w:firstRow="1" w:lastRow="0" w:firstColumn="1" w:lastColumn="0" w:noHBand="0" w:noVBand="1"/>
-      </w:tblPr>
-      <w:tblGrid>
-        <w:gridCol w:w="2400"/>
-        <w:gridCol w:w="7200"/>
-      </w:tblGrid>
-      <w:tr>
-        <w:trPr/>
-        <w:tc>
-          <w:tcPr>
-            <w:gridSpan w:val="2"/>
-            <w:shd w:val="clear" w:color="ffffff" w:fill="2e5fa3"/>
-            <w:tcBorders/>
-            <w:tcMar>
-              <w:left w:w="110" w:type="dxa"/>
-              <w:top w:w="90" w:type="dxa"/>
-              <w:right w:w="110" w:type="dxa"/>
-              <w:bottom w:w="90" w:type="dxa"/>
-            </w:tcMar>
-            <w:tcW w:w="9600" w:type="dxa"/>
-          </w:tcPr>
-          <w:p>
-            <w:pPr>
-              <w:pBdr/>
-              <w:spacing/>
-              <w:ind/>
-              <w:rPr/>
-            </w:pPr>
-            <w:r>
-              <w:rPr>
-                <w:b/>
-                <w:bCs/>
-                <w:color w:val="ffffff"/>
-                <w:sz w:val="20"/>
-                <w:szCs w:val="20"/>
-              </w:rPr>
-              <w:t xml:space="preserve">TC-0</w:t>
-            </w:r>
-            <w:r>
-              <w:rPr>
-                <w:b/>
-                <w:bCs/>
-                <w:color w:val="ffffff"/>
-                <w:sz w:val="20"/>
-                <w:szCs w:val="20"/>
-                <w:lang w:val="hu-HU"/>
-              </w:rPr>
-              <w:t xml:space="preserve">7</w:t>
-            </w:r>
-            <w:r>
-              <w:rPr>
-                <w:b/>
-                <w:bCs/>
-                <w:color w:val="ffffff"/>
-                <w:sz w:val="20"/>
-                <w:szCs w:val="20"/>
-              </w:rPr>
-              <w:t xml:space="preserve">  –  Új játék gomb 5×5-ös módban</w:t>
-            </w:r>
-            <w:r/>
-            <w:r/>
-          </w:p>
-        </w:tc>
-      </w:tr>
-      <w:tr>
-        <w:trPr>
-          <w:cantSplit/>
-        </w:trPr>
-        <w:tc>
-          <w:tcPr>
-            <w:shd w:val="clear" w:color="ffffff" w:fill="dce6f1"/>
-            <w:tcBorders/>
-            <w:tcMar>
-              <w:left w:w="110" w:type="dxa"/>
-              <w:top w:w="90" w:type="dxa"/>
-              <w:right w:w="110" w:type="dxa"/>
-              <w:bottom w:w="90" w:type="dxa"/>
-            </w:tcMar>
-            <w:tcW w:w="2400" w:type="dxa"/>
-          </w:tcPr>
-          <w:p>
-            <w:pPr>
-              <w:pBdr/>
-              <w:spacing/>
-              <w:ind/>
-              <w:rPr/>
-            </w:pPr>
-            <w:r>
-              <w:rPr>
-                <w:b/>
-                <w:bCs/>
-                <w:sz w:val="20"/>
-                <w:szCs w:val="20"/>
-              </w:rPr>
-              <w:t xml:space="preserve">Cél</w:t>
-            </w:r>
-            <w:r/>
-            <w:r/>
-          </w:p>
-        </w:tc>
-        <w:tc>
-          <w:tcPr>
-            <w:tcBorders/>
-            <w:tcMar>
-              <w:left w:w="110" w:type="dxa"/>
-              <w:top w:w="90" w:type="dxa"/>
-              <w:right w:w="110" w:type="dxa"/>
-              <w:bottom w:w="90" w:type="dxa"/>
-            </w:tcMar>
-            <w:tcW w:w="7200" w:type="dxa"/>
-          </w:tcPr>
-          <w:p>
-            <w:pPr>
-              <w:pBdr/>
-              <w:spacing/>
-              <w:ind/>
-              <w:rPr/>
-            </w:pPr>
-            <w:r>
-              <w:rPr>
-                <w:b w:val="0"/>
-                <w:bCs w:val="0"/>
-                <w:sz w:val="20"/>
-                <w:szCs w:val="20"/>
-              </w:rPr>
-              <w:t xml:space="preserve">Annak ellenőrzése, hogy az Új játék gomb 5×5-ös módban is törli a folyamatban lévő játékot, és üres táblát ad.</w:t>
-            </w:r>
-            <w:r/>
-            <w:r/>
-          </w:p>
-        </w:tc>
-      </w:tr>
-      <w:tr>
-        <w:trPr>
-          <w:cantSplit/>
-        </w:trPr>
-        <w:tc>
-          <w:tcPr>
-            <w:shd w:val="clear" w:color="ffffff" w:fill="dce6f1"/>
-            <w:tcBorders/>
-            <w:tcMar>
-              <w:left w:w="110" w:type="dxa"/>
-              <w:top w:w="90" w:type="dxa"/>
-              <w:right w:w="110" w:type="dxa"/>
-              <w:bottom w:w="90" w:type="dxa"/>
-            </w:tcMar>
-            <w:tcW w:w="2400" w:type="dxa"/>
-          </w:tcPr>
-          <w:p>
-            <w:pPr>
-              <w:pBdr/>
-              <w:spacing/>
-              <w:ind/>
-              <w:rPr/>
-            </w:pPr>
-            <w:r>
-              <w:rPr>
-                <w:b/>
-                <w:bCs/>
-                <w:sz w:val="20"/>
-                <w:szCs w:val="20"/>
-              </w:rPr>
-              <w:t xml:space="preserve">Lépések / bemenet</w:t>
-            </w:r>
-            <w:r/>
-            <w:r/>
-          </w:p>
-        </w:tc>
-        <w:tc>
-          <w:tcPr>
-            <w:tcBorders/>
-            <w:tcMar>
-              <w:left w:w="110" w:type="dxa"/>
-              <w:top w:w="90" w:type="dxa"/>
-              <w:right w:w="110" w:type="dxa"/>
-              <w:bottom w:w="90" w:type="dxa"/>
-            </w:tcMar>
-            <w:tcW w:w="7200" w:type="dxa"/>
-          </w:tcPr>
-          <w:p>
-            <w:pPr>
-              <w:pBdr/>
-              <w:spacing/>
-              <w:ind/>
-              <w:rPr/>
-            </w:pPr>
-            <w:r>
-              <w:rPr>
-                <w:b w:val="0"/>
-                <w:bCs w:val="0"/>
-                <w:sz w:val="20"/>
-                <w:szCs w:val="20"/>
-              </w:rPr>
-              <w:t xml:space="preserve">Előfeltétel: a TC-07 sikeres (5×5-ös játék indítható). 1. 5×5-ös játék indítása. 2. Pár lépés megtétele (pl. X (0,0), O (1,1)). 3. Kattintás az Új játék gombra.</w:t>
-            </w:r>
-            <w:r/>
-            <w:r/>
-          </w:p>
-        </w:tc>
-      </w:tr>
-      <w:tr>
-        <w:trPr>
-          <w:cantSplit/>
-        </w:trPr>
-        <w:tc>
-          <w:tcPr>
-            <w:shd w:val="clear" w:color="ffffff" w:fill="dce6f1"/>
-            <w:tcBorders/>
-            <w:tcMar>
-              <w:left w:w="110" w:type="dxa"/>
-              <w:top w:w="90" w:type="dxa"/>
-              <w:right w:w="110" w:type="dxa"/>
-              <w:bottom w:w="90" w:type="dxa"/>
-            </w:tcMar>
-            <w:tcW w:w="2400" w:type="dxa"/>
-          </w:tcPr>
-          <w:p>
-            <w:pPr>
-              <w:pBdr/>
-              <w:spacing/>
-              <w:ind/>
-              <w:rPr/>
-            </w:pPr>
-            <w:r>
-              <w:rPr>
-                <w:b/>
-                <w:bCs/>
-                <w:sz w:val="20"/>
-                <w:szCs w:val="20"/>
-              </w:rPr>
-              <w:t xml:space="preserve">Elvárt eredmény</w:t>
-            </w:r>
-            <w:r/>
-            <w:r/>
-          </w:p>
-        </w:tc>
-        <w:tc>
-          <w:tcPr>
-            <w:tcBorders/>
-            <w:tcMar>
-              <w:left w:w="110" w:type="dxa"/>
-              <w:top w:w="90" w:type="dxa"/>
-              <w:right w:w="110" w:type="dxa"/>
-              <w:bottom w:w="90" w:type="dxa"/>
-            </w:tcMar>
-            <w:tcW w:w="7200" w:type="dxa"/>
-          </w:tcPr>
-          <w:p>
-            <w:pPr>
-              <w:pBdr/>
-              <w:spacing/>
-              <w:ind/>
-              <w:rPr/>
-            </w:pPr>
-            <w:r>
-              <w:rPr>
-                <w:b w:val="0"/>
-                <w:bCs w:val="0"/>
-                <w:sz w:val="20"/>
-                <w:szCs w:val="20"/>
-              </w:rPr>
-              <w:t xml:space="preserve">A tábla kiürül, újra X következik, hibaüzenet nem jelenik meg.</w:t>
-            </w:r>
-            <w:r/>
-            <w:r/>
-          </w:p>
-        </w:tc>
-      </w:tr>
-    </w:tbl>
-    <w:p>
-      <w:pPr>
-        <w:keepNext w:val="true"/>
-        <w:pBdr/>
-        <w:spacing w:after="60" w:before="60"/>
-        <w:ind/>
-        <w:rPr/>
-      </w:pPr>
-      <w:r>
-        <w:rPr>
-          <w:b/>
-          <w:bCs/>
-          <w:i/>
-          <w:iCs/>
-          <w:sz w:val="18"/>
-          <w:szCs w:val="18"/>
-        </w:rPr>
-        <w:t xml:space="preserve">Futtatások</w:t>
-      </w:r>
-      <w:r/>
-      <w:r/>
-    </w:p>
-    <w:tbl>
-      <w:tblPr>
-        <w:tblW w:w="9600" w:type="dxa"/>
-        <w:tblBorders>
-          <w:top w:val="single" w:color="000000" w:sz="4" w:space="0"/>
-          <w:left w:val="single" w:color="000000" w:sz="4" w:space="0"/>
-          <w:bottom w:val="single" w:color="000000" w:sz="4" w:space="0"/>
-          <w:right w:val="single" w:color="000000" w:sz="4" w:space="0"/>
-          <w:insideH w:val="single" w:color="000000" w:sz="4" w:space="0"/>
-          <w:insideV w:val="single" w:color="000000" w:sz="4" w:space="0"/>
-        </w:tblBorders>
-        <w:tblLook w:val="04A0" w:firstRow="1" w:lastRow="0" w:firstColumn="1" w:lastColumn="0" w:noHBand="0" w:noVBand="1"/>
-      </w:tblPr>
-      <w:tblGrid>
-        <w:gridCol w:w="1500"/>
-        <w:gridCol w:w="1500"/>
-        <w:gridCol w:w="3500"/>
-        <w:gridCol w:w="1500"/>
-        <w:gridCol w:w="1600"/>
-      </w:tblGrid>
-      <w:tr>
-        <w:trPr>
-          <w:tblHeader/>
-        </w:trPr>
-        <w:tc>
-          <w:tcPr>
-            <w:shd w:val="clear" w:color="ffffff" w:fill="2e5fa3"/>
-            <w:tcBorders/>
-            <w:tcMar>
-              <w:left w:w="110" w:type="dxa"/>
-              <w:top w:w="90" w:type="dxa"/>
-              <w:right w:w="110" w:type="dxa"/>
-              <w:bottom w:w="90" w:type="dxa"/>
-            </w:tcMar>
-            <w:tcW w:w="1500" w:type="dxa"/>
-          </w:tcPr>
-          <w:p>
-            <w:pPr>
-              <w:pBdr/>
-              <w:spacing/>
-              <w:ind/>
-              <w:rPr/>
-            </w:pPr>
-            <w:r>
-              <w:rPr>
-                <w:b/>
-                <w:bCs/>
-                <w:color w:val="ffffff"/>
-                <w:sz w:val="20"/>
-                <w:szCs w:val="20"/>
-              </w:rPr>
-              <w:t xml:space="preserve">Dátum</w:t>
-            </w:r>
-            <w:r/>
-            <w:r/>
-          </w:p>
-        </w:tc>
-        <w:tc>
-          <w:tcPr>
-            <w:shd w:val="clear" w:color="ffffff" w:fill="2e5fa3"/>
-            <w:tcBorders/>
-            <w:tcMar>
-              <w:left w:w="110" w:type="dxa"/>
-              <w:top w:w="90" w:type="dxa"/>
-              <w:right w:w="110" w:type="dxa"/>
-              <w:bottom w:w="90" w:type="dxa"/>
-            </w:tcMar>
-            <w:tcW w:w="1500" w:type="dxa"/>
-          </w:tcPr>
-          <w:p>
-            <w:pPr>
-              <w:pBdr/>
-              <w:spacing/>
-              <w:ind/>
-              <w:rPr/>
-            </w:pPr>
-            <w:r>
-              <w:rPr>
-                <w:b/>
-                <w:bCs/>
-                <w:color w:val="ffffff"/>
-                <w:sz w:val="20"/>
-                <w:szCs w:val="20"/>
-              </w:rPr>
-              <w:t xml:space="preserve">Tesztelő</w:t>
-            </w:r>
-            <w:r/>
-            <w:r/>
-          </w:p>
-        </w:tc>
-        <w:tc>
-          <w:tcPr>
-            <w:shd w:val="clear" w:color="ffffff" w:fill="2e5fa3"/>
-            <w:tcBorders/>
-            <w:tcMar>
-              <w:left w:w="110" w:type="dxa"/>
-              <w:top w:w="90" w:type="dxa"/>
-              <w:right w:w="110" w:type="dxa"/>
-              <w:bottom w:w="90" w:type="dxa"/>
-            </w:tcMar>
-            <w:tcW w:w="3500" w:type="dxa"/>
-          </w:tcPr>
-          <w:p>
-            <w:pPr>
-              <w:pBdr/>
-              <w:spacing/>
-              <w:ind/>
-              <w:rPr/>
-            </w:pPr>
-            <w:r>
-              <w:rPr>
-                <w:b/>
-                <w:bCs/>
-                <w:color w:val="ffffff"/>
-                <w:sz w:val="20"/>
-                <w:szCs w:val="20"/>
-              </w:rPr>
-              <w:t xml:space="preserve">Tényleges eredmény</w:t>
-            </w:r>
-            <w:r/>
-            <w:r/>
-          </w:p>
-        </w:tc>
-        <w:tc>
-          <w:tcPr>
-            <w:shd w:val="clear" w:color="ffffff" w:fill="2e5fa3"/>
-            <w:tcBorders/>
-            <w:tcMar>
-              <w:left w:w="110" w:type="dxa"/>
-              <w:top w:w="90" w:type="dxa"/>
-              <w:right w:w="110" w:type="dxa"/>
-              <w:bottom w:w="90" w:type="dxa"/>
-            </w:tcMar>
-            <w:tcW w:w="1500" w:type="dxa"/>
-          </w:tcPr>
-          <w:p>
-            <w:pPr>
-              <w:pBdr/>
-              <w:spacing/>
-              <w:ind/>
-              <w:rPr/>
-            </w:pPr>
-            <w:r>
-              <w:rPr>
-                <w:b/>
-                <w:bCs/>
-                <w:color w:val="ffffff"/>
-                <w:sz w:val="20"/>
-                <w:szCs w:val="20"/>
-              </w:rPr>
-              <w:t xml:space="preserve">Eredmény</w:t>
-            </w:r>
-            <w:r/>
-            <w:r/>
-          </w:p>
-        </w:tc>
-        <w:tc>
-          <w:tcPr>
-            <w:shd w:val="clear" w:color="ffffff" w:fill="2e5fa3"/>
-            <w:tcBorders/>
-            <w:tcMar>
-              <w:left w:w="110" w:type="dxa"/>
-              <w:top w:w="90" w:type="dxa"/>
-              <w:right w:w="110" w:type="dxa"/>
-              <w:bottom w:w="90" w:type="dxa"/>
-            </w:tcMar>
-            <w:tcW w:w="1600" w:type="dxa"/>
-          </w:tcPr>
-          <w:p>
-            <w:pPr>
-              <w:pBdr/>
-              <w:spacing/>
-              <w:ind/>
-              <w:rPr/>
-            </w:pPr>
-            <w:r>
-              <w:rPr>
-                <w:b/>
-                <w:bCs/>
-                <w:color w:val="ffffff"/>
-                <w:sz w:val="20"/>
-                <w:szCs w:val="20"/>
-              </w:rPr>
-              <w:t xml:space="preserve">Hibajegy</w:t>
-            </w:r>
-            <w:r/>
-            <w:r/>
-          </w:p>
-        </w:tc>
-      </w:tr>
-      <w:tr>
-        <w:trPr>
-          <w:cantSplit/>
-        </w:trPr>
-        <w:tc>
-          <w:tcPr>
-            <w:tcBorders/>
-            <w:tcMar>
-              <w:left w:w="110" w:type="dxa"/>
-              <w:top w:w="90" w:type="dxa"/>
-              <w:right w:w="110" w:type="dxa"/>
-              <w:bottom w:w="90" w:type="dxa"/>
-            </w:tcMar>
-            <w:tcW w:w="1500" w:type="dxa"/>
-          </w:tcPr>
-          <w:p>
-            <w:pPr>
-              <w:pBdr/>
-              <w:spacing/>
-              <w:ind/>
-              <w:rPr/>
-            </w:pPr>
-            <w:r>
-              <w:rPr>
-                <w:b w:val="0"/>
-                <w:bCs w:val="0"/>
-                <w:sz w:val="20"/>
-                <w:szCs w:val="20"/>
-              </w:rPr>
-              <w:t xml:space="preserve">2026-10-11</w:t>
-            </w:r>
-            <w:r/>
-            <w:r/>
-          </w:p>
-        </w:tc>
-        <w:tc>
-          <w:tcPr>
-            <w:tcBorders/>
-            <w:tcMar>
-              <w:left w:w="110" w:type="dxa"/>
-              <w:top w:w="90" w:type="dxa"/>
-              <w:right w:w="110" w:type="dxa"/>
-              <w:bottom w:w="90" w:type="dxa"/>
-            </w:tcMar>
-            <w:tcW w:w="1500" w:type="dxa"/>
-          </w:tcPr>
-          <w:p>
-            <w:pPr>
-              <w:pBdr/>
-              <w:spacing/>
-              <w:ind/>
-              <w:rPr/>
-            </w:pPr>
-            <w:r>
-              <w:rPr>
-                <w:b w:val="0"/>
-                <w:bCs w:val="0"/>
-                <w:sz w:val="20"/>
-                <w:szCs w:val="20"/>
-              </w:rPr>
-              <w:t xml:space="preserve">Tesztelő csapat</w:t>
-            </w:r>
-            <w:r/>
-            <w:r/>
-          </w:p>
-        </w:tc>
-        <w:tc>
-          <w:tcPr>
-            <w:tcBorders/>
-            <w:tcMar>
-              <w:left w:w="110" w:type="dxa"/>
-              <w:top w:w="90" w:type="dxa"/>
-              <w:right w:w="110" w:type="dxa"/>
-              <w:bottom w:w="90" w:type="dxa"/>
-            </w:tcMar>
-            <w:tcW w:w="3500" w:type="dxa"/>
-          </w:tcPr>
-          <w:p>
-            <w:pPr>
-              <w:pBdr/>
-              <w:spacing/>
-              <w:ind/>
-              <w:rPr/>
-            </w:pPr>
-            <w:r>
-              <w:rPr>
-                <w:b w:val="0"/>
-                <w:bCs w:val="0"/>
-                <w:sz w:val="20"/>
-                <w:szCs w:val="20"/>
-              </w:rPr>
-              <w:t xml:space="preserve">„Érvénytelen mező.” hibaüzenet jelent meg, a tábla nem törlődött, a játékállás megmaradt.</w:t>
-            </w:r>
-            <w:r/>
-            <w:r/>
-          </w:p>
-        </w:tc>
-        <w:tc>
-          <w:tcPr>
-            <w:tcBorders/>
-            <w:tcMar>
-              <w:left w:w="110" w:type="dxa"/>
-              <w:top w:w="90" w:type="dxa"/>
-              <w:right w:w="110" w:type="dxa"/>
-              <w:bottom w:w="90" w:type="dxa"/>
-            </w:tcMar>
-            <w:tcW w:w="1500" w:type="dxa"/>
-          </w:tcPr>
-          <w:p>
-            <w:pPr>
-              <w:pBdr/>
-              <w:spacing/>
-              <w:ind/>
-              <w:rPr/>
-            </w:pPr>
-            <w:r>
-              <w:rPr>
-                <w:b/>
-                <w:bCs/>
-                <w:color w:val="c62828"/>
-                <w:sz w:val="20"/>
-                <w:szCs w:val="20"/>
-              </w:rPr>
-              <w:t xml:space="preserve">Sikertelen</w:t>
-            </w:r>
-            <w:r/>
-            <w:r/>
-          </w:p>
-        </w:tc>
-        <w:tc>
-          <w:tcPr>
-            <w:tcBorders/>
-            <w:tcMar>
-              <w:left w:w="110" w:type="dxa"/>
-              <w:top w:w="90" w:type="dxa"/>
-              <w:right w:w="110" w:type="dxa"/>
-              <w:bottom w:w="90" w:type="dxa"/>
-            </w:tcMar>
-            <w:tcW w:w="1600" w:type="dxa"/>
-          </w:tcPr>
-          <w:p>
-            <w:pPr>
-              <w:pBdr/>
-              <w:spacing/>
-              <w:ind/>
-              <w:rPr/>
-            </w:pPr>
-            <w:r>
-              <w:rPr>
-                <w:b w:val="0"/>
-                <w:bCs w:val="0"/>
-                <w:sz w:val="20"/>
-                <w:szCs w:val="20"/>
-              </w:rPr>
-              <w:t xml:space="preserve">BUG-0</w:t>
-            </w:r>
-            <w:r>
-              <w:rPr>
-                <w:b w:val="0"/>
-                <w:bCs w:val="0"/>
-                <w:sz w:val="20"/>
-                <w:szCs w:val="20"/>
-                <w:lang w:val="hu-HU"/>
-              </w:rPr>
-              <w:t xml:space="preserve">7</w:t>
-            </w:r>
-            <w:r/>
-            <w:r/>
-          </w:p>
-        </w:tc>
-      </w:tr>
-    </w:tbl>
-    <w:p>
-      <w:pPr>
-        <w:pBdr/>
-        <w:shd w:val="nil"/>
-        <w:spacing/>
-        <w:ind/>
-        <w:rPr/>
-      </w:pPr>
-      <w:r>
-        <w:br w:type="page" w:clear="all"/>
-      </w:r>
-      <w:r/>
-      <w:r/>
-      <w:r/>
-      <w:r/>
-      <w:r/>
-    </w:p>
-    <w:tbl>
-      <w:tblPr>
-        <w:tblW w:w="9600" w:type="dxa"/>
-        <w:tblBorders>
-          <w:top w:val="single" w:color="000000" w:sz="4" w:space="0"/>
-          <w:left w:val="single" w:color="000000" w:sz="4" w:space="0"/>
-          <w:bottom w:val="single" w:color="000000" w:sz="4" w:space="0"/>
-          <w:right w:val="single" w:color="000000" w:sz="4" w:space="0"/>
-          <w:insideH w:val="single" w:color="000000" w:sz="4" w:space="0"/>
-          <w:insideV w:val="single" w:color="000000" w:sz="4" w:space="0"/>
-        </w:tblBorders>
-        <w:tblLook w:val="04A0" w:firstRow="1" w:lastRow="0" w:firstColumn="1" w:lastColumn="0" w:noHBand="0" w:noVBand="1"/>
-      </w:tblPr>
-      <w:tblGrid>
-        <w:gridCol w:w="2400"/>
-        <w:gridCol w:w="7200"/>
-      </w:tblGrid>
-      <w:tr>
-        <w:trPr/>
-        <w:tc>
-          <w:tcPr>
-            <w:gridSpan w:val="2"/>
-            <w:shd w:val="clear" w:color="ffffff" w:fill="2e5fa3"/>
-            <w:tcBorders/>
-            <w:tcMar>
-              <w:left w:w="110" w:type="dxa"/>
-              <w:top w:w="90" w:type="dxa"/>
-              <w:right w:w="110" w:type="dxa"/>
-              <w:bottom w:w="90" w:type="dxa"/>
-            </w:tcMar>
-            <w:tcW w:w="9600" w:type="dxa"/>
-          </w:tcPr>
-          <w:p>
-            <w:pPr>
-              <w:pBdr/>
-              <w:spacing/>
-              <w:ind/>
-              <w:rPr/>
-            </w:pPr>
-            <w:r>
-              <w:rPr>
-                <w:b/>
-                <w:bCs/>
-                <w:color w:val="ffffff"/>
-                <w:sz w:val="20"/>
-                <w:szCs w:val="20"/>
-              </w:rPr>
-              <w:t xml:space="preserve">TC-0</w:t>
-            </w:r>
-            <w:r>
-              <w:rPr>
-                <w:b/>
-                <w:bCs/>
-                <w:color w:val="ffffff"/>
-                <w:sz w:val="20"/>
-                <w:szCs w:val="20"/>
-                <w:lang w:val="hu-HU"/>
-              </w:rPr>
-              <w:t xml:space="preserve">8</w:t>
-            </w:r>
-            <w:r>
-              <w:rPr>
-                <w:b/>
-                <w:bCs/>
-                <w:color w:val="ffffff"/>
-                <w:sz w:val="20"/>
-                <w:szCs w:val="20"/>
-              </w:rPr>
-              <w:t xml:space="preserve">  –  A winning_fields formátuma győzelem után</w:t>
-            </w:r>
-            <w:r/>
-            <w:r/>
-          </w:p>
-        </w:tc>
-      </w:tr>
-      <w:tr>
-        <w:trPr>
-          <w:cantSplit/>
-        </w:trPr>
-        <w:tc>
-          <w:tcPr>
-            <w:shd w:val="clear" w:color="ffffff" w:fill="dce6f1"/>
-            <w:tcBorders/>
-            <w:tcMar>
-              <w:left w:w="110" w:type="dxa"/>
-              <w:top w:w="90" w:type="dxa"/>
-              <w:right w:w="110" w:type="dxa"/>
-              <w:bottom w:w="90" w:type="dxa"/>
-            </w:tcMar>
-            <w:tcW w:w="2400" w:type="dxa"/>
-          </w:tcPr>
-          <w:p>
-            <w:pPr>
-              <w:pBdr/>
-              <w:spacing/>
-              <w:ind/>
-              <w:rPr/>
-            </w:pPr>
-            <w:r>
-              <w:rPr>
-                <w:b/>
-                <w:bCs/>
-                <w:sz w:val="20"/>
-                <w:szCs w:val="20"/>
-              </w:rPr>
-              <w:t xml:space="preserve">Cél</w:t>
-            </w:r>
-            <w:r/>
-            <w:r/>
-          </w:p>
-        </w:tc>
-        <w:tc>
-          <w:tcPr>
-            <w:tcBorders/>
-            <w:tcMar>
-              <w:left w:w="110" w:type="dxa"/>
-              <w:top w:w="90" w:type="dxa"/>
-              <w:right w:w="110" w:type="dxa"/>
-              <w:bottom w:w="90" w:type="dxa"/>
-            </w:tcMar>
-            <w:tcW w:w="7200" w:type="dxa"/>
-          </w:tcPr>
-          <w:p>
-            <w:pPr>
-              <w:pBdr/>
-              <w:spacing/>
-              <w:ind/>
-              <w:rPr/>
-            </w:pPr>
-            <w:r>
-              <w:rPr>
-                <w:b w:val="0"/>
-                <w:bCs w:val="0"/>
-                <w:sz w:val="20"/>
-                <w:szCs w:val="20"/>
-              </w:rPr>
-              <w:t xml:space="preserve">Annak ellenőrzése, hogy a győzelem utáni válasz winning_fields mezője a specifikációban rögzített, lapos [sor, oszlop] párokból álló lista.</w:t>
-            </w:r>
-            <w:r/>
-            <w:r/>
-          </w:p>
-        </w:tc>
-      </w:tr>
-      <w:tr>
-        <w:trPr>
-          <w:cantSplit/>
-        </w:trPr>
-        <w:tc>
-          <w:tcPr>
-            <w:shd w:val="clear" w:color="ffffff" w:fill="dce6f1"/>
-            <w:tcBorders/>
-            <w:tcMar>
-              <w:left w:w="110" w:type="dxa"/>
-              <w:top w:w="90" w:type="dxa"/>
-              <w:right w:w="110" w:type="dxa"/>
-              <w:bottom w:w="90" w:type="dxa"/>
-            </w:tcMar>
-            <w:tcW w:w="2400" w:type="dxa"/>
-          </w:tcPr>
-          <w:p>
-            <w:pPr>
-              <w:pBdr/>
-              <w:spacing/>
-              <w:ind/>
-              <w:rPr/>
-            </w:pPr>
-            <w:r>
-              <w:rPr>
-                <w:b/>
-                <w:bCs/>
-                <w:sz w:val="20"/>
-                <w:szCs w:val="20"/>
-              </w:rPr>
-              <w:t xml:space="preserve">Lépések / bemenet</w:t>
-            </w:r>
-            <w:r/>
-            <w:r/>
-          </w:p>
-        </w:tc>
-        <w:tc>
-          <w:tcPr>
-            <w:tcBorders/>
-            <w:tcMar>
-              <w:left w:w="110" w:type="dxa"/>
-              <w:top w:w="90" w:type="dxa"/>
-              <w:right w:w="110" w:type="dxa"/>
-              <w:bottom w:w="90" w:type="dxa"/>
-            </w:tcMar>
-            <w:tcW w:w="7200" w:type="dxa"/>
-          </w:tcPr>
-          <w:p>
-            <w:pPr>
-              <w:pBdr/>
-              <w:spacing/>
-              <w:ind/>
-              <w:rPr/>
-            </w:pPr>
-            <w:r>
-              <w:rPr>
-                <w:b w:val="0"/>
-                <w:bCs w:val="0"/>
-                <w:sz w:val="20"/>
-                <w:szCs w:val="20"/>
-              </w:rPr>
-              <w:t xml:space="preserve">1. Új játék indítása (3×3).
-2. Lépéssorozat: X (0,0) → O (1,0) → X (0,1) → O (1,1) → X (0,2).
-3. Az utolsó válasz winning_fields mezőjének vizsgálata.</w:t>
-            </w:r>
-            <w:r/>
-            <w:r/>
-          </w:p>
-        </w:tc>
-      </w:tr>
-      <w:tr>
-        <w:trPr>
-          <w:cantSplit/>
-        </w:trPr>
-        <w:tc>
-          <w:tcPr>
-            <w:shd w:val="clear" w:color="ffffff" w:fill="dce6f1"/>
-            <w:tcBorders/>
-            <w:tcMar>
-              <w:left w:w="110" w:type="dxa"/>
-              <w:top w:w="90" w:type="dxa"/>
-              <w:right w:w="110" w:type="dxa"/>
-              <w:bottom w:w="90" w:type="dxa"/>
-            </w:tcMar>
-            <w:tcW w:w="2400" w:type="dxa"/>
-          </w:tcPr>
-          <w:p>
-            <w:pPr>
-              <w:pBdr/>
-              <w:spacing/>
-              <w:ind/>
-              <w:rPr/>
-            </w:pPr>
-            <w:r>
-              <w:rPr>
-                <w:b/>
-                <w:bCs/>
-                <w:sz w:val="20"/>
-                <w:szCs w:val="20"/>
-              </w:rPr>
-              <w:t xml:space="preserve">Elvárt eredmény</w:t>
-            </w:r>
-            <w:r/>
-            <w:r/>
-          </w:p>
-        </w:tc>
-        <w:tc>
-          <w:tcPr>
-            <w:tcBorders/>
-            <w:tcMar>
-              <w:left w:w="110" w:type="dxa"/>
-              <w:top w:w="90" w:type="dxa"/>
-              <w:right w:w="110" w:type="dxa"/>
-              <w:bottom w:w="90" w:type="dxa"/>
-            </w:tcMar>
-            <w:tcW w:w="7200" w:type="dxa"/>
-          </w:tcPr>
-          <w:p>
-            <w:pPr>
-              <w:pBdr/>
-              <w:spacing/>
-              <w:ind/>
-              <w:rPr/>
-            </w:pPr>
-            <w:r>
-              <w:rPr>
-                <w:b w:val="0"/>
-                <w:bCs w:val="0"/>
-                <w:sz w:val="20"/>
-                <w:szCs w:val="20"/>
-              </w:rPr>
-              <w:t xml:space="preserve">winning_fields értéke [[0,0],[0,1],[0,2]].</w:t>
-            </w:r>
-            <w:r/>
-            <w:r/>
-          </w:p>
-        </w:tc>
-      </w:tr>
-    </w:tbl>
-    <w:p>
-      <w:pPr>
-        <w:keepNext w:val="true"/>
-        <w:pBdr/>
-        <w:spacing w:after="60" w:before="60"/>
-        <w:ind/>
-        <w:rPr/>
-      </w:pPr>
-      <w:r>
-        <w:rPr>
-          <w:b/>
-          <w:bCs/>
-          <w:i/>
-          <w:iCs/>
-          <w:sz w:val="18"/>
-          <w:szCs w:val="18"/>
-        </w:rPr>
-        <w:t xml:space="preserve">Futtatások</w:t>
-      </w:r>
-      <w:r/>
-      <w:r/>
-    </w:p>
-    <w:tbl>
-      <w:tblPr>
-        <w:tblW w:w="9600" w:type="dxa"/>
-        <w:tblBorders>
-          <w:top w:val="single" w:color="000000" w:sz="4" w:space="0"/>
-          <w:left w:val="single" w:color="000000" w:sz="4" w:space="0"/>
-          <w:bottom w:val="single" w:color="000000" w:sz="4" w:space="0"/>
-          <w:right w:val="single" w:color="000000" w:sz="4" w:space="0"/>
-          <w:insideH w:val="single" w:color="000000" w:sz="4" w:space="0"/>
-          <w:insideV w:val="single" w:color="000000" w:sz="4" w:space="0"/>
-        </w:tblBorders>
-        <w:tblLook w:val="04A0" w:firstRow="1" w:lastRow="0" w:firstColumn="1" w:lastColumn="0" w:noHBand="0" w:noVBand="1"/>
-      </w:tblPr>
-      <w:tblGrid>
-        <w:gridCol w:w="1500"/>
-        <w:gridCol w:w="1500"/>
-        <w:gridCol w:w="3500"/>
-        <w:gridCol w:w="1500"/>
-        <w:gridCol w:w="1600"/>
-      </w:tblGrid>
-      <w:tr>
-        <w:trPr>
-          <w:tblHeader/>
-        </w:trPr>
-        <w:tc>
-          <w:tcPr>
-            <w:shd w:val="clear" w:color="ffffff" w:fill="2e5fa3"/>
-            <w:tcBorders/>
-            <w:tcMar>
-              <w:left w:w="110" w:type="dxa"/>
-              <w:top w:w="90" w:type="dxa"/>
-              <w:right w:w="110" w:type="dxa"/>
-              <w:bottom w:w="90" w:type="dxa"/>
-            </w:tcMar>
-            <w:tcW w:w="1500" w:type="dxa"/>
-          </w:tcPr>
-          <w:p>
-            <w:pPr>
-              <w:pBdr/>
-              <w:spacing/>
-              <w:ind/>
-              <w:rPr/>
-            </w:pPr>
-            <w:r>
-              <w:rPr>
-                <w:b/>
-                <w:bCs/>
-                <w:color w:val="ffffff"/>
-                <w:sz w:val="20"/>
-                <w:szCs w:val="20"/>
-              </w:rPr>
-              <w:t xml:space="preserve">Dátum</w:t>
-            </w:r>
-            <w:r/>
-            <w:r/>
-          </w:p>
-        </w:tc>
-        <w:tc>
-          <w:tcPr>
-            <w:shd w:val="clear" w:color="ffffff" w:fill="2e5fa3"/>
-            <w:tcBorders/>
-            <w:tcMar>
-              <w:left w:w="110" w:type="dxa"/>
-              <w:top w:w="90" w:type="dxa"/>
-              <w:right w:w="110" w:type="dxa"/>
-              <w:bottom w:w="90" w:type="dxa"/>
-            </w:tcMar>
-            <w:tcW w:w="1500" w:type="dxa"/>
-          </w:tcPr>
-          <w:p>
-            <w:pPr>
-              <w:pBdr/>
-              <w:spacing/>
-              <w:ind/>
-              <w:rPr/>
-            </w:pPr>
-            <w:r>
-              <w:rPr>
-                <w:b/>
-                <w:bCs/>
-                <w:color w:val="ffffff"/>
-                <w:sz w:val="20"/>
-                <w:szCs w:val="20"/>
-              </w:rPr>
-              <w:t xml:space="preserve">Tesztelő</w:t>
-            </w:r>
-            <w:r/>
-            <w:r/>
-          </w:p>
-        </w:tc>
-        <w:tc>
-          <w:tcPr>
-            <w:shd w:val="clear" w:color="ffffff" w:fill="2e5fa3"/>
-            <w:tcBorders/>
-            <w:tcMar>
-              <w:left w:w="110" w:type="dxa"/>
-              <w:top w:w="90" w:type="dxa"/>
-              <w:right w:w="110" w:type="dxa"/>
-              <w:bottom w:w="90" w:type="dxa"/>
-            </w:tcMar>
-            <w:tcW w:w="3500" w:type="dxa"/>
-          </w:tcPr>
-          <w:p>
-            <w:pPr>
-              <w:pBdr/>
-              <w:spacing/>
-              <w:ind/>
-              <w:rPr/>
-            </w:pPr>
-            <w:r>
-              <w:rPr>
-                <w:b/>
-                <w:bCs/>
-                <w:color w:val="ffffff"/>
-                <w:sz w:val="20"/>
-                <w:szCs w:val="20"/>
-              </w:rPr>
-              <w:t xml:space="preserve">Tényleges eredmény</w:t>
-            </w:r>
-            <w:r/>
-            <w:r/>
-          </w:p>
-        </w:tc>
-        <w:tc>
-          <w:tcPr>
-            <w:shd w:val="clear" w:color="ffffff" w:fill="2e5fa3"/>
-            <w:tcBorders/>
-            <w:tcMar>
-              <w:left w:w="110" w:type="dxa"/>
-              <w:top w:w="90" w:type="dxa"/>
-              <w:right w:w="110" w:type="dxa"/>
-              <w:bottom w:w="90" w:type="dxa"/>
-            </w:tcMar>
-            <w:tcW w:w="1500" w:type="dxa"/>
-          </w:tcPr>
-          <w:p>
-            <w:pPr>
-              <w:pBdr/>
-              <w:spacing/>
-              <w:ind/>
-              <w:rPr/>
-            </w:pPr>
-            <w:r>
-              <w:rPr>
-                <w:b/>
-                <w:bCs/>
-                <w:color w:val="ffffff"/>
-                <w:sz w:val="20"/>
-                <w:szCs w:val="20"/>
-              </w:rPr>
-              <w:t xml:space="preserve">Eredmény</w:t>
-            </w:r>
-            <w:r/>
-            <w:r/>
-          </w:p>
-        </w:tc>
-        <w:tc>
-          <w:tcPr>
-            <w:shd w:val="clear" w:color="ffffff" w:fill="2e5fa3"/>
-            <w:tcBorders/>
-            <w:tcMar>
-              <w:left w:w="110" w:type="dxa"/>
-              <w:top w:w="90" w:type="dxa"/>
-              <w:right w:w="110" w:type="dxa"/>
-              <w:bottom w:w="90" w:type="dxa"/>
-            </w:tcMar>
-            <w:tcW w:w="1600" w:type="dxa"/>
-          </w:tcPr>
-          <w:p>
-            <w:pPr>
-              <w:pBdr/>
-              <w:spacing/>
-              <w:ind/>
-              <w:rPr/>
-            </w:pPr>
-            <w:r>
-              <w:rPr>
-                <w:b/>
-                <w:bCs/>
-                <w:color w:val="ffffff"/>
-                <w:sz w:val="20"/>
-                <w:szCs w:val="20"/>
-              </w:rPr>
-              <w:t xml:space="preserve">Hibajegy</w:t>
-            </w:r>
-            <w:r/>
-            <w:r/>
-          </w:p>
-        </w:tc>
-      </w:tr>
-      <w:tr>
-        <w:trPr>
-          <w:cantSplit/>
-        </w:trPr>
-        <w:tc>
-          <w:tcPr>
-            <w:tcBorders/>
-            <w:tcMar>
-              <w:left w:w="110" w:type="dxa"/>
-              <w:top w:w="90" w:type="dxa"/>
-              <w:right w:w="110" w:type="dxa"/>
-              <w:bottom w:w="90" w:type="dxa"/>
-            </w:tcMar>
-            <w:tcW w:w="1500" w:type="dxa"/>
-          </w:tcPr>
-          <w:p>
-            <w:pPr>
-              <w:pBdr/>
-              <w:spacing/>
-              <w:ind/>
-              <w:rPr/>
-            </w:pPr>
-            <w:r>
-              <w:rPr>
-                <w:b w:val="0"/>
-                <w:bCs w:val="0"/>
-                <w:sz w:val="20"/>
-                <w:szCs w:val="20"/>
-              </w:rPr>
-              <w:t xml:space="preserve">2026-10-</w:t>
-            </w:r>
-            <w:r>
-              <w:rPr>
-                <w:b w:val="0"/>
-                <w:bCs w:val="0"/>
-                <w:sz w:val="20"/>
-                <w:szCs w:val="20"/>
-                <w:lang w:val="hu-HU"/>
-              </w:rPr>
-              <w:t xml:space="preserve">11</w:t>
-            </w:r>
-            <w:r/>
-            <w:r/>
-          </w:p>
-        </w:tc>
-        <w:tc>
-          <w:tcPr>
-            <w:tcBorders/>
-            <w:tcMar>
-              <w:left w:w="110" w:type="dxa"/>
-              <w:top w:w="90" w:type="dxa"/>
-              <w:right w:w="110" w:type="dxa"/>
-              <w:bottom w:w="90" w:type="dxa"/>
-            </w:tcMar>
-            <w:tcW w:w="1500" w:type="dxa"/>
-          </w:tcPr>
-          <w:p>
-            <w:pPr>
-              <w:pBdr/>
-              <w:spacing/>
-              <w:ind/>
-              <w:rPr/>
-            </w:pPr>
-            <w:r>
-              <w:rPr>
-                <w:b w:val="0"/>
-                <w:bCs w:val="0"/>
-                <w:sz w:val="20"/>
-                <w:szCs w:val="20"/>
-              </w:rPr>
-              <w:t xml:space="preserve">Backend fejlesztő</w:t>
-            </w:r>
-            <w:r/>
-            <w:r/>
-          </w:p>
-        </w:tc>
-        <w:tc>
-          <w:tcPr>
-            <w:tcBorders/>
-            <w:tcMar>
-              <w:left w:w="110" w:type="dxa"/>
-              <w:top w:w="90" w:type="dxa"/>
-              <w:right w:w="110" w:type="dxa"/>
-              <w:bottom w:w="90" w:type="dxa"/>
-            </w:tcMar>
-            <w:tcW w:w="3500" w:type="dxa"/>
-          </w:tcPr>
-          <w:p>
-            <w:pPr>
-              <w:pBdr/>
-              <w:spacing/>
-              <w:ind/>
-              <w:rPr/>
-            </w:pPr>
-            <w:r>
-              <w:rPr>
-                <w:b w:val="0"/>
-                <w:bCs w:val="0"/>
-                <w:sz w:val="20"/>
-                <w:szCs w:val="20"/>
-              </w:rPr>
-              <w:t xml:space="preserve">winning_fields értéke [[[0,0],[0,1],[0,2]]] – eggyel mélyebben beágyazott lista.</w:t>
-            </w:r>
-            <w:r/>
-            <w:r/>
-          </w:p>
-        </w:tc>
-        <w:tc>
-          <w:tcPr>
-            <w:tcBorders/>
-            <w:tcMar>
-              <w:left w:w="110" w:type="dxa"/>
-              <w:top w:w="90" w:type="dxa"/>
-              <w:right w:w="110" w:type="dxa"/>
-              <w:bottom w:w="90" w:type="dxa"/>
-            </w:tcMar>
-            <w:tcW w:w="1500" w:type="dxa"/>
-          </w:tcPr>
-          <w:p>
-            <w:pPr>
-              <w:pBdr/>
-              <w:spacing/>
-              <w:ind/>
-              <w:rPr/>
-            </w:pPr>
-            <w:r>
-              <w:rPr>
-                <w:b/>
-                <w:bCs/>
-                <w:color w:val="c62828"/>
-                <w:sz w:val="20"/>
-                <w:szCs w:val="20"/>
-              </w:rPr>
-              <w:t xml:space="preserve">Sikertelen</w:t>
-            </w:r>
-            <w:r/>
-            <w:r/>
-          </w:p>
-        </w:tc>
-        <w:tc>
-          <w:tcPr>
-            <w:tcBorders/>
-            <w:tcMar>
-              <w:left w:w="110" w:type="dxa"/>
-              <w:top w:w="90" w:type="dxa"/>
-              <w:right w:w="110" w:type="dxa"/>
-              <w:bottom w:w="90" w:type="dxa"/>
-            </w:tcMar>
-            <w:tcW w:w="1600" w:type="dxa"/>
-          </w:tcPr>
-          <w:p>
-            <w:pPr>
-              <w:pBdr/>
-              <w:spacing/>
-              <w:ind/>
-              <w:rPr/>
-            </w:pPr>
-            <w:r>
-              <w:rPr>
-                <w:b w:val="0"/>
-                <w:bCs w:val="0"/>
-                <w:sz w:val="20"/>
-                <w:szCs w:val="20"/>
-              </w:rPr>
-              <w:t xml:space="preserve">BUG-0</w:t>
-            </w:r>
-            <w:r>
-              <w:rPr>
-                <w:b w:val="0"/>
-                <w:bCs w:val="0"/>
-                <w:sz w:val="20"/>
-                <w:szCs w:val="20"/>
-                <w:lang w:val="hu-HU"/>
-              </w:rPr>
-              <w:t xml:space="preserve">8</w:t>
-            </w:r>
-            <w:r/>
-            <w:r/>
           </w:p>
         </w:tc>
       </w:tr>
@@ -7134,17 +5738,13 @@
               <w:pBdr/>
               <w:spacing/>
               <w:ind/>
-              <w:rPr/>
-            </w:pPr>
-            <w:r>
               <w:rPr>
                 <w:b w:val="0"/>
                 <w:bCs w:val="0"/>
                 <w:sz w:val="20"/>
                 <w:szCs w:val="20"/>
               </w:rPr>
-              <w:t xml:space="preserve">2026-10-</w:t>
-            </w:r>
+            </w:pPr>
             <w:r>
               <w:rPr>
                 <w:b w:val="0"/>
@@ -7153,10 +5753,24 @@
                 <w:szCs w:val="20"/>
                 <w:lang w:val="hu-HU"/>
               </w:rPr>
-              <w:t xml:space="preserve">11</w:t>
+              <w:t xml:space="preserve">2026-10-11</w:t>
             </w:r>
-            <w:r/>
-            <w:r/>
+            <w:r>
+              <w:rPr>
+                <w:b w:val="0"/>
+                <w:bCs w:val="0"/>
+                <w:sz w:val="20"/>
+                <w:szCs w:val="20"/>
+              </w:rPr>
+            </w:r>
+            <w:r>
+              <w:rPr>
+                <w:b w:val="0"/>
+                <w:bCs w:val="0"/>
+                <w:sz w:val="20"/>
+                <w:szCs w:val="20"/>
+              </w:rPr>
+            </w:r>
           </w:p>
         </w:tc>
         <w:tc>
@@ -7176,7 +5790,12 @@
               <w:pBdr/>
               <w:spacing/>
               <w:ind/>
-              <w:rPr/>
+              <w:rPr>
+                <w:b w:val="0"/>
+                <w:bCs w:val="0"/>
+                <w:sz w:val="20"/>
+                <w:szCs w:val="20"/>
+              </w:rPr>
             </w:pPr>
             <w:r>
               <w:rPr>
@@ -7184,11 +5803,26 @@
                 <w:bCs w:val="0"/>
                 <w:sz w:val="20"/>
                 <w:szCs w:val="20"/>
+                <w:lang w:val="hu-HU"/>
               </w:rPr>
               <w:t xml:space="preserve">Backend fejlesztő</w:t>
             </w:r>
-            <w:r/>
-            <w:r/>
+            <w:r>
+              <w:rPr>
+                <w:b w:val="0"/>
+                <w:bCs w:val="0"/>
+                <w:sz w:val="20"/>
+                <w:szCs w:val="20"/>
+              </w:rPr>
+            </w:r>
+            <w:r>
+              <w:rPr>
+                <w:b w:val="0"/>
+                <w:bCs w:val="0"/>
+                <w:sz w:val="20"/>
+                <w:szCs w:val="20"/>
+              </w:rPr>
+            </w:r>
           </w:p>
         </w:tc>
         <w:tc>
@@ -7208,7 +5842,12 @@
               <w:pBdr/>
               <w:spacing/>
               <w:ind/>
-              <w:rPr/>
+              <w:rPr>
+                <w:b w:val="0"/>
+                <w:bCs w:val="0"/>
+                <w:sz w:val="20"/>
+                <w:szCs w:val="20"/>
+              </w:rPr>
             </w:pPr>
             <w:r>
               <w:rPr>
@@ -7216,11 +5855,26 @@
                 <w:bCs w:val="0"/>
                 <w:sz w:val="20"/>
                 <w:szCs w:val="20"/>
+                <w:lang w:val="hu-HU"/>
               </w:rPr>
-              <w:t xml:space="preserve">winning_fields értéke [[0,0],[0,1],[0,2]] – megegyezik az elvárttal.</w:t>
+              <w:t xml:space="preserve">Az 5x5 kiválasztása és ezután az új játékra való kattintás után az 5x5 tábla megjelenik és játszható.</w:t>
             </w:r>
-            <w:r/>
-            <w:r/>
+            <w:r>
+              <w:rPr>
+                <w:b w:val="0"/>
+                <w:bCs w:val="0"/>
+                <w:sz w:val="20"/>
+                <w:szCs w:val="20"/>
+              </w:rPr>
+            </w:r>
+            <w:r>
+              <w:rPr>
+                <w:b w:val="0"/>
+                <w:bCs w:val="0"/>
+                <w:sz w:val="20"/>
+                <w:szCs w:val="20"/>
+              </w:rPr>
+            </w:r>
           </w:p>
         </w:tc>
         <w:tc>
@@ -7297,6 +5951,1703 @@
         <w:ind/>
         <w:rPr/>
       </w:pPr>
+      <w:r/>
+      <w:r/>
+    </w:p>
+    <w:tbl>
+      <w:tblPr>
+        <w:tblW w:w="9600" w:type="dxa"/>
+        <w:tblBorders>
+          <w:top w:val="single" w:color="000000" w:sz="4" w:space="0"/>
+          <w:left w:val="single" w:color="000000" w:sz="4" w:space="0"/>
+          <w:bottom w:val="single" w:color="000000" w:sz="4" w:space="0"/>
+          <w:right w:val="single" w:color="000000" w:sz="4" w:space="0"/>
+          <w:insideH w:val="single" w:color="000000" w:sz="4" w:space="0"/>
+          <w:insideV w:val="single" w:color="000000" w:sz="4" w:space="0"/>
+        </w:tblBorders>
+        <w:tblLook w:val="04A0" w:firstRow="1" w:lastRow="0" w:firstColumn="1" w:lastColumn="0" w:noHBand="0" w:noVBand="1"/>
+      </w:tblPr>
+      <w:tblGrid>
+        <w:gridCol w:w="2400"/>
+        <w:gridCol w:w="7200"/>
+      </w:tblGrid>
+      <w:tr>
+        <w:trPr/>
+        <w:tc>
+          <w:tcPr>
+            <w:gridSpan w:val="2"/>
+            <w:shd w:val="clear" w:color="ffffff" w:fill="2e5fa3"/>
+            <w:tcBorders/>
+            <w:tcMar>
+              <w:left w:w="110" w:type="dxa"/>
+              <w:top w:w="90" w:type="dxa"/>
+              <w:right w:w="110" w:type="dxa"/>
+              <w:bottom w:w="90" w:type="dxa"/>
+            </w:tcMar>
+            <w:tcW w:w="9600" w:type="dxa"/>
+          </w:tcPr>
+          <w:p>
+            <w:pPr>
+              <w:pBdr/>
+              <w:spacing/>
+              <w:ind/>
+              <w:rPr/>
+            </w:pPr>
+            <w:r>
+              <w:rPr>
+                <w:b/>
+                <w:bCs/>
+                <w:color w:val="ffffff"/>
+                <w:sz w:val="20"/>
+                <w:szCs w:val="20"/>
+              </w:rPr>
+              <w:t xml:space="preserve">TC-0</w:t>
+            </w:r>
+            <w:r>
+              <w:rPr>
+                <w:b/>
+                <w:bCs/>
+                <w:color w:val="ffffff"/>
+                <w:sz w:val="20"/>
+                <w:szCs w:val="20"/>
+                <w:lang w:val="hu-HU"/>
+              </w:rPr>
+              <w:t xml:space="preserve">7</w:t>
+            </w:r>
+            <w:r>
+              <w:rPr>
+                <w:b/>
+                <w:bCs/>
+                <w:color w:val="ffffff"/>
+                <w:sz w:val="20"/>
+                <w:szCs w:val="20"/>
+              </w:rPr>
+              <w:t xml:space="preserve">  –  Új játék gomb 5×5-ös módban</w:t>
+            </w:r>
+            <w:r/>
+          </w:p>
+        </w:tc>
+      </w:tr>
+      <w:tr>
+        <w:trPr>
+          <w:cantSplit/>
+        </w:trPr>
+        <w:tc>
+          <w:tcPr>
+            <w:shd w:val="clear" w:color="ffffff" w:fill="dce6f1"/>
+            <w:tcBorders/>
+            <w:tcMar>
+              <w:left w:w="110" w:type="dxa"/>
+              <w:top w:w="90" w:type="dxa"/>
+              <w:right w:w="110" w:type="dxa"/>
+              <w:bottom w:w="90" w:type="dxa"/>
+            </w:tcMar>
+            <w:tcW w:w="2400" w:type="dxa"/>
+          </w:tcPr>
+          <w:p>
+            <w:pPr>
+              <w:pBdr/>
+              <w:spacing/>
+              <w:ind/>
+              <w:rPr/>
+            </w:pPr>
+            <w:r>
+              <w:rPr>
+                <w:b/>
+                <w:bCs/>
+                <w:sz w:val="20"/>
+                <w:szCs w:val="20"/>
+              </w:rPr>
+              <w:t xml:space="preserve">Cél</w:t>
+            </w:r>
+            <w:r/>
+          </w:p>
+        </w:tc>
+        <w:tc>
+          <w:tcPr>
+            <w:tcBorders/>
+            <w:tcMar>
+              <w:left w:w="110" w:type="dxa"/>
+              <w:top w:w="90" w:type="dxa"/>
+              <w:right w:w="110" w:type="dxa"/>
+              <w:bottom w:w="90" w:type="dxa"/>
+            </w:tcMar>
+            <w:tcW w:w="7200" w:type="dxa"/>
+          </w:tcPr>
+          <w:p>
+            <w:pPr>
+              <w:pBdr/>
+              <w:spacing/>
+              <w:ind/>
+              <w:rPr/>
+            </w:pPr>
+            <w:r>
+              <w:rPr>
+                <w:b w:val="0"/>
+                <w:bCs w:val="0"/>
+                <w:sz w:val="20"/>
+                <w:szCs w:val="20"/>
+              </w:rPr>
+              <w:t xml:space="preserve">Annak ellenőrzése, hogy az Új játék gomb 5×5-ös módban is törli a folyamatban lévő játékot, és üres táblát ad.</w:t>
+            </w:r>
+            <w:r/>
+          </w:p>
+        </w:tc>
+      </w:tr>
+      <w:tr>
+        <w:trPr>
+          <w:cantSplit/>
+        </w:trPr>
+        <w:tc>
+          <w:tcPr>
+            <w:shd w:val="clear" w:color="ffffff" w:fill="dce6f1"/>
+            <w:tcBorders/>
+            <w:tcMar>
+              <w:left w:w="110" w:type="dxa"/>
+              <w:top w:w="90" w:type="dxa"/>
+              <w:right w:w="110" w:type="dxa"/>
+              <w:bottom w:w="90" w:type="dxa"/>
+            </w:tcMar>
+            <w:tcW w:w="2400" w:type="dxa"/>
+          </w:tcPr>
+          <w:p>
+            <w:pPr>
+              <w:pBdr/>
+              <w:spacing/>
+              <w:ind/>
+              <w:rPr/>
+            </w:pPr>
+            <w:r>
+              <w:rPr>
+                <w:b/>
+                <w:bCs/>
+                <w:sz w:val="20"/>
+                <w:szCs w:val="20"/>
+              </w:rPr>
+              <w:t xml:space="preserve">Lépések / bemenet</w:t>
+            </w:r>
+            <w:r/>
+          </w:p>
+        </w:tc>
+        <w:tc>
+          <w:tcPr>
+            <w:tcBorders/>
+            <w:tcMar>
+              <w:left w:w="110" w:type="dxa"/>
+              <w:top w:w="90" w:type="dxa"/>
+              <w:right w:w="110" w:type="dxa"/>
+              <w:bottom w:w="90" w:type="dxa"/>
+            </w:tcMar>
+            <w:tcW w:w="7200" w:type="dxa"/>
+          </w:tcPr>
+          <w:p>
+            <w:pPr>
+              <w:pBdr/>
+              <w:spacing/>
+              <w:ind/>
+              <w:rPr/>
+            </w:pPr>
+            <w:r>
+              <w:rPr>
+                <w:b w:val="0"/>
+                <w:bCs w:val="0"/>
+                <w:sz w:val="20"/>
+                <w:szCs w:val="20"/>
+              </w:rPr>
+              <w:t xml:space="preserve">Előfeltétel: a TC-07 sikeres (5×5-ös játék indítható). 1. 5×5-ös játék indítása. 2. Pár lépés megtétele (pl. X (0,0), O (1,1)). 3. Kattintás az Új játék gombra.</w:t>
+            </w:r>
+            <w:r/>
+          </w:p>
+        </w:tc>
+      </w:tr>
+      <w:tr>
+        <w:trPr>
+          <w:cantSplit/>
+        </w:trPr>
+        <w:tc>
+          <w:tcPr>
+            <w:shd w:val="clear" w:color="ffffff" w:fill="dce6f1"/>
+            <w:tcBorders/>
+            <w:tcMar>
+              <w:left w:w="110" w:type="dxa"/>
+              <w:top w:w="90" w:type="dxa"/>
+              <w:right w:w="110" w:type="dxa"/>
+              <w:bottom w:w="90" w:type="dxa"/>
+            </w:tcMar>
+            <w:tcW w:w="2400" w:type="dxa"/>
+          </w:tcPr>
+          <w:p>
+            <w:pPr>
+              <w:pBdr/>
+              <w:spacing/>
+              <w:ind/>
+              <w:rPr/>
+            </w:pPr>
+            <w:r>
+              <w:rPr>
+                <w:b/>
+                <w:bCs/>
+                <w:sz w:val="20"/>
+                <w:szCs w:val="20"/>
+              </w:rPr>
+              <w:t xml:space="preserve">Elvárt eredmény</w:t>
+            </w:r>
+            <w:r/>
+          </w:p>
+        </w:tc>
+        <w:tc>
+          <w:tcPr>
+            <w:tcBorders/>
+            <w:tcMar>
+              <w:left w:w="110" w:type="dxa"/>
+              <w:top w:w="90" w:type="dxa"/>
+              <w:right w:w="110" w:type="dxa"/>
+              <w:bottom w:w="90" w:type="dxa"/>
+            </w:tcMar>
+            <w:tcW w:w="7200" w:type="dxa"/>
+          </w:tcPr>
+          <w:p>
+            <w:pPr>
+              <w:pBdr/>
+              <w:spacing/>
+              <w:ind/>
+              <w:rPr/>
+            </w:pPr>
+            <w:r>
+              <w:rPr>
+                <w:b w:val="0"/>
+                <w:bCs w:val="0"/>
+                <w:sz w:val="20"/>
+                <w:szCs w:val="20"/>
+              </w:rPr>
+              <w:t xml:space="preserve">A tábla kiürül, újra X következik, hibaüzenet nem jelenik meg.</w:t>
+            </w:r>
+            <w:r/>
+          </w:p>
+        </w:tc>
+      </w:tr>
+    </w:tbl>
+    <w:p>
+      <w:pPr>
+        <w:keepNext w:val="true"/>
+        <w:pBdr/>
+        <w:spacing w:after="60" w:before="60"/>
+        <w:ind/>
+        <w:rPr/>
+      </w:pPr>
+      <w:r>
+        <w:rPr>
+          <w:b/>
+          <w:bCs/>
+          <w:i/>
+          <w:iCs/>
+          <w:sz w:val="18"/>
+          <w:szCs w:val="18"/>
+        </w:rPr>
+        <w:t xml:space="preserve">Futtatások</w:t>
+      </w:r>
+      <w:r/>
+    </w:p>
+    <w:tbl>
+      <w:tblPr>
+        <w:tblW w:w="9600" w:type="dxa"/>
+        <w:tblBorders>
+          <w:top w:val="single" w:color="000000" w:sz="4" w:space="0"/>
+          <w:left w:val="single" w:color="000000" w:sz="4" w:space="0"/>
+          <w:bottom w:val="single" w:color="000000" w:sz="4" w:space="0"/>
+          <w:right w:val="single" w:color="000000" w:sz="4" w:space="0"/>
+          <w:insideH w:val="single" w:color="000000" w:sz="4" w:space="0"/>
+          <w:insideV w:val="single" w:color="000000" w:sz="4" w:space="0"/>
+        </w:tblBorders>
+        <w:tblLook w:val="04A0" w:firstRow="1" w:lastRow="0" w:firstColumn="1" w:lastColumn="0" w:noHBand="0" w:noVBand="1"/>
+      </w:tblPr>
+      <w:tblGrid>
+        <w:gridCol w:w="1500"/>
+        <w:gridCol w:w="1500"/>
+        <w:gridCol w:w="3500"/>
+        <w:gridCol w:w="1500"/>
+        <w:gridCol w:w="1600"/>
+      </w:tblGrid>
+      <w:tr>
+        <w:trPr>
+          <w:tblHeader/>
+        </w:trPr>
+        <w:tc>
+          <w:tcPr>
+            <w:shd w:val="clear" w:color="ffffff" w:fill="2e5fa3"/>
+            <w:tcBorders/>
+            <w:tcMar>
+              <w:left w:w="110" w:type="dxa"/>
+              <w:top w:w="90" w:type="dxa"/>
+              <w:right w:w="110" w:type="dxa"/>
+              <w:bottom w:w="90" w:type="dxa"/>
+            </w:tcMar>
+            <w:tcW w:w="1500" w:type="dxa"/>
+          </w:tcPr>
+          <w:p>
+            <w:pPr>
+              <w:pBdr/>
+              <w:spacing/>
+              <w:ind/>
+              <w:rPr/>
+            </w:pPr>
+            <w:r>
+              <w:rPr>
+                <w:b/>
+                <w:bCs/>
+                <w:color w:val="ffffff"/>
+                <w:sz w:val="20"/>
+                <w:szCs w:val="20"/>
+              </w:rPr>
+              <w:t xml:space="preserve">Dátum</w:t>
+            </w:r>
+            <w:r/>
+          </w:p>
+        </w:tc>
+        <w:tc>
+          <w:tcPr>
+            <w:shd w:val="clear" w:color="ffffff" w:fill="2e5fa3"/>
+            <w:tcBorders/>
+            <w:tcMar>
+              <w:left w:w="110" w:type="dxa"/>
+              <w:top w:w="90" w:type="dxa"/>
+              <w:right w:w="110" w:type="dxa"/>
+              <w:bottom w:w="90" w:type="dxa"/>
+            </w:tcMar>
+            <w:tcW w:w="1500" w:type="dxa"/>
+          </w:tcPr>
+          <w:p>
+            <w:pPr>
+              <w:pBdr/>
+              <w:spacing/>
+              <w:ind/>
+              <w:rPr/>
+            </w:pPr>
+            <w:r>
+              <w:rPr>
+                <w:b/>
+                <w:bCs/>
+                <w:color w:val="ffffff"/>
+                <w:sz w:val="20"/>
+                <w:szCs w:val="20"/>
+              </w:rPr>
+              <w:t xml:space="preserve">Tesztelő</w:t>
+            </w:r>
+            <w:r/>
+          </w:p>
+        </w:tc>
+        <w:tc>
+          <w:tcPr>
+            <w:shd w:val="clear" w:color="ffffff" w:fill="2e5fa3"/>
+            <w:tcBorders/>
+            <w:tcMar>
+              <w:left w:w="110" w:type="dxa"/>
+              <w:top w:w="90" w:type="dxa"/>
+              <w:right w:w="110" w:type="dxa"/>
+              <w:bottom w:w="90" w:type="dxa"/>
+            </w:tcMar>
+            <w:tcW w:w="3500" w:type="dxa"/>
+          </w:tcPr>
+          <w:p>
+            <w:pPr>
+              <w:pBdr/>
+              <w:spacing/>
+              <w:ind/>
+              <w:rPr/>
+            </w:pPr>
+            <w:r>
+              <w:rPr>
+                <w:b/>
+                <w:bCs/>
+                <w:color w:val="ffffff"/>
+                <w:sz w:val="20"/>
+                <w:szCs w:val="20"/>
+              </w:rPr>
+              <w:t xml:space="preserve">Tényleges eredmény</w:t>
+            </w:r>
+            <w:r/>
+          </w:p>
+        </w:tc>
+        <w:tc>
+          <w:tcPr>
+            <w:shd w:val="clear" w:color="ffffff" w:fill="2e5fa3"/>
+            <w:tcBorders/>
+            <w:tcMar>
+              <w:left w:w="110" w:type="dxa"/>
+              <w:top w:w="90" w:type="dxa"/>
+              <w:right w:w="110" w:type="dxa"/>
+              <w:bottom w:w="90" w:type="dxa"/>
+            </w:tcMar>
+            <w:tcW w:w="1500" w:type="dxa"/>
+          </w:tcPr>
+          <w:p>
+            <w:pPr>
+              <w:pBdr/>
+              <w:spacing/>
+              <w:ind/>
+              <w:rPr/>
+            </w:pPr>
+            <w:r>
+              <w:rPr>
+                <w:b/>
+                <w:bCs/>
+                <w:color w:val="ffffff"/>
+                <w:sz w:val="20"/>
+                <w:szCs w:val="20"/>
+              </w:rPr>
+              <w:t xml:space="preserve">Eredmény</w:t>
+            </w:r>
+            <w:r/>
+          </w:p>
+        </w:tc>
+        <w:tc>
+          <w:tcPr>
+            <w:shd w:val="clear" w:color="ffffff" w:fill="2e5fa3"/>
+            <w:tcBorders/>
+            <w:tcMar>
+              <w:left w:w="110" w:type="dxa"/>
+              <w:top w:w="90" w:type="dxa"/>
+              <w:right w:w="110" w:type="dxa"/>
+              <w:bottom w:w="90" w:type="dxa"/>
+            </w:tcMar>
+            <w:tcW w:w="1600" w:type="dxa"/>
+          </w:tcPr>
+          <w:p>
+            <w:pPr>
+              <w:pBdr/>
+              <w:spacing/>
+              <w:ind/>
+              <w:rPr/>
+            </w:pPr>
+            <w:r>
+              <w:rPr>
+                <w:b/>
+                <w:bCs/>
+                <w:color w:val="ffffff"/>
+                <w:sz w:val="20"/>
+                <w:szCs w:val="20"/>
+              </w:rPr>
+              <w:t xml:space="preserve">Hibajegy</w:t>
+            </w:r>
+            <w:r/>
+          </w:p>
+        </w:tc>
+      </w:tr>
+      <w:tr>
+        <w:trPr>
+          <w:cantSplit/>
+        </w:trPr>
+        <w:tc>
+          <w:tcPr>
+            <w:tcBorders/>
+            <w:tcMar>
+              <w:left w:w="110" w:type="dxa"/>
+              <w:top w:w="90" w:type="dxa"/>
+              <w:right w:w="110" w:type="dxa"/>
+              <w:bottom w:w="90" w:type="dxa"/>
+            </w:tcMar>
+            <w:tcW w:w="1500" w:type="dxa"/>
+          </w:tcPr>
+          <w:p>
+            <w:pPr>
+              <w:pBdr/>
+              <w:spacing/>
+              <w:ind/>
+              <w:rPr/>
+            </w:pPr>
+            <w:r>
+              <w:rPr>
+                <w:b w:val="0"/>
+                <w:bCs w:val="0"/>
+                <w:sz w:val="20"/>
+                <w:szCs w:val="20"/>
+              </w:rPr>
+              <w:t xml:space="preserve">2026-10-11</w:t>
+            </w:r>
+            <w:r/>
+          </w:p>
+        </w:tc>
+        <w:tc>
+          <w:tcPr>
+            <w:tcBorders/>
+            <w:tcMar>
+              <w:left w:w="110" w:type="dxa"/>
+              <w:top w:w="90" w:type="dxa"/>
+              <w:right w:w="110" w:type="dxa"/>
+              <w:bottom w:w="90" w:type="dxa"/>
+            </w:tcMar>
+            <w:tcW w:w="1500" w:type="dxa"/>
+          </w:tcPr>
+          <w:p>
+            <w:pPr>
+              <w:pBdr/>
+              <w:spacing/>
+              <w:ind/>
+              <w:rPr/>
+            </w:pPr>
+            <w:r>
+              <w:rPr>
+                <w:b w:val="0"/>
+                <w:bCs w:val="0"/>
+                <w:sz w:val="20"/>
+                <w:szCs w:val="20"/>
+              </w:rPr>
+              <w:t xml:space="preserve">Tesztelő csapat</w:t>
+            </w:r>
+            <w:r/>
+          </w:p>
+        </w:tc>
+        <w:tc>
+          <w:tcPr>
+            <w:tcBorders/>
+            <w:tcMar>
+              <w:left w:w="110" w:type="dxa"/>
+              <w:top w:w="90" w:type="dxa"/>
+              <w:right w:w="110" w:type="dxa"/>
+              <w:bottom w:w="90" w:type="dxa"/>
+            </w:tcMar>
+            <w:tcW w:w="3500" w:type="dxa"/>
+          </w:tcPr>
+          <w:p>
+            <w:pPr>
+              <w:pBdr/>
+              <w:spacing/>
+              <w:ind/>
+              <w:rPr/>
+            </w:pPr>
+            <w:r>
+              <w:rPr>
+                <w:b w:val="0"/>
+                <w:bCs w:val="0"/>
+                <w:sz w:val="20"/>
+                <w:szCs w:val="20"/>
+              </w:rPr>
+              <w:t xml:space="preserve">„Érvénytelen mező.” hibaüzenet jelent meg, a tábla nem törlődött, a játékállás megmaradt.</w:t>
+            </w:r>
+            <w:r/>
+          </w:p>
+        </w:tc>
+        <w:tc>
+          <w:tcPr>
+            <w:tcBorders/>
+            <w:tcMar>
+              <w:left w:w="110" w:type="dxa"/>
+              <w:top w:w="90" w:type="dxa"/>
+              <w:right w:w="110" w:type="dxa"/>
+              <w:bottom w:w="90" w:type="dxa"/>
+            </w:tcMar>
+            <w:tcW w:w="1500" w:type="dxa"/>
+          </w:tcPr>
+          <w:p>
+            <w:pPr>
+              <w:pBdr/>
+              <w:spacing/>
+              <w:ind/>
+              <w:rPr/>
+            </w:pPr>
+            <w:r>
+              <w:rPr>
+                <w:b/>
+                <w:bCs/>
+                <w:color w:val="c62828"/>
+                <w:sz w:val="20"/>
+                <w:szCs w:val="20"/>
+              </w:rPr>
+              <w:t xml:space="preserve">Sikertelen</w:t>
+            </w:r>
+            <w:r/>
+          </w:p>
+        </w:tc>
+        <w:tc>
+          <w:tcPr>
+            <w:tcBorders/>
+            <w:tcMar>
+              <w:left w:w="110" w:type="dxa"/>
+              <w:top w:w="90" w:type="dxa"/>
+              <w:right w:w="110" w:type="dxa"/>
+              <w:bottom w:w="90" w:type="dxa"/>
+            </w:tcMar>
+            <w:tcW w:w="1600" w:type="dxa"/>
+          </w:tcPr>
+          <w:p>
+            <w:pPr>
+              <w:pBdr/>
+              <w:spacing/>
+              <w:ind/>
+              <w:rPr/>
+            </w:pPr>
+            <w:r>
+              <w:rPr>
+                <w:b w:val="0"/>
+                <w:bCs w:val="0"/>
+                <w:sz w:val="20"/>
+                <w:szCs w:val="20"/>
+              </w:rPr>
+              <w:t xml:space="preserve">BUG-0</w:t>
+            </w:r>
+            <w:r>
+              <w:rPr>
+                <w:b w:val="0"/>
+                <w:bCs w:val="0"/>
+                <w:sz w:val="20"/>
+                <w:szCs w:val="20"/>
+                <w:lang w:val="hu-HU"/>
+              </w:rPr>
+              <w:t xml:space="preserve">7</w:t>
+            </w:r>
+            <w:r/>
+          </w:p>
+        </w:tc>
+      </w:tr>
+      <w:tr>
+        <w:trPr/>
+        <w:tc>
+          <w:tcPr>
+            <w:tcBorders/>
+            <w:tcMar>
+              <w:left w:w="110" w:type="dxa"/>
+              <w:top w:w="90" w:type="dxa"/>
+              <w:right w:w="110" w:type="dxa"/>
+              <w:bottom w:w="90" w:type="dxa"/>
+            </w:tcMar>
+            <w:tcW w:w="1500" w:type="dxa"/>
+            <w:vMerge w:val="restart"/>
+          </w:tcPr>
+          <w:p>
+            <w:pPr>
+              <w:pBdr/>
+              <w:spacing/>
+              <w:ind/>
+              <w:rPr>
+                <w:b w:val="0"/>
+                <w:bCs w:val="0"/>
+                <w:sz w:val="20"/>
+                <w:szCs w:val="20"/>
+              </w:rPr>
+            </w:pPr>
+            <w:r>
+              <w:rPr>
+                <w:b w:val="0"/>
+                <w:bCs w:val="0"/>
+                <w:sz w:val="20"/>
+                <w:szCs w:val="20"/>
+                <w:lang w:val="hu-HU"/>
+              </w:rPr>
+              <w:t xml:space="preserve">2026-10-11</w:t>
+            </w:r>
+            <w:r>
+              <w:rPr>
+                <w:b w:val="0"/>
+                <w:bCs w:val="0"/>
+                <w:sz w:val="20"/>
+                <w:szCs w:val="20"/>
+              </w:rPr>
+            </w:r>
+          </w:p>
+        </w:tc>
+        <w:tc>
+          <w:tcPr>
+            <w:tcBorders/>
+            <w:tcMar>
+              <w:left w:w="110" w:type="dxa"/>
+              <w:top w:w="90" w:type="dxa"/>
+              <w:right w:w="110" w:type="dxa"/>
+              <w:bottom w:w="90" w:type="dxa"/>
+            </w:tcMar>
+            <w:tcW w:w="1500" w:type="dxa"/>
+            <w:vMerge w:val="restart"/>
+          </w:tcPr>
+          <w:p>
+            <w:pPr>
+              <w:pBdr/>
+              <w:spacing/>
+              <w:ind/>
+              <w:rPr>
+                <w:b w:val="0"/>
+                <w:bCs w:val="0"/>
+                <w:sz w:val="20"/>
+                <w:szCs w:val="20"/>
+              </w:rPr>
+            </w:pPr>
+            <w:r>
+              <w:rPr>
+                <w:b w:val="0"/>
+                <w:bCs w:val="0"/>
+                <w:sz w:val="20"/>
+                <w:szCs w:val="20"/>
+                <w:lang w:val="hu-HU"/>
+              </w:rPr>
+              <w:t xml:space="preserve">Backend fejlesztő</w:t>
+            </w:r>
+            <w:r>
+              <w:rPr>
+                <w:b w:val="0"/>
+                <w:bCs w:val="0"/>
+                <w:sz w:val="20"/>
+                <w:szCs w:val="20"/>
+              </w:rPr>
+            </w:r>
+          </w:p>
+        </w:tc>
+        <w:tc>
+          <w:tcPr>
+            <w:tcBorders/>
+            <w:tcMar>
+              <w:left w:w="110" w:type="dxa"/>
+              <w:top w:w="90" w:type="dxa"/>
+              <w:right w:w="110" w:type="dxa"/>
+              <w:bottom w:w="90" w:type="dxa"/>
+            </w:tcMar>
+            <w:tcW w:w="3500" w:type="dxa"/>
+            <w:vMerge w:val="restart"/>
+          </w:tcPr>
+          <w:p>
+            <w:pPr>
+              <w:pBdr/>
+              <w:spacing/>
+              <w:ind/>
+              <w:rPr>
+                <w:b w:val="0"/>
+                <w:bCs w:val="0"/>
+                <w:sz w:val="20"/>
+                <w:szCs w:val="20"/>
+              </w:rPr>
+            </w:pPr>
+            <w:r>
+              <w:rPr>
+                <w:b w:val="0"/>
+                <w:bCs w:val="0"/>
+                <w:sz w:val="20"/>
+                <w:szCs w:val="20"/>
+                <w:lang w:val="hu-HU"/>
+              </w:rPr>
+              <w:t xml:space="preserve">Az 5x5 kiválasztása és ezután az új játékra való kattintás után az 5x5 tábla megjelenik és játszható.</w:t>
+            </w:r>
+            <w:r>
+              <w:rPr>
+                <w:b w:val="0"/>
+                <w:bCs w:val="0"/>
+                <w:sz w:val="20"/>
+                <w:szCs w:val="20"/>
+              </w:rPr>
+            </w:r>
+          </w:p>
+        </w:tc>
+        <w:tc>
+          <w:tcPr>
+            <w:tcBorders/>
+            <w:tcMar>
+              <w:left w:w="110" w:type="dxa"/>
+              <w:top w:w="90" w:type="dxa"/>
+              <w:right w:w="110" w:type="dxa"/>
+              <w:bottom w:w="90" w:type="dxa"/>
+            </w:tcMar>
+            <w:tcW w:w="1500" w:type="dxa"/>
+            <w:vMerge w:val="restart"/>
+          </w:tcPr>
+          <w:p>
+            <w:pPr>
+              <w:pBdr/>
+              <w:spacing/>
+              <w:ind/>
+              <w:rPr/>
+            </w:pPr>
+            <w:r>
+              <w:rPr>
+                <w:b/>
+                <w:bCs/>
+                <w:color w:val="2e7d32"/>
+                <w:sz w:val="20"/>
+                <w:szCs w:val="20"/>
+              </w:rPr>
+              <w:t xml:space="preserve">Sikeres</w:t>
+            </w:r>
+            <w:r/>
+            <w:r/>
+          </w:p>
+        </w:tc>
+        <w:tc>
+          <w:tcPr>
+            <w:tcBorders/>
+            <w:tcMar>
+              <w:left w:w="110" w:type="dxa"/>
+              <w:top w:w="90" w:type="dxa"/>
+              <w:right w:w="110" w:type="dxa"/>
+              <w:bottom w:w="90" w:type="dxa"/>
+            </w:tcMar>
+            <w:tcW w:w="1600" w:type="dxa"/>
+            <w:vMerge w:val="restart"/>
+          </w:tcPr>
+          <w:p>
+            <w:pPr>
+              <w:pBdr/>
+              <w:spacing/>
+              <w:ind/>
+              <w:rPr/>
+            </w:pPr>
+            <w:r>
+              <w:rPr>
+                <w:b w:val="0"/>
+                <w:bCs w:val="0"/>
+                <w:sz w:val="20"/>
+                <w:szCs w:val="20"/>
+              </w:rPr>
+              <w:t xml:space="preserve">–</w:t>
+            </w:r>
+            <w:r/>
+            <w:r/>
+          </w:p>
+        </w:tc>
+      </w:tr>
+    </w:tbl>
+    <w:p>
+      <w:pPr>
+        <w:pBdr/>
+        <w:shd w:val="nil" w:color="auto"/>
+        <w:spacing/>
+        <w:ind/>
+        <w:rPr/>
+      </w:pPr>
+      <w:r>
+        <w:br w:type="page" w:clear="all"/>
+      </w:r>
+      <w:r/>
+    </w:p>
+    <w:tbl>
+      <w:tblPr>
+        <w:tblW w:w="9600" w:type="dxa"/>
+        <w:tblBorders>
+          <w:top w:val="single" w:color="000000" w:sz="4" w:space="0"/>
+          <w:left w:val="single" w:color="000000" w:sz="4" w:space="0"/>
+          <w:bottom w:val="single" w:color="000000" w:sz="4" w:space="0"/>
+          <w:right w:val="single" w:color="000000" w:sz="4" w:space="0"/>
+          <w:insideH w:val="single" w:color="000000" w:sz="4" w:space="0"/>
+          <w:insideV w:val="single" w:color="000000" w:sz="4" w:space="0"/>
+        </w:tblBorders>
+        <w:tblLook w:val="04A0" w:firstRow="1" w:lastRow="0" w:firstColumn="1" w:lastColumn="0" w:noHBand="0" w:noVBand="1"/>
+      </w:tblPr>
+      <w:tblGrid>
+        <w:gridCol w:w="2400"/>
+        <w:gridCol w:w="7200"/>
+      </w:tblGrid>
+      <w:tr>
+        <w:trPr/>
+        <w:tc>
+          <w:tcPr>
+            <w:gridSpan w:val="2"/>
+            <w:shd w:val="clear" w:color="ffffff" w:fill="2e5fa3"/>
+            <w:tcBorders/>
+            <w:tcMar>
+              <w:left w:w="110" w:type="dxa"/>
+              <w:top w:w="90" w:type="dxa"/>
+              <w:right w:w="110" w:type="dxa"/>
+              <w:bottom w:w="90" w:type="dxa"/>
+            </w:tcMar>
+            <w:tcW w:w="9600" w:type="dxa"/>
+          </w:tcPr>
+          <w:p>
+            <w:pPr>
+              <w:pBdr/>
+              <w:spacing/>
+              <w:ind/>
+              <w:rPr/>
+            </w:pPr>
+            <w:r>
+              <w:rPr>
+                <w:b/>
+                <w:bCs/>
+                <w:color w:val="ffffff"/>
+                <w:sz w:val="20"/>
+                <w:szCs w:val="20"/>
+              </w:rPr>
+              <w:t xml:space="preserve">TC-0</w:t>
+            </w:r>
+            <w:r>
+              <w:rPr>
+                <w:b/>
+                <w:bCs/>
+                <w:color w:val="ffffff"/>
+                <w:sz w:val="20"/>
+                <w:szCs w:val="20"/>
+                <w:lang w:val="hu-HU"/>
+              </w:rPr>
+              <w:t xml:space="preserve">8</w:t>
+            </w:r>
+            <w:r>
+              <w:rPr>
+                <w:b/>
+                <w:bCs/>
+                <w:color w:val="ffffff"/>
+                <w:sz w:val="20"/>
+                <w:szCs w:val="20"/>
+              </w:rPr>
+              <w:t xml:space="preserve">  –  A winning_fields formátuma győzelem után</w:t>
+            </w:r>
+            <w:r/>
+          </w:p>
+        </w:tc>
+      </w:tr>
+      <w:tr>
+        <w:trPr>
+          <w:cantSplit/>
+        </w:trPr>
+        <w:tc>
+          <w:tcPr>
+            <w:shd w:val="clear" w:color="ffffff" w:fill="dce6f1"/>
+            <w:tcBorders/>
+            <w:tcMar>
+              <w:left w:w="110" w:type="dxa"/>
+              <w:top w:w="90" w:type="dxa"/>
+              <w:right w:w="110" w:type="dxa"/>
+              <w:bottom w:w="90" w:type="dxa"/>
+            </w:tcMar>
+            <w:tcW w:w="2400" w:type="dxa"/>
+          </w:tcPr>
+          <w:p>
+            <w:pPr>
+              <w:pBdr/>
+              <w:spacing/>
+              <w:ind/>
+              <w:rPr/>
+            </w:pPr>
+            <w:r>
+              <w:rPr>
+                <w:b/>
+                <w:bCs/>
+                <w:sz w:val="20"/>
+                <w:szCs w:val="20"/>
+              </w:rPr>
+              <w:t xml:space="preserve">Cél</w:t>
+            </w:r>
+            <w:r/>
+          </w:p>
+        </w:tc>
+        <w:tc>
+          <w:tcPr>
+            <w:tcBorders/>
+            <w:tcMar>
+              <w:left w:w="110" w:type="dxa"/>
+              <w:top w:w="90" w:type="dxa"/>
+              <w:right w:w="110" w:type="dxa"/>
+              <w:bottom w:w="90" w:type="dxa"/>
+            </w:tcMar>
+            <w:tcW w:w="7200" w:type="dxa"/>
+          </w:tcPr>
+          <w:p>
+            <w:pPr>
+              <w:pBdr/>
+              <w:spacing/>
+              <w:ind/>
+              <w:rPr/>
+            </w:pPr>
+            <w:r>
+              <w:rPr>
+                <w:b w:val="0"/>
+                <w:bCs w:val="0"/>
+                <w:sz w:val="20"/>
+                <w:szCs w:val="20"/>
+              </w:rPr>
+              <w:t xml:space="preserve">Annak ellenőrzése, hogy a győzelem utáni válasz winning_fields mezője a specifikációban rögzített, lapos [sor, oszlop] párokból álló lista.</w:t>
+            </w:r>
+            <w:r/>
+          </w:p>
+        </w:tc>
+      </w:tr>
+      <w:tr>
+        <w:trPr>
+          <w:cantSplit/>
+        </w:trPr>
+        <w:tc>
+          <w:tcPr>
+            <w:shd w:val="clear" w:color="ffffff" w:fill="dce6f1"/>
+            <w:tcBorders/>
+            <w:tcMar>
+              <w:left w:w="110" w:type="dxa"/>
+              <w:top w:w="90" w:type="dxa"/>
+              <w:right w:w="110" w:type="dxa"/>
+              <w:bottom w:w="90" w:type="dxa"/>
+            </w:tcMar>
+            <w:tcW w:w="2400" w:type="dxa"/>
+          </w:tcPr>
+          <w:p>
+            <w:pPr>
+              <w:pBdr/>
+              <w:spacing/>
+              <w:ind/>
+              <w:rPr/>
+            </w:pPr>
+            <w:r>
+              <w:rPr>
+                <w:b/>
+                <w:bCs/>
+                <w:sz w:val="20"/>
+                <w:szCs w:val="20"/>
+              </w:rPr>
+              <w:t xml:space="preserve">Lépések / bemenet</w:t>
+            </w:r>
+            <w:r/>
+          </w:p>
+        </w:tc>
+        <w:tc>
+          <w:tcPr>
+            <w:tcBorders/>
+            <w:tcMar>
+              <w:left w:w="110" w:type="dxa"/>
+              <w:top w:w="90" w:type="dxa"/>
+              <w:right w:w="110" w:type="dxa"/>
+              <w:bottom w:w="90" w:type="dxa"/>
+            </w:tcMar>
+            <w:tcW w:w="7200" w:type="dxa"/>
+          </w:tcPr>
+          <w:p>
+            <w:pPr>
+              <w:pBdr/>
+              <w:spacing/>
+              <w:ind/>
+              <w:rPr/>
+            </w:pPr>
+            <w:r>
+              <w:rPr>
+                <w:b w:val="0"/>
+                <w:bCs w:val="0"/>
+                <w:sz w:val="20"/>
+                <w:szCs w:val="20"/>
+              </w:rPr>
+              <w:t xml:space="preserve">1. Új játék indítása (3×3).
+2. Lépéssorozat: X (0,0) → O (1,0) → X (0,1) → O (1,1) → X (0,2).
+3. Az utolsó válasz winning_fields mezőjének vizsgálata.</w:t>
+            </w:r>
+            <w:r/>
+          </w:p>
+        </w:tc>
+      </w:tr>
+      <w:tr>
+        <w:trPr>
+          <w:cantSplit/>
+        </w:trPr>
+        <w:tc>
+          <w:tcPr>
+            <w:shd w:val="clear" w:color="ffffff" w:fill="dce6f1"/>
+            <w:tcBorders/>
+            <w:tcMar>
+              <w:left w:w="110" w:type="dxa"/>
+              <w:top w:w="90" w:type="dxa"/>
+              <w:right w:w="110" w:type="dxa"/>
+              <w:bottom w:w="90" w:type="dxa"/>
+            </w:tcMar>
+            <w:tcW w:w="2400" w:type="dxa"/>
+          </w:tcPr>
+          <w:p>
+            <w:pPr>
+              <w:pBdr/>
+              <w:spacing/>
+              <w:ind/>
+              <w:rPr/>
+            </w:pPr>
+            <w:r>
+              <w:rPr>
+                <w:b/>
+                <w:bCs/>
+                <w:sz w:val="20"/>
+                <w:szCs w:val="20"/>
+              </w:rPr>
+              <w:t xml:space="preserve">Elvárt eredmény</w:t>
+            </w:r>
+            <w:r/>
+          </w:p>
+        </w:tc>
+        <w:tc>
+          <w:tcPr>
+            <w:tcBorders/>
+            <w:tcMar>
+              <w:left w:w="110" w:type="dxa"/>
+              <w:top w:w="90" w:type="dxa"/>
+              <w:right w:w="110" w:type="dxa"/>
+              <w:bottom w:w="90" w:type="dxa"/>
+            </w:tcMar>
+            <w:tcW w:w="7200" w:type="dxa"/>
+          </w:tcPr>
+          <w:p>
+            <w:pPr>
+              <w:pBdr/>
+              <w:spacing/>
+              <w:ind/>
+              <w:rPr/>
+            </w:pPr>
+            <w:r>
+              <w:rPr>
+                <w:b w:val="0"/>
+                <w:bCs w:val="0"/>
+                <w:sz w:val="20"/>
+                <w:szCs w:val="20"/>
+              </w:rPr>
+              <w:t xml:space="preserve">winning_fields értéke [[0,0],[0,1],[0,2]].</w:t>
+            </w:r>
+            <w:r/>
+          </w:p>
+        </w:tc>
+      </w:tr>
+    </w:tbl>
+    <w:p>
+      <w:pPr>
+        <w:keepNext w:val="true"/>
+        <w:pBdr/>
+        <w:spacing w:after="60" w:before="60"/>
+        <w:ind/>
+        <w:rPr/>
+      </w:pPr>
+      <w:r>
+        <w:rPr>
+          <w:b/>
+          <w:bCs/>
+          <w:i/>
+          <w:iCs/>
+          <w:sz w:val="18"/>
+          <w:szCs w:val="18"/>
+        </w:rPr>
+        <w:t xml:space="preserve">Futtatások</w:t>
+      </w:r>
+      <w:r/>
+    </w:p>
+    <w:tbl>
+      <w:tblPr>
+        <w:tblW w:w="9600" w:type="dxa"/>
+        <w:tblBorders>
+          <w:top w:val="single" w:color="000000" w:sz="4" w:space="0"/>
+          <w:left w:val="single" w:color="000000" w:sz="4" w:space="0"/>
+          <w:bottom w:val="single" w:color="000000" w:sz="4" w:space="0"/>
+          <w:right w:val="single" w:color="000000" w:sz="4" w:space="0"/>
+          <w:insideH w:val="single" w:color="000000" w:sz="4" w:space="0"/>
+          <w:insideV w:val="single" w:color="000000" w:sz="4" w:space="0"/>
+        </w:tblBorders>
+        <w:tblLook w:val="04A0" w:firstRow="1" w:lastRow="0" w:firstColumn="1" w:lastColumn="0" w:noHBand="0" w:noVBand="1"/>
+      </w:tblPr>
+      <w:tblGrid>
+        <w:gridCol w:w="1500"/>
+        <w:gridCol w:w="1500"/>
+        <w:gridCol w:w="3500"/>
+        <w:gridCol w:w="1500"/>
+        <w:gridCol w:w="1600"/>
+      </w:tblGrid>
+      <w:tr>
+        <w:trPr>
+          <w:tblHeader/>
+        </w:trPr>
+        <w:tc>
+          <w:tcPr>
+            <w:shd w:val="clear" w:color="ffffff" w:fill="2e5fa3"/>
+            <w:tcBorders/>
+            <w:tcMar>
+              <w:left w:w="110" w:type="dxa"/>
+              <w:top w:w="90" w:type="dxa"/>
+              <w:right w:w="110" w:type="dxa"/>
+              <w:bottom w:w="90" w:type="dxa"/>
+            </w:tcMar>
+            <w:tcW w:w="1500" w:type="dxa"/>
+          </w:tcPr>
+          <w:p>
+            <w:pPr>
+              <w:pBdr/>
+              <w:spacing/>
+              <w:ind/>
+              <w:rPr/>
+            </w:pPr>
+            <w:r>
+              <w:rPr>
+                <w:b/>
+                <w:bCs/>
+                <w:color w:val="ffffff"/>
+                <w:sz w:val="20"/>
+                <w:szCs w:val="20"/>
+              </w:rPr>
+              <w:t xml:space="preserve">Dátum</w:t>
+            </w:r>
+            <w:r/>
+          </w:p>
+        </w:tc>
+        <w:tc>
+          <w:tcPr>
+            <w:shd w:val="clear" w:color="ffffff" w:fill="2e5fa3"/>
+            <w:tcBorders/>
+            <w:tcMar>
+              <w:left w:w="110" w:type="dxa"/>
+              <w:top w:w="90" w:type="dxa"/>
+              <w:right w:w="110" w:type="dxa"/>
+              <w:bottom w:w="90" w:type="dxa"/>
+            </w:tcMar>
+            <w:tcW w:w="1500" w:type="dxa"/>
+          </w:tcPr>
+          <w:p>
+            <w:pPr>
+              <w:pBdr/>
+              <w:spacing/>
+              <w:ind/>
+              <w:rPr/>
+            </w:pPr>
+            <w:r>
+              <w:rPr>
+                <w:b/>
+                <w:bCs/>
+                <w:color w:val="ffffff"/>
+                <w:sz w:val="20"/>
+                <w:szCs w:val="20"/>
+              </w:rPr>
+              <w:t xml:space="preserve">Tesztelő</w:t>
+            </w:r>
+            <w:r/>
+          </w:p>
+        </w:tc>
+        <w:tc>
+          <w:tcPr>
+            <w:shd w:val="clear" w:color="ffffff" w:fill="2e5fa3"/>
+            <w:tcBorders/>
+            <w:tcMar>
+              <w:left w:w="110" w:type="dxa"/>
+              <w:top w:w="90" w:type="dxa"/>
+              <w:right w:w="110" w:type="dxa"/>
+              <w:bottom w:w="90" w:type="dxa"/>
+            </w:tcMar>
+            <w:tcW w:w="3500" w:type="dxa"/>
+          </w:tcPr>
+          <w:p>
+            <w:pPr>
+              <w:pBdr/>
+              <w:spacing/>
+              <w:ind/>
+              <w:rPr/>
+            </w:pPr>
+            <w:r>
+              <w:rPr>
+                <w:b/>
+                <w:bCs/>
+                <w:color w:val="ffffff"/>
+                <w:sz w:val="20"/>
+                <w:szCs w:val="20"/>
+              </w:rPr>
+              <w:t xml:space="preserve">Tényleges eredmény</w:t>
+            </w:r>
+            <w:r/>
+          </w:p>
+        </w:tc>
+        <w:tc>
+          <w:tcPr>
+            <w:shd w:val="clear" w:color="ffffff" w:fill="2e5fa3"/>
+            <w:tcBorders/>
+            <w:tcMar>
+              <w:left w:w="110" w:type="dxa"/>
+              <w:top w:w="90" w:type="dxa"/>
+              <w:right w:w="110" w:type="dxa"/>
+              <w:bottom w:w="90" w:type="dxa"/>
+            </w:tcMar>
+            <w:tcW w:w="1500" w:type="dxa"/>
+          </w:tcPr>
+          <w:p>
+            <w:pPr>
+              <w:pBdr/>
+              <w:spacing/>
+              <w:ind/>
+              <w:rPr/>
+            </w:pPr>
+            <w:r>
+              <w:rPr>
+                <w:b/>
+                <w:bCs/>
+                <w:color w:val="ffffff"/>
+                <w:sz w:val="20"/>
+                <w:szCs w:val="20"/>
+              </w:rPr>
+              <w:t xml:space="preserve">Eredmény</w:t>
+            </w:r>
+            <w:r/>
+          </w:p>
+        </w:tc>
+        <w:tc>
+          <w:tcPr>
+            <w:shd w:val="clear" w:color="ffffff" w:fill="2e5fa3"/>
+            <w:tcBorders/>
+            <w:tcMar>
+              <w:left w:w="110" w:type="dxa"/>
+              <w:top w:w="90" w:type="dxa"/>
+              <w:right w:w="110" w:type="dxa"/>
+              <w:bottom w:w="90" w:type="dxa"/>
+            </w:tcMar>
+            <w:tcW w:w="1600" w:type="dxa"/>
+          </w:tcPr>
+          <w:p>
+            <w:pPr>
+              <w:pBdr/>
+              <w:spacing/>
+              <w:ind/>
+              <w:rPr/>
+            </w:pPr>
+            <w:r>
+              <w:rPr>
+                <w:b/>
+                <w:bCs/>
+                <w:color w:val="ffffff"/>
+                <w:sz w:val="20"/>
+                <w:szCs w:val="20"/>
+              </w:rPr>
+              <w:t xml:space="preserve">Hibajegy</w:t>
+            </w:r>
+            <w:r/>
+          </w:p>
+        </w:tc>
+      </w:tr>
+      <w:tr>
+        <w:trPr>
+          <w:cantSplit/>
+        </w:trPr>
+        <w:tc>
+          <w:tcPr>
+            <w:tcBorders/>
+            <w:tcMar>
+              <w:left w:w="110" w:type="dxa"/>
+              <w:top w:w="90" w:type="dxa"/>
+              <w:right w:w="110" w:type="dxa"/>
+              <w:bottom w:w="90" w:type="dxa"/>
+            </w:tcMar>
+            <w:tcW w:w="1500" w:type="dxa"/>
+          </w:tcPr>
+          <w:p>
+            <w:pPr>
+              <w:pBdr/>
+              <w:spacing/>
+              <w:ind/>
+              <w:rPr/>
+            </w:pPr>
+            <w:r>
+              <w:rPr>
+                <w:b w:val="0"/>
+                <w:bCs w:val="0"/>
+                <w:sz w:val="20"/>
+                <w:szCs w:val="20"/>
+              </w:rPr>
+              <w:t xml:space="preserve">2026-10-</w:t>
+            </w:r>
+            <w:r>
+              <w:rPr>
+                <w:b w:val="0"/>
+                <w:bCs w:val="0"/>
+                <w:sz w:val="20"/>
+                <w:szCs w:val="20"/>
+                <w:lang w:val="hu-HU"/>
+              </w:rPr>
+              <w:t xml:space="preserve">11</w:t>
+            </w:r>
+            <w:r/>
+          </w:p>
+        </w:tc>
+        <w:tc>
+          <w:tcPr>
+            <w:tcBorders/>
+            <w:tcMar>
+              <w:left w:w="110" w:type="dxa"/>
+              <w:top w:w="90" w:type="dxa"/>
+              <w:right w:w="110" w:type="dxa"/>
+              <w:bottom w:w="90" w:type="dxa"/>
+            </w:tcMar>
+            <w:tcW w:w="1500" w:type="dxa"/>
+          </w:tcPr>
+          <w:p>
+            <w:pPr>
+              <w:pBdr/>
+              <w:spacing/>
+              <w:ind/>
+              <w:rPr/>
+            </w:pPr>
+            <w:r>
+              <w:rPr>
+                <w:b w:val="0"/>
+                <w:bCs w:val="0"/>
+                <w:sz w:val="20"/>
+                <w:szCs w:val="20"/>
+              </w:rPr>
+              <w:t xml:space="preserve">Backend fejlesztő</w:t>
+            </w:r>
+            <w:r/>
+          </w:p>
+        </w:tc>
+        <w:tc>
+          <w:tcPr>
+            <w:tcBorders/>
+            <w:tcMar>
+              <w:left w:w="110" w:type="dxa"/>
+              <w:top w:w="90" w:type="dxa"/>
+              <w:right w:w="110" w:type="dxa"/>
+              <w:bottom w:w="90" w:type="dxa"/>
+            </w:tcMar>
+            <w:tcW w:w="3500" w:type="dxa"/>
+          </w:tcPr>
+          <w:p>
+            <w:pPr>
+              <w:pBdr/>
+              <w:spacing/>
+              <w:ind/>
+              <w:rPr/>
+            </w:pPr>
+            <w:r>
+              <w:rPr>
+                <w:b w:val="0"/>
+                <w:bCs w:val="0"/>
+                <w:sz w:val="20"/>
+                <w:szCs w:val="20"/>
+              </w:rPr>
+              <w:t xml:space="preserve">winning_fields értéke [[[0,0],[0,1],[0,2]]] – eggyel mélyebben beágyazott lista.</w:t>
+            </w:r>
+            <w:r/>
+          </w:p>
+        </w:tc>
+        <w:tc>
+          <w:tcPr>
+            <w:tcBorders/>
+            <w:tcMar>
+              <w:left w:w="110" w:type="dxa"/>
+              <w:top w:w="90" w:type="dxa"/>
+              <w:right w:w="110" w:type="dxa"/>
+              <w:bottom w:w="90" w:type="dxa"/>
+            </w:tcMar>
+            <w:tcW w:w="1500" w:type="dxa"/>
+          </w:tcPr>
+          <w:p>
+            <w:pPr>
+              <w:pBdr/>
+              <w:spacing/>
+              <w:ind/>
+              <w:rPr/>
+            </w:pPr>
+            <w:r>
+              <w:rPr>
+                <w:b/>
+                <w:bCs/>
+                <w:color w:val="c62828"/>
+                <w:sz w:val="20"/>
+                <w:szCs w:val="20"/>
+              </w:rPr>
+              <w:t xml:space="preserve">Sikertelen</w:t>
+            </w:r>
+            <w:r/>
+          </w:p>
+        </w:tc>
+        <w:tc>
+          <w:tcPr>
+            <w:tcBorders/>
+            <w:tcMar>
+              <w:left w:w="110" w:type="dxa"/>
+              <w:top w:w="90" w:type="dxa"/>
+              <w:right w:w="110" w:type="dxa"/>
+              <w:bottom w:w="90" w:type="dxa"/>
+            </w:tcMar>
+            <w:tcW w:w="1600" w:type="dxa"/>
+          </w:tcPr>
+          <w:p>
+            <w:pPr>
+              <w:pBdr/>
+              <w:spacing/>
+              <w:ind/>
+              <w:rPr/>
+            </w:pPr>
+            <w:r>
+              <w:rPr>
+                <w:b w:val="0"/>
+                <w:bCs w:val="0"/>
+                <w:sz w:val="20"/>
+                <w:szCs w:val="20"/>
+              </w:rPr>
+              <w:t xml:space="preserve">BUG-0</w:t>
+            </w:r>
+            <w:r>
+              <w:rPr>
+                <w:b w:val="0"/>
+                <w:bCs w:val="0"/>
+                <w:sz w:val="20"/>
+                <w:szCs w:val="20"/>
+                <w:lang w:val="hu-HU"/>
+              </w:rPr>
+              <w:t xml:space="preserve">8</w:t>
+            </w:r>
+            <w:r/>
+          </w:p>
+        </w:tc>
+      </w:tr>
+      <w:tr>
+        <w:trPr/>
+        <w:tc>
+          <w:tcPr>
+            <w:tcBorders/>
+            <w:tcMar>
+              <w:left w:w="110" w:type="dxa"/>
+              <w:top w:w="90" w:type="dxa"/>
+              <w:right w:w="110" w:type="dxa"/>
+              <w:bottom w:w="90" w:type="dxa"/>
+            </w:tcMar>
+            <w:tcW w:w="1500" w:type="dxa"/>
+            <w:vMerge w:val="restart"/>
+          </w:tcPr>
+          <w:p>
+            <w:pPr>
+              <w:pBdr/>
+              <w:spacing/>
+              <w:ind/>
+              <w:rPr/>
+            </w:pPr>
+            <w:r>
+              <w:rPr>
+                <w:b w:val="0"/>
+                <w:bCs w:val="0"/>
+                <w:sz w:val="20"/>
+                <w:szCs w:val="20"/>
+              </w:rPr>
+              <w:t xml:space="preserve">2026-10-</w:t>
+            </w:r>
+            <w:r>
+              <w:rPr>
+                <w:b w:val="0"/>
+                <w:bCs w:val="0"/>
+                <w:sz w:val="20"/>
+                <w:szCs w:val="20"/>
+                <w:lang w:val="hu-HU"/>
+              </w:rPr>
+              <w:t xml:space="preserve">11</w:t>
+            </w:r>
+            <w:r/>
+          </w:p>
+        </w:tc>
+        <w:tc>
+          <w:tcPr>
+            <w:tcBorders/>
+            <w:tcMar>
+              <w:left w:w="110" w:type="dxa"/>
+              <w:top w:w="90" w:type="dxa"/>
+              <w:right w:w="110" w:type="dxa"/>
+              <w:bottom w:w="90" w:type="dxa"/>
+            </w:tcMar>
+            <w:tcW w:w="1500" w:type="dxa"/>
+            <w:vMerge w:val="restart"/>
+          </w:tcPr>
+          <w:p>
+            <w:pPr>
+              <w:pBdr/>
+              <w:spacing/>
+              <w:ind/>
+              <w:rPr/>
+            </w:pPr>
+            <w:r>
+              <w:rPr>
+                <w:b w:val="0"/>
+                <w:bCs w:val="0"/>
+                <w:sz w:val="20"/>
+                <w:szCs w:val="20"/>
+              </w:rPr>
+              <w:t xml:space="preserve">Backend fejlesztő</w:t>
+            </w:r>
+            <w:r/>
+          </w:p>
+        </w:tc>
+        <w:tc>
+          <w:tcPr>
+            <w:tcBorders/>
+            <w:tcMar>
+              <w:left w:w="110" w:type="dxa"/>
+              <w:top w:w="90" w:type="dxa"/>
+              <w:right w:w="110" w:type="dxa"/>
+              <w:bottom w:w="90" w:type="dxa"/>
+            </w:tcMar>
+            <w:tcW w:w="3500" w:type="dxa"/>
+            <w:vMerge w:val="restart"/>
+          </w:tcPr>
+          <w:p>
+            <w:pPr>
+              <w:pBdr/>
+              <w:spacing/>
+              <w:ind/>
+              <w:rPr/>
+            </w:pPr>
+            <w:r>
+              <w:rPr>
+                <w:b w:val="0"/>
+                <w:bCs w:val="0"/>
+                <w:sz w:val="20"/>
+                <w:szCs w:val="20"/>
+              </w:rPr>
+              <w:t xml:space="preserve">winning_fields értéke [[0,0],[0,1],[0,2]] – megegyezik az elvárttal.</w:t>
+            </w:r>
+            <w:r/>
+          </w:p>
+        </w:tc>
+        <w:tc>
+          <w:tcPr>
+            <w:tcBorders/>
+            <w:tcMar>
+              <w:left w:w="110" w:type="dxa"/>
+              <w:top w:w="90" w:type="dxa"/>
+              <w:right w:w="110" w:type="dxa"/>
+              <w:bottom w:w="90" w:type="dxa"/>
+            </w:tcMar>
+            <w:tcW w:w="1500" w:type="dxa"/>
+            <w:vMerge w:val="restart"/>
+          </w:tcPr>
+          <w:p>
+            <w:pPr>
+              <w:pBdr/>
+              <w:spacing/>
+              <w:ind/>
+              <w:rPr/>
+            </w:pPr>
+            <w:r>
+              <w:rPr>
+                <w:b/>
+                <w:bCs/>
+                <w:color w:val="2e7d32"/>
+                <w:sz w:val="20"/>
+                <w:szCs w:val="20"/>
+              </w:rPr>
+              <w:t xml:space="preserve">Sikeres</w:t>
+            </w:r>
+            <w:r/>
+          </w:p>
+        </w:tc>
+        <w:tc>
+          <w:tcPr>
+            <w:tcBorders/>
+            <w:tcMar>
+              <w:left w:w="110" w:type="dxa"/>
+              <w:top w:w="90" w:type="dxa"/>
+              <w:right w:w="110" w:type="dxa"/>
+              <w:bottom w:w="90" w:type="dxa"/>
+            </w:tcMar>
+            <w:tcW w:w="1600" w:type="dxa"/>
+            <w:vMerge w:val="restart"/>
+          </w:tcPr>
+          <w:p>
+            <w:pPr>
+              <w:pBdr/>
+              <w:spacing/>
+              <w:ind/>
+              <w:rPr/>
+            </w:pPr>
+            <w:r>
+              <w:rPr>
+                <w:b w:val="0"/>
+                <w:bCs w:val="0"/>
+                <w:sz w:val="20"/>
+                <w:szCs w:val="20"/>
+              </w:rPr>
+              <w:t xml:space="preserve">–</w:t>
+            </w:r>
+            <w:r/>
+          </w:p>
+        </w:tc>
+      </w:tr>
+    </w:tbl>
+    <w:p>
+      <w:pPr>
+        <w:pBdr/>
+        <w:spacing w:after="120"/>
+        <w:ind/>
+        <w:rPr/>
+      </w:pPr>
+      <w:r/>
       <w:r/>
     </w:p>
     <w:p>
